--- a/word/015 - Classification.docx
+++ b/word/015 - Classification.docx
@@ -1,6 +1,6 @@
 
 <file path=word/document.xml><?xml version="1.0" encoding="utf-8"?>
-<w:document xmlns:wpc="http://schemas.microsoft.com/office/word/2010/wordprocessingCanvas" xmlns:cx="http://schemas.microsoft.com/office/drawing/2014/chartex" xmlns:cx1="http://schemas.microsoft.com/office/drawing/2015/9/8/chartex" xmlns:cx2="http://schemas.microsoft.com/office/drawing/2015/10/21/chartex" xmlns:cx3="http://schemas.microsoft.com/office/drawing/2016/5/9/chartex" xmlns:cx4="http://schemas.microsoft.com/office/drawing/2016/5/10/chartex" xmlns:cx5="http://schemas.microsoft.com/office/drawing/2016/5/11/chartex" xmlns:cx6="http://schemas.microsoft.com/office/drawing/2016/5/12/chartex" xmlns:cx7="http://schemas.microsoft.com/office/drawing/2016/5/13/chartex" xmlns:cx8="http://schemas.microsoft.com/office/drawing/2016/5/14/chartex" xmlns:mc="http://schemas.openxmlformats.org/markup-compatibility/2006" xmlns:aink="http://schemas.microsoft.com/office/drawing/2016/ink" xmlns:am3d="http://schemas.microsoft.com/office/drawing/2017/model3d" xmlns:o="urn:schemas-microsoft-com:office:office" xmlns:r="http://schemas.openxmlformats.org/officeDocument/2006/relationships" xmlns:m="http://schemas.openxmlformats.org/officeDocument/2006/math" xmlns:v="urn:schemas-microsoft-com:vml" xmlns:wp14="http://schemas.microsoft.com/office/word/2010/wordprocessingDrawing" xmlns:wp="http://schemas.openxmlformats.org/drawingml/2006/wordprocessingDrawing" xmlns:w10="urn:schemas-microsoft-com:office:word" xmlns:w="http://schemas.openxmlformats.org/wordprocessingml/2006/main" xmlns:w14="http://schemas.microsoft.com/office/word/2010/wordml" xmlns:w15="http://schemas.microsoft.com/office/word/2012/wordml" xmlns:w16cex="http://schemas.microsoft.com/office/word/2018/wordml/cex" xmlns:w16cid="http://schemas.microsoft.com/office/word/2016/wordml/cid" xmlns:w16="http://schemas.microsoft.com/office/word/2018/wordml" xmlns:w16sdtdh="http://schemas.microsoft.com/office/word/2020/wordml/sdtdatahash" xmlns:w16se="http://schemas.microsoft.com/office/word/2015/wordml/symex" xmlns:wpg="http://schemas.microsoft.com/office/word/2010/wordprocessingGroup" xmlns:wpi="http://schemas.microsoft.com/office/word/2010/wordprocessingInk" xmlns:wne="http://schemas.microsoft.com/office/word/2006/wordml" xmlns:wps="http://schemas.microsoft.com/office/word/2010/wordprocessingShape" mc:Ignorable="w14 w15 w16se w16cid w16 w16cex w16sdtdh wp14">
+<w:document xmlns:wpc="http://schemas.microsoft.com/office/word/2010/wordprocessingCanvas" xmlns:cx="http://schemas.microsoft.com/office/drawing/2014/chartex" xmlns:cx1="http://schemas.microsoft.com/office/drawing/2015/9/8/chartex" xmlns:cx2="http://schemas.microsoft.com/office/drawing/2015/10/21/chartex" xmlns:cx3="http://schemas.microsoft.com/office/drawing/2016/5/9/chartex" xmlns:cx4="http://schemas.microsoft.com/office/drawing/2016/5/10/chartex" xmlns:cx5="http://schemas.microsoft.com/office/drawing/2016/5/11/chartex" xmlns:cx6="http://schemas.microsoft.com/office/drawing/2016/5/12/chartex" xmlns:cx7="http://schemas.microsoft.com/office/drawing/2016/5/13/chartex" xmlns:cx8="http://schemas.microsoft.com/office/drawing/2016/5/14/chartex" xmlns:mc="http://schemas.openxmlformats.org/markup-compatibility/2006" xmlns:aink="http://schemas.microsoft.com/office/drawing/2016/ink" xmlns:am3d="http://schemas.microsoft.com/office/drawing/2017/model3d" xmlns:o="urn:schemas-microsoft-com:office:office" xmlns:oel="http://schemas.microsoft.com/office/2019/extlst" xmlns:r="http://schemas.openxmlformats.org/officeDocument/2006/relationships" xmlns:m="http://schemas.openxmlformats.org/officeDocument/2006/math" xmlns:v="urn:schemas-microsoft-com:vml" xmlns:wp14="http://schemas.microsoft.com/office/word/2010/wordprocessingDrawing" xmlns:wp="http://schemas.openxmlformats.org/drawingml/2006/wordprocessingDrawing" xmlns:w10="urn:schemas-microsoft-com:office:word" xmlns:w="http://schemas.openxmlformats.org/wordprocessingml/2006/main" xmlns:w14="http://schemas.microsoft.com/office/word/2010/wordml" xmlns:w15="http://schemas.microsoft.com/office/word/2012/wordml" xmlns:w16cex="http://schemas.microsoft.com/office/word/2018/wordml/cex" xmlns:w16cid="http://schemas.microsoft.com/office/word/2016/wordml/cid" xmlns:w16="http://schemas.microsoft.com/office/word/2018/wordml" xmlns:w16sdtdh="http://schemas.microsoft.com/office/word/2020/wordml/sdtdatahash" xmlns:w16se="http://schemas.microsoft.com/office/word/2015/wordml/symex" xmlns:wpg="http://schemas.microsoft.com/office/word/2010/wordprocessingGroup" xmlns:wpi="http://schemas.microsoft.com/office/word/2010/wordprocessingInk" xmlns:wne="http://schemas.microsoft.com/office/word/2006/wordml" xmlns:wps="http://schemas.microsoft.com/office/word/2010/wordprocessingShape" mc:Ignorable="w14 w15 w16se w16cid w16 w16cex w16sdtdh wp14">
   <w:body>
     <w:p>
       <w:pPr>
@@ -52,37 +52,208 @@
     </w:p>
     <w:p>
       <w:r>
-        <w:t xml:space="preserve">Congratulations, we've worked through how to find the best possible parameters for a linear regression model, given our training data. We can use the most basic statistics approach, which is </w:t>
+        <w:t xml:space="preserve">Congratulations, </w:t>
+      </w:r>
+      <w:r>
+        <w:t>we've</w:t>
+      </w:r>
+      <w:r>
+        <w:t xml:space="preserve"> worked through how to find the best possible parameters for a linear regression model, given our training data.</w:t>
+      </w:r>
+      <w:r>
+        <w:t xml:space="preserve"> </w:t>
+      </w:r>
+      <w:r>
+        <w:t xml:space="preserve">We can use the most basic statistics approach, which is </w:t>
       </w:r>
       <w:r>
         <w:t>straightforward</w:t>
       </w:r>
       <w:r>
-        <w:t xml:space="preserve"> to implement, even in Excel. The ordinary least squares matrix closed form solution is extremely power and has many use cases, beyond machine learning. My first go at any data set will typically be using that equation. It given a </w:t>
+        <w:t xml:space="preserve"> to implement, even in Excel.</w:t>
+      </w:r>
+      <w:r>
+        <w:t xml:space="preserve"> </w:t>
+      </w:r>
+      <w:r>
+        <w:t xml:space="preserve">The ordinary least squares matrix </w:t>
+      </w:r>
+      <w:r>
+        <w:t>closed-form</w:t>
+      </w:r>
+      <w:r>
+        <w:t xml:space="preserve"> solution is </w:t>
+      </w:r>
+      <w:r>
+        <w:t>fast, easy to compute with the right numerical toolboxes (e.g., NumPy)</w:t>
+      </w:r>
+      <w:r>
+        <w:t xml:space="preserve">, and </w:t>
+      </w:r>
+      <w:r>
+        <w:t>deterministic.</w:t>
+      </w:r>
+      <w:r>
+        <w:t xml:space="preserve"> </w:t>
+      </w:r>
+      <w:r>
+        <w:t>In addition,</w:t>
+      </w:r>
+      <w:r>
+        <w:t xml:space="preserve"> </w:t>
+      </w:r>
+      <w:r>
+        <w:t xml:space="preserve">it </w:t>
+      </w:r>
+      <w:r>
+        <w:t>has many use cases beyond machine learning.</w:t>
+      </w:r>
+      <w:r>
+        <w:t xml:space="preserve"> </w:t>
+      </w:r>
+      <w:r>
+        <w:t xml:space="preserve">My first </w:t>
+      </w:r>
+      <w:r>
+        <w:t xml:space="preserve">exploration of </w:t>
+      </w:r>
+      <w:r>
+        <w:t>any data set will typically be using that equation.</w:t>
+      </w:r>
+      <w:r>
+        <w:t xml:space="preserve"> </w:t>
+      </w:r>
+      <w:r>
+        <w:t xml:space="preserve">It </w:t>
+      </w:r>
+      <w:r>
+        <w:t>gives</w:t>
+      </w:r>
+      <w:r>
+        <w:t xml:space="preserve"> a </w:t>
       </w:r>
       <w:r>
         <w:t>good</w:t>
       </w:r>
       <w:r>
-        <w:t xml:space="preserve"> sense of what your data is about, even though more complex algorithms outperform it substantially. Finally, the gradient descent solution we build here is a </w:t>
+        <w:t xml:space="preserve"> sense of what</w:t>
+      </w:r>
+      <w:r>
+        <w:t xml:space="preserve"> your data is about, even though more complex algorithms outperform it substantially.</w:t>
+      </w:r>
+      <w:r>
+        <w:t xml:space="preserve"> </w:t>
+      </w:r>
+      <w:r>
+        <w:t xml:space="preserve">Finally, the gradient descent solution we build here is a </w:t>
       </w:r>
       <w:r>
         <w:t>trivial</w:t>
       </w:r>
       <w:r>
-        <w:t xml:space="preserve"> use of gradient descent. It does not show off its elegance and strength as an algorithm. The combination of gradient descent and its neural network extension of backpropagation are still the core algorithms used in training machine learning models. With these new concepts being introduced we can move from regression to classification. Most of the methods remains the same, but we need a few tweaks to our algorithms to be make them suitable for classification problems. Specifically, we need different metrics of success, loss, </w:t>
+        <w:t xml:space="preserve"> use of gradient descent.</w:t>
+      </w:r>
+      <w:r>
+        <w:t xml:space="preserve"> </w:t>
+      </w:r>
+      <w:r>
+        <w:t>It does not show off its elegance and strength as an algorithm.</w:t>
+      </w:r>
+      <w:r>
+        <w:t xml:space="preserve"> </w:t>
+      </w:r>
+      <w:r>
+        <w:t>G</w:t>
+      </w:r>
+      <w:r>
+        <w:t xml:space="preserve">radient descent </w:t>
+      </w:r>
+      <w:r>
+        <w:t xml:space="preserve">and </w:t>
+      </w:r>
+      <w:r>
+        <w:t xml:space="preserve">backpropagation </w:t>
+      </w:r>
+      <w:r>
+        <w:t>are</w:t>
+      </w:r>
+      <w:r>
+        <w:t xml:space="preserve"> still the core algorithms in training machine learning models.</w:t>
+      </w:r>
+      <w:r>
+        <w:t xml:space="preserve"> </w:t>
+      </w:r>
+      <w:r>
+        <w:t xml:space="preserve">Now that we have introduced </w:t>
+      </w:r>
+      <w:r>
+        <w:t>these new concepts</w:t>
+      </w:r>
+      <w:r>
+        <w:t>,</w:t>
+      </w:r>
+      <w:r>
+        <w:t xml:space="preserve"> we can move from regression to classification.</w:t>
+      </w:r>
+      <w:r>
+        <w:t xml:space="preserve"> </w:t>
+      </w:r>
+      <w:r>
+        <w:t xml:space="preserve">Most of the methods </w:t>
+      </w:r>
+      <w:r>
+        <w:t>remain</w:t>
+      </w:r>
+      <w:r>
+        <w:t xml:space="preserve"> the same, but we need</w:t>
+      </w:r>
+      <w:r>
+        <w:t xml:space="preserve"> to make</w:t>
+      </w:r>
+      <w:r>
+        <w:t xml:space="preserve"> a few </w:t>
+      </w:r>
+      <w:r>
+        <w:t xml:space="preserve">minor </w:t>
+      </w:r>
+      <w:r>
+        <w:t xml:space="preserve">tweaks to our algorithms to </w:t>
+      </w:r>
+      <w:r>
+        <w:t>make</w:t>
+      </w:r>
+      <w:r>
+        <w:t xml:space="preserve"> them suitable for classification problems.</w:t>
+      </w:r>
+      <w:r>
+        <w:t xml:space="preserve"> </w:t>
+      </w:r>
+      <w:r>
+        <w:t xml:space="preserve">Specifically, we need different metrics of success, loss, </w:t>
       </w:r>
       <w:r>
         <w:t>error,</w:t>
       </w:r>
       <w:r>
-        <w:t xml:space="preserve"> and accuracy. To explore all that, we will implement the most </w:t>
+        <w:t xml:space="preserve"> and accuracy.</w:t>
+      </w:r>
+      <w:r>
+        <w:t xml:space="preserve"> </w:t>
+      </w:r>
+      <w:r>
+        <w:t xml:space="preserve">To explore all that, we will implement the most </w:t>
       </w:r>
       <w:r>
         <w:t>well-known</w:t>
       </w:r>
       <w:r>
-        <w:t xml:space="preserve"> classification algorithms: logistic regression (and yes, it is a somewhat unfortunate name). </w:t>
+        <w:t xml:space="preserve"> classification </w:t>
+      </w:r>
+      <w:r>
+        <w:t>algorithm</w:t>
+      </w:r>
+      <w:r>
+        <w:t xml:space="preserve">: logistic regression (and yes, it is a somewhat unfortunate name). </w:t>
       </w:r>
     </w:p>
     <w:p>
@@ -111,29 +282,95 @@
     </w:p>
     <w:p>
       <w:r>
-        <w:t xml:space="preserve">In the previous chapter, we used linear algebra to predict an outcome value from inputs, transforming this input using trained parameters or weights. The input and </w:t>
+        <w:t>In the previous chapter, we used linear algebra to predict an outcome value from inputs, transforming this input using trained parameters or weights.</w:t>
+      </w:r>
+      <w:r>
+        <w:t xml:space="preserve"> </w:t>
+      </w:r>
+      <w:r>
+        <w:t xml:space="preserve">The input and </w:t>
       </w:r>
       <w:r>
         <w:lastRenderedPageBreak/>
-        <w:t xml:space="preserve">parameters form a linear system, where the resulting output is weighted sum of the inputs with the parameters providing this weighting. Because of this, the resulting output was a </w:t>
+        <w:t xml:space="preserve">parameters form a linear system, where the resulting output is </w:t>
+      </w:r>
+      <w:r>
+        <w:t xml:space="preserve">a </w:t>
+      </w:r>
+      <w:r>
+        <w:t>weighted sum of the inputs with the parameters providing this weighting.</w:t>
+      </w:r>
+      <w:r>
+        <w:t xml:space="preserve"> </w:t>
+      </w:r>
+      <w:r>
+        <w:t xml:space="preserve">Because of this, the resulting output was a </w:t>
       </w:r>
       <w:r>
         <w:t>continuous</w:t>
       </w:r>
       <w:r>
-        <w:t xml:space="preserve"> value. The first step in transitioning to classification is to transform such a </w:t>
+        <w:t xml:space="preserve"> value.</w:t>
+      </w:r>
+      <w:r>
+        <w:t xml:space="preserve"> </w:t>
+      </w:r>
+      <w:r>
+        <w:t xml:space="preserve">The first step in transitioning to classification is </w:t>
+      </w:r>
+      <w:r>
+        <w:t>transforming</w:t>
+      </w:r>
+      <w:r>
+        <w:t xml:space="preserve"> such a </w:t>
       </w:r>
       <w:r>
         <w:t>continuous</w:t>
       </w:r>
       <w:r>
-        <w:t xml:space="preserve"> output into something discreet and binary. There are </w:t>
-      </w:r>
-      <w:r>
-        <w:t>several</w:t>
-      </w:r>
-      <w:r>
-        <w:t xml:space="preserve"> functions that allow for this, but the most common used one is the sigmoid function. At zero, this function yields a value of 0.5, which can be interpreted as the predicted probability of class A (and by extension class B, since </w:t>
+        <w:t xml:space="preserve"> output into something discreet and binary.</w:t>
+      </w:r>
+      <w:r>
+        <w:t xml:space="preserve"> </w:t>
+      </w:r>
+      <w:r>
+        <w:t>Several functions will accomplish th</w:t>
+      </w:r>
+      <w:r>
+        <w:t xml:space="preserve">is, but the most </w:t>
+      </w:r>
+      <w:r>
+        <w:t>commonly</w:t>
+      </w:r>
+      <w:r>
+        <w:t xml:space="preserve"> used one is the sigmoid function.</w:t>
+      </w:r>
+      <w:r>
+        <w:t xml:space="preserve"> </w:t>
+      </w:r>
+      <w:r>
+        <w:t xml:space="preserve">At zero, this function yields a value of 0.5, which </w:t>
+      </w:r>
+      <w:r>
+        <w:t xml:space="preserve">we can </w:t>
+      </w:r>
+      <w:r>
+        <w:t xml:space="preserve">interpret as the </w:t>
+      </w:r>
+      <w:r>
+        <w:t>predicted probability of class A (and</w:t>
+      </w:r>
+      <w:r>
+        <w:t>,</w:t>
+      </w:r>
+      <w:r>
+        <w:t xml:space="preserve"> by extension</w:t>
+      </w:r>
+      <w:r>
+        <w:t>,</w:t>
+      </w:r>
+      <w:r>
+        <w:t xml:space="preserve"> class B, since </w:t>
       </w:r>
       <w:r>
         <w:t>p</w:t>
@@ -178,13 +415,96 @@
         <w:t>B</w:t>
       </w:r>
       <w:r>
-        <w:t xml:space="preserve"> = 1). Values greater than 0 will increase the probability of one class over the other, but this asymptotes out at 1. Similarly, negative values will eventually asymptote to 0. This conv</w:t>
+        <w:t xml:space="preserve"> = 1).</w:t>
+      </w:r>
+      <w:r>
+        <w:t xml:space="preserve"> </w:t>
+      </w:r>
+      <w:r>
+        <w:t>Values greater than 0 will increase the probability of one class over the other, but this asymptotes out at 1.</w:t>
+      </w:r>
+      <w:r>
+        <w:t xml:space="preserve"> </w:t>
+      </w:r>
+      <w:r>
+        <w:t>Similarly, negative values will eventually asymptote to 0.</w:t>
+      </w:r>
+      <w:r>
+        <w:t xml:space="preserve"> </w:t>
+      </w:r>
+      <w:r>
+        <w:t>Th</w:t>
+      </w:r>
+      <w:r>
+        <w:t xml:space="preserve">e sigmoid function </w:t>
+      </w:r>
+      <w:r>
+        <w:t>conv</w:t>
       </w:r>
       <w:r>
         <w:t>enien</w:t>
       </w:r>
       <w:r>
-        <w:t>tly bounds the output to a probability between 0 and 1. What is left is to simply threshold the value, anything input yielding a probability &lt; 0.5 is</w:t>
+        <w:t xml:space="preserve">tly </w:t>
+      </w:r>
+      <w:r>
+        <w:t>maps</w:t>
+      </w:r>
+      <w:r>
+        <w:t xml:space="preserve"> the </w:t>
+      </w:r>
+      <w:r>
+        <w:t xml:space="preserve">linear </w:t>
+      </w:r>
+      <w:r>
+        <w:t>output</w:t>
+      </w:r>
+      <w:r>
+        <w:t xml:space="preserve">s with a domain </w:t>
+      </w:r>
+      <m:oMath>
+        <m:r>
+          <m:rPr>
+            <m:scr m:val="double-struck"/>
+          </m:rPr>
+          <w:rPr>
+            <w:rFonts w:ascii="Cambria Math" w:hAnsi="Cambria Math"/>
+          </w:rPr>
+          <m:t>R</m:t>
+        </m:r>
+      </m:oMath>
+      <w:r>
+        <w:t xml:space="preserve"> </w:t>
+      </w:r>
+      <w:r>
+        <w:t xml:space="preserve">(all real numbers, negative and positive) </w:t>
+      </w:r>
+      <w:r>
+        <w:t>to a probability between 0 and 1.</w:t>
+      </w:r>
+      <w:r>
+        <w:t xml:space="preserve"> </w:t>
+      </w:r>
+      <w:r>
+        <w:t>What is left is to simply threshold the value</w:t>
+      </w:r>
+      <w:r>
+        <w:t>.</w:t>
+      </w:r>
+      <w:r>
+        <w:t xml:space="preserve"> </w:t>
+      </w:r>
+      <w:r>
+        <w:t>Anything</w:t>
+      </w:r>
+      <w:r>
+        <w:t xml:space="preserve"> input yielding a probability</w:t>
+      </w:r>
+      <w:r>
+        <w:t xml:space="preserve"> &gt;=</w:t>
+      </w:r>
+      <w:r>
+        <w:t xml:space="preserve"> 0.5 is</w:t>
       </w:r>
       <w:r>
         <w:t xml:space="preserve"> pr</w:t>
@@ -196,13 +516,61 @@
         <w:t xml:space="preserve">as </w:t>
       </w:r>
       <w:r>
-        <w:t xml:space="preserve">class A, anything larger class B. However, since we are now outputting probabilities, rather than </w:t>
+        <w:t xml:space="preserve">class </w:t>
+      </w:r>
+      <w:r>
+        <w:t>1 (positive class)</w:t>
+      </w:r>
+      <w:r>
+        <w:t xml:space="preserve">, </w:t>
+      </w:r>
+      <w:r>
+        <w:t xml:space="preserve">and </w:t>
+      </w:r>
+      <w:r>
+        <w:t xml:space="preserve">anything </w:t>
+      </w:r>
+      <w:r>
+        <w:t xml:space="preserve">smaller </w:t>
+      </w:r>
+      <w:r>
+        <w:t xml:space="preserve">as </w:t>
+      </w:r>
+      <w:r>
+        <w:t xml:space="preserve">class </w:t>
+      </w:r>
+      <w:r>
+        <w:t>0 (negative class)</w:t>
+      </w:r>
+      <w:r>
+        <w:t>.</w:t>
+      </w:r>
+      <w:r>
+        <w:t xml:space="preserve"> </w:t>
+      </w:r>
+      <w:r>
+        <w:t xml:space="preserve">However, since we are now outputting probabilities rather than </w:t>
       </w:r>
       <w:r>
         <w:t>continuous</w:t>
       </w:r>
       <w:r>
-        <w:t xml:space="preserve"> values, we need to also rethink our loss function: the degree to which we adjust our parameters in response to a discrepancy between predicted and actual outcomes. </w:t>
+        <w:t xml:space="preserve"> values, we </w:t>
+      </w:r>
+      <w:r>
+        <w:t xml:space="preserve">also </w:t>
+      </w:r>
+      <w:r>
+        <w:t>nee</w:t>
+      </w:r>
+      <w:r>
+        <w:t>d to rethink our loss function</w:t>
+      </w:r>
+      <w:r>
+        <w:t>: the measure of a</w:t>
+      </w:r>
+      <w:r>
+        <w:t xml:space="preserve"> discrepancy between predicted and actual outcomes. </w:t>
       </w:r>
     </w:p>
     <w:p/>
@@ -513,7 +881,21 @@
                 <w:sz w:val="20"/>
                 <w:szCs w:val="20"/>
               </w:rPr>
-              <w:t xml:space="preserve">. The sigmoid function maps any </w:t>
+              <w:t>.</w:t>
+            </w:r>
+            <w:r>
+              <w:rPr>
+                <w:sz w:val="20"/>
+                <w:szCs w:val="20"/>
+              </w:rPr>
+              <w:t xml:space="preserve"> </w:t>
+            </w:r>
+            <w:r>
+              <w:rPr>
+                <w:sz w:val="20"/>
+                <w:szCs w:val="20"/>
+              </w:rPr>
+              <w:t xml:space="preserve">The sigmoid function maps any </w:t>
             </w:r>
             <w:r>
               <w:rPr>
@@ -527,7 +909,27 @@
                 <w:sz w:val="20"/>
                 <w:szCs w:val="20"/>
               </w:rPr>
-              <w:t xml:space="preserve"> variable to </w:t>
+              <w:t xml:space="preserve"> variable </w:t>
+            </w:r>
+            <m:oMath>
+              <m:r>
+                <m:rPr>
+                  <m:scr m:val="double-struck"/>
+                </m:rPr>
+                <w:rPr>
+                  <w:rFonts w:ascii="Cambria Math" w:hAnsi="Cambria Math"/>
+                  <w:sz w:val="20"/>
+                  <w:szCs w:val="20"/>
+                </w:rPr>
+                <m:t xml:space="preserve">R </m:t>
+              </m:r>
+            </m:oMath>
+            <w:r>
+              <w:rPr>
+                <w:sz w:val="20"/>
+                <w:szCs w:val="20"/>
+              </w:rPr>
+              <w:t xml:space="preserve">to </w:t>
             </w:r>
             <w:r>
               <w:rPr>
@@ -541,7 +943,43 @@
                 <w:sz w:val="20"/>
                 <w:szCs w:val="20"/>
               </w:rPr>
-              <w:t xml:space="preserve"> output bound by [0,1]. We use it to transform the linear component (the inputs weighted by their parameters, which is unbound, into probabilities. </w:t>
+              <w:t xml:space="preserve"> output bound by [0,1].</w:t>
+            </w:r>
+            <w:r>
+              <w:rPr>
+                <w:sz w:val="20"/>
+                <w:szCs w:val="20"/>
+              </w:rPr>
+              <w:t xml:space="preserve"> </w:t>
+            </w:r>
+            <w:r>
+              <w:rPr>
+                <w:sz w:val="20"/>
+                <w:szCs w:val="20"/>
+              </w:rPr>
+              <w:t>We use it to transform the linear component (the inputs weighted by their parameters</w:t>
+            </w:r>
+            <w:r>
+              <w:rPr>
+                <w:rFonts w:ascii="Cambria" w:hAnsi="Cambria"/>
+                <w:sz w:val="20"/>
+                <w:szCs w:val="20"/>
+              </w:rPr>
+              <w:t xml:space="preserve">) </w:t>
+            </w:r>
+            <w:r>
+              <w:rPr>
+                <w:sz w:val="20"/>
+                <w:szCs w:val="20"/>
+              </w:rPr>
+              <w:t>into probabilities.</w:t>
+            </w:r>
+            <w:r>
+              <w:rPr>
+                <w:sz w:val="20"/>
+                <w:szCs w:val="20"/>
+              </w:rPr>
+              <w:t xml:space="preserve"> </w:t>
             </w:r>
             <w:r>
               <w:rPr>
@@ -562,7 +1000,21 @@
                 <w:sz w:val="20"/>
                 <w:szCs w:val="20"/>
               </w:rPr>
-              <w:t xml:space="preserve"> these probabilities yields a binary prediction.</w:t>
+              <w:t xml:space="preserve"> </w:t>
+            </w:r>
+            <w:r>
+              <w:rPr>
+                <w:sz w:val="20"/>
+                <w:szCs w:val="20"/>
+              </w:rPr>
+              <w:t>the resulting</w:t>
+            </w:r>
+            <w:r>
+              <w:rPr>
+                <w:sz w:val="20"/>
+                <w:szCs w:val="20"/>
+              </w:rPr>
+              <w:t xml:space="preserve"> probabilities yields a binary prediction.</w:t>
             </w:r>
           </w:p>
         </w:tc>
@@ -591,40 +1043,151 @@
     </w:p>
     <w:p>
       <w:r>
-        <w:t xml:space="preserve">In the previous chapter, we defined our loss function as the squared error between our </w:t>
-      </w:r>
-      <w:r>
-        <w:t>model</w:t>
-      </w:r>
-      <w:r>
-        <w:rPr>
-          <w:rFonts w:ascii="Times New Roman" w:hAnsi="Times New Roman"/>
-        </w:rPr>
-        <w:t>’</w:t>
-      </w:r>
-      <w:r>
-        <w:t>s</w:t>
-      </w:r>
-      <w:r>
-        <w:t xml:space="preserve"> prediction and some ground truth value. The underlying assumption for this was that the error had a normal distribution. When we change our problem statement to classification, it is easy to see why this normal distribution no longer makes sense. Classification algorithms produce </w:t>
+        <w:t xml:space="preserve">In the previous chapter, we defined our loss function as the squared error between </w:t>
+      </w:r>
+      <w:r>
+        <w:t xml:space="preserve">a </w:t>
+      </w:r>
+      <w:r>
+        <w:t>model's</w:t>
+      </w:r>
+      <w:r>
+        <w:t xml:space="preserve"> prediction and some ground truth value.</w:t>
+      </w:r>
+      <w:r>
+        <w:t xml:space="preserve"> </w:t>
+      </w:r>
+      <w:r>
+        <w:t>The underlying assumption for this was that the error had a normal distribution.</w:t>
+      </w:r>
+      <w:r>
+        <w:t xml:space="preserve"> </w:t>
+      </w:r>
+      <w:r>
+        <w:t>When we change our problem statement to classification, it is easy to see why this normal distribution no longer makes sense.</w:t>
+      </w:r>
+      <w:r>
+        <w:t xml:space="preserve"> </w:t>
+      </w:r>
+      <w:r>
+        <w:t xml:space="preserve">Classification algorithms produce </w:t>
       </w:r>
       <w:r>
         <w:t>probabilities</w:t>
       </w:r>
       <w:r>
-        <w:t xml:space="preserve"> which are thresholded to yield classifications of data </w:t>
-      </w:r>
-      <w:r>
-        <w:t>point</w:t>
-      </w:r>
-      <w:r>
-        <w:t xml:space="preserve">. Unlike regression where we have a single output that can be compared directly with the ground truth by way of its difference, in binary classification we have two probabilities, one for each prediction. For example, in regression we might predict the asking price for a house based on its square footage, number of rooms and its location. The difference in asking price predicted by our algorithm and the actual asking price defines how well the algorithm is doing during training. The more it deviates, the more we adjust the weights to correct for it. However, if we were to use classification to predict  whether a house has more than 4 rooms based on its asking price, we obtain two probabilities for each </w:t>
+        <w:t xml:space="preserve"> </w:t>
+      </w:r>
+      <w:r>
+        <w:t>that</w:t>
+      </w:r>
+      <w:r>
+        <w:t xml:space="preserve"> are thresholded to yield classifications </w:t>
+      </w:r>
+      <w:r>
+        <w:t>from input data</w:t>
+      </w:r>
+      <w:r>
+        <w:t>.</w:t>
+      </w:r>
+      <w:r>
+        <w:t xml:space="preserve"> </w:t>
+      </w:r>
+      <w:r>
+        <w:t>Unlike regression</w:t>
+      </w:r>
+      <w:r>
+        <w:t>,</w:t>
+      </w:r>
+      <w:r>
+        <w:t xml:space="preserve"> where we have a single output that can be compared directly with the ground truth by way of its difference, in binary classification</w:t>
+      </w:r>
+      <w:r>
+        <w:t>,</w:t>
+      </w:r>
+      <w:r>
+        <w:t xml:space="preserve"> </w:t>
+      </w:r>
+      <w:r>
+        <w:t>we have two probabilities, one for each prediction.</w:t>
+      </w:r>
+      <w:r>
+        <w:t xml:space="preserve"> </w:t>
+      </w:r>
+      <w:r>
+        <w:t>For example, in regression</w:t>
+      </w:r>
+      <w:r>
+        <w:t>,</w:t>
+      </w:r>
+      <w:r>
+        <w:t xml:space="preserve"> we might predict the asking price for a house based on its square footage, </w:t>
+      </w:r>
+      <w:r>
+        <w:t xml:space="preserve">the </w:t>
+      </w:r>
+      <w:r>
+        <w:t>number of rooms</w:t>
+      </w:r>
+      <w:r>
+        <w:t>,</w:t>
+      </w:r>
+      <w:r>
+        <w:t xml:space="preserve"> and location.</w:t>
+      </w:r>
+      <w:r>
+        <w:t xml:space="preserve"> </w:t>
+      </w:r>
+      <w:r>
+        <w:t xml:space="preserve">The difference in </w:t>
+      </w:r>
+      <w:r>
+        <w:t xml:space="preserve">the </w:t>
+      </w:r>
+      <w:r>
+        <w:t xml:space="preserve">asking price predicted by our algorithm and the actual asking price defines how well the algorithm </w:t>
+      </w:r>
+      <w:r>
+        <w:t>performs</w:t>
+      </w:r>
+      <w:r>
+        <w:t xml:space="preserve"> during training.</w:t>
+      </w:r>
+      <w:r>
+        <w:t xml:space="preserve"> </w:t>
+      </w:r>
+      <w:r>
+        <w:t>The more it deviates, the more we adjust the weights to correct for it.</w:t>
+      </w:r>
+      <w:r>
+        <w:t xml:space="preserve"> </w:t>
+      </w:r>
+      <w:r>
+        <w:t>However, if we were to use classification to predict</w:t>
+      </w:r>
+      <w:r>
+        <w:t xml:space="preserve"> </w:t>
+      </w:r>
+      <w:r>
+        <w:t xml:space="preserve">whether a house has more than </w:t>
+      </w:r>
+      <w:r>
+        <w:t>four</w:t>
+      </w:r>
+      <w:r>
+        <w:t xml:space="preserve"> rooms based on its asking price, we obtain two probabilities for each </w:t>
       </w:r>
       <w:r>
         <w:t>scenario</w:t>
       </w:r>
       <w:r>
-        <w:t>: the house has more than 4 rooms (p</w:t>
+        <w:t xml:space="preserve">: the house has more than </w:t>
+      </w:r>
+      <w:r>
+        <w:t>four</w:t>
+      </w:r>
+      <w:r>
+        <w:t xml:space="preserve"> rooms (p</w:t>
       </w:r>
       <w:r>
         <w:rPr>
@@ -642,41 +1205,101 @@
         <w:t>B</w:t>
       </w:r>
       <w:r>
-        <w:t xml:space="preserve">). By thresholding these output </w:t>
+        <w:t>).</w:t>
+      </w:r>
+      <w:r>
+        <w:t xml:space="preserve"> </w:t>
+      </w:r>
+      <w:r>
+        <w:t xml:space="preserve">By thresholding these output </w:t>
       </w:r>
       <w:r>
         <w:t>probabilities,</w:t>
       </w:r>
       <w:r>
-        <w:t xml:space="preserve"> we obtain an actual prediction. But the absolute difference between prediction </w:t>
+        <w:t xml:space="preserve"> we obtain an actual prediction.</w:t>
+      </w:r>
+      <w:r>
+        <w:t xml:space="preserve"> </w:t>
+      </w:r>
+      <w:r>
+        <w:t xml:space="preserve">But the absolute difference between </w:t>
       </w:r>
       <w:r>
         <w:lastRenderedPageBreak/>
-        <w:t xml:space="preserve">and actual outcome in classification is a bit meaningless: 0 for correct predictions, and 1 for incorrect predictions. First, </w:t>
+        <w:t>prediction and actual outcome in classification is a bit meaningless: 0 for correct predictions and 1 for incorrect predictions.</w:t>
+      </w:r>
+      <w:r>
+        <w:t xml:space="preserve"> </w:t>
+      </w:r>
+      <w:r>
+        <w:t xml:space="preserve">First, </w:t>
       </w:r>
       <w:r>
         <w:t>these</w:t>
       </w:r>
       <w:r>
-        <w:t xml:space="preserve"> errors are not normally distribut</w:t>
+        <w:t xml:space="preserve"> errors </w:t>
+      </w:r>
+      <w:r>
+        <w:t>are</w:t>
+      </w:r>
+      <w:r>
+        <w:t xml:space="preserve"> not normally distribut</w:t>
       </w:r>
       <w:r>
         <w:t>ed</w:t>
       </w:r>
       <w:r>
-        <w:t xml:space="preserve">, as they are discreet in nature. Second, we would very much prefer a loss function that tells us not just that the algorithm was incorrect, but </w:t>
-      </w:r>
-      <w:r>
-        <w:t>preferably</w:t>
-      </w:r>
-      <w:r>
-        <w:t xml:space="preserve"> also by how much it got it wrong, so when its parameters are updated during learning, they are updated </w:t>
-      </w:r>
-      <w:r>
-        <w:t>proportionally</w:t>
-      </w:r>
-      <w:r>
-        <w:t xml:space="preserve"> to how poor the prediction was. Imagine that our model predicts </w:t>
+        <w:t>, as they are discreet.</w:t>
+      </w:r>
+      <w:r>
+        <w:t xml:space="preserve"> </w:t>
+      </w:r>
+      <w:r>
+        <w:t xml:space="preserve">Second, we would prefer a loss function that tells us not just that the algorithm was incorrect but also </w:t>
+      </w:r>
+      <w:r>
+        <w:t xml:space="preserve">by </w:t>
+      </w:r>
+      <w:r>
+        <w:t xml:space="preserve">how much it </w:t>
+      </w:r>
+      <w:r>
+        <w:t xml:space="preserve">got it </w:t>
+      </w:r>
+      <w:r>
+        <w:t>wrong</w:t>
+      </w:r>
+      <w:r>
+        <w:t>.</w:t>
+      </w:r>
+      <w:r>
+        <w:t xml:space="preserve"> </w:t>
+      </w:r>
+      <w:r>
+        <w:t xml:space="preserve">In this way, </w:t>
+      </w:r>
+      <w:r>
+        <w:t xml:space="preserve"> when </w:t>
+      </w:r>
+      <w:r>
+        <w:t xml:space="preserve">we update the </w:t>
+      </w:r>
+      <w:r>
+        <w:t xml:space="preserve">parameters during learning, they are updated </w:t>
+      </w:r>
+      <w:r>
+        <w:t>in proportion</w:t>
+      </w:r>
+      <w:r>
+        <w:t xml:space="preserve"> to how poor the prediction was.</w:t>
+      </w:r>
+      <w:r>
+        <w:t xml:space="preserve"> </w:t>
+      </w:r>
+      <w:r>
+        <w:t xml:space="preserve">Imagine that our model predicts </w:t>
       </w:r>
       <w:r>
         <w:t>p</w:t>
@@ -688,13 +1311,7 @@
         <w:t>A</w:t>
       </w:r>
       <w:r>
-        <w:t xml:space="preserve"> </w:t>
-      </w:r>
-      <w:r>
-        <w:rPr>
-          <w:rFonts w:ascii="Cambria" w:hAnsi="Cambria"/>
-        </w:rPr>
-        <w:t xml:space="preserve">= </w:t>
+        <w:t xml:space="preserve"> = </w:t>
       </w:r>
       <w:r>
         <w:t xml:space="preserve">0.6 and </w:t>
@@ -709,22 +1326,142 @@
         <w:t>B</w:t>
       </w:r>
       <w:r>
-        <w:t xml:space="preserve"> </w:t>
-      </w:r>
-      <w:r>
-        <w:rPr>
-          <w:rFonts w:ascii="Cambria" w:hAnsi="Cambria"/>
-        </w:rPr>
-        <w:t xml:space="preserve">= </w:t>
-      </w:r>
-      <w:r>
-        <w:t xml:space="preserve">0.4. In this case the algorithm favors one decision over another, but isn't necessarily that sure about it, as the two probabilities are close to 0.5. This is a classification model's way of saying 'I am basically guessing '. Now, suppose that actual outcome in this scenario was that indeed the house had more than 4 rooms. If we had thresholded the two </w:t>
+        <w:t xml:space="preserve"> = </w:t>
+      </w:r>
+      <w:r>
+        <w:t>0.4.</w:t>
+      </w:r>
+      <w:r>
+        <w:t xml:space="preserve"> </w:t>
+      </w:r>
+      <w:r>
+        <w:t>In this case</w:t>
+      </w:r>
+      <w:r>
+        <w:t xml:space="preserve">, </w:t>
+      </w:r>
+      <w:r>
+        <w:t xml:space="preserve">the algorithm favors one decision over another, </w:t>
+      </w:r>
+      <w:r>
+        <w:t xml:space="preserve">but it </w:t>
+      </w:r>
+      <w:r>
+        <w:t>isn't</w:t>
+      </w:r>
+      <w:r>
+        <w:t xml:space="preserve"> necessarily </w:t>
+      </w:r>
+      <w:r>
+        <w:t xml:space="preserve">all </w:t>
+      </w:r>
+      <w:r>
+        <w:t>that sure about it, as the two probabilities are close to 0.5.</w:t>
+      </w:r>
+      <w:r>
+        <w:t xml:space="preserve"> </w:t>
+      </w:r>
+      <w:r>
+        <w:t>Outputting probabilities close to 0.5</w:t>
+      </w:r>
+      <w:r>
+        <w:t xml:space="preserve"> is a classificati</w:t>
+      </w:r>
+      <w:r>
+        <w:t xml:space="preserve">on </w:t>
+      </w:r>
+      <w:r>
+        <w:t>model's</w:t>
+      </w:r>
+      <w:r>
+        <w:t xml:space="preserve"> way of sayi</w:t>
+      </w:r>
+      <w:r>
+        <w:t>n</w:t>
+      </w:r>
+      <w:r>
+        <w:t xml:space="preserve">g </w:t>
+      </w:r>
+      <w:r>
+        <w:t>'</w:t>
+      </w:r>
+      <w:r>
+        <w:t xml:space="preserve">I am </w:t>
+      </w:r>
+      <w:r>
+        <w:t xml:space="preserve">essentially </w:t>
+      </w:r>
+      <w:r>
+        <w:t>guessi</w:t>
+      </w:r>
+      <w:r>
+        <w:t>n</w:t>
+      </w:r>
+      <w:r>
+        <w:t>g</w:t>
+      </w:r>
+      <w:r>
+        <w:t>'</w:t>
+      </w:r>
+      <w:r>
+        <w:t>.</w:t>
+      </w:r>
+      <w:r>
+        <w:t xml:space="preserve"> </w:t>
+      </w:r>
+      <w:r>
+        <w:t>Suppose</w:t>
+      </w:r>
+      <w:r>
+        <w:t xml:space="preserve"> that </w:t>
+      </w:r>
+      <w:r>
+        <w:t xml:space="preserve">the </w:t>
+      </w:r>
+      <w:r>
+        <w:t xml:space="preserve">actual outcome in this scenario was that the house had more than </w:t>
+      </w:r>
+      <w:r>
+        <w:t>four</w:t>
+      </w:r>
+      <w:r>
+        <w:t xml:space="preserve"> rooms.</w:t>
+      </w:r>
+      <w:r>
+        <w:t xml:space="preserve"> </w:t>
+      </w:r>
+      <w:r>
+        <w:t xml:space="preserve">If we had thresholded the two </w:t>
       </w:r>
       <w:r>
         <w:t>probabilities,</w:t>
       </w:r>
       <w:r>
-        <w:t xml:space="preserve"> we would have our model predict that this was the case and it would have been correct. Our model would have also been correct if the probabilities to produced were </w:t>
+        <w:t xml:space="preserve"> </w:t>
+      </w:r>
+      <w:r>
+        <w:t>our model would have predicted</w:t>
+      </w:r>
+      <w:r>
+        <w:t xml:space="preserve"> this was the </w:t>
+      </w:r>
+      <w:r>
+        <w:t>case,</w:t>
+      </w:r>
+      <w:r>
+        <w:t xml:space="preserve"> and it would have been correct.</w:t>
+      </w:r>
+      <w:r>
+        <w:t xml:space="preserve"> </w:t>
+      </w:r>
+      <w:r>
+        <w:t>Our model would have also been correct if the probabilities</w:t>
+      </w:r>
+      <w:r>
+        <w:t xml:space="preserve"> it outputted </w:t>
+      </w:r>
+      <w:r>
+        <w:t xml:space="preserve">were </w:t>
       </w:r>
       <w:r>
         <w:t>p</w:t>
@@ -766,31 +1503,148 @@
         <w:t xml:space="preserve"> </w:t>
       </w:r>
       <w:r>
-        <w:t xml:space="preserve">0.1. And both would have been incorrect if the house </w:t>
+        <w:t>0.1.</w:t>
+      </w:r>
+      <w:r>
+        <w:t xml:space="preserve"> </w:t>
+      </w:r>
+      <w:r>
+        <w:t xml:space="preserve">And both would have been incorrect if the house </w:t>
       </w:r>
       <w:r>
         <w:t>did</w:t>
       </w:r>
       <w:r>
-        <w:t xml:space="preserve"> not have more than 4 rooms. </w:t>
+        <w:t xml:space="preserve"> not have more than </w:t>
+      </w:r>
+      <w:r>
+        <w:t>four</w:t>
+      </w:r>
+      <w:r>
+        <w:t xml:space="preserve"> </w:t>
+      </w:r>
+      <w:r>
+        <w:t>rooms.</w:t>
+      </w:r>
+      <w:r>
+        <w:t xml:space="preserve"> </w:t>
       </w:r>
       <w:r>
         <w:t>Institutively</w:t>
       </w:r>
       <w:r>
-        <w:t xml:space="preserve">, I hope you see how being correct isn't necessarily the whole story on how well our model did. We should factor in, somehow, the model's confidence in its prediction as well. Getting a prediction wrong when the algorithm is essentially guessing isn't all that bad, we can't fault it for not having enough signal in the data if there is none. But if it </w:t>
+        <w:t>, I hope you see how being corre</w:t>
+      </w:r>
+      <w:r>
+        <w:t xml:space="preserve">ct </w:t>
+      </w:r>
+      <w:r>
+        <w:t>isn't</w:t>
+      </w:r>
+      <w:r>
+        <w:t xml:space="preserve"> necessarily the whole story </w:t>
+      </w:r>
+      <w:r>
+        <w:t>of</w:t>
+      </w:r>
+      <w:r>
+        <w:t xml:space="preserve"> how well our model did.</w:t>
+      </w:r>
+      <w:r>
+        <w:t xml:space="preserve"> </w:t>
+      </w:r>
+      <w:r>
+        <w:t xml:space="preserve">We should factor in, somehow, </w:t>
+      </w:r>
+      <w:r>
+        <w:t xml:space="preserve">the </w:t>
+      </w:r>
+      <w:r>
+        <w:t>model's</w:t>
+      </w:r>
+      <w:r>
+        <w:t xml:space="preserve"> confidence in its prediction as well.</w:t>
+      </w:r>
+      <w:r>
+        <w:t xml:space="preserve"> </w:t>
+      </w:r>
+      <w:r>
+        <w:t>Getting a prediction wrong when the algorithm is essentially gues</w:t>
+      </w:r>
+      <w:r>
+        <w:t>sing is not</w:t>
+      </w:r>
+      <w:r>
+        <w:t xml:space="preserve"> all that bad</w:t>
+      </w:r>
+      <w:r>
+        <w:t>. We</w:t>
+      </w:r>
+      <w:r>
+        <w:t xml:space="preserve"> </w:t>
+      </w:r>
+      <w:r>
+        <w:t>can't</w:t>
+      </w:r>
+      <w:r>
+        <w:t xml:space="preserve"> fault it for not having enough signal in the data if there </w:t>
+      </w:r>
+      <w:r>
+        <w:t>isn't</w:t>
+      </w:r>
+      <w:r>
+        <w:t xml:space="preserve"> any</w:t>
+      </w:r>
+      <w:r>
+        <w:t>.</w:t>
+      </w:r>
+      <w:r>
+        <w:t xml:space="preserve"> </w:t>
+      </w:r>
+      <w:r>
+        <w:t xml:space="preserve">But </w:t>
+      </w:r>
+      <w:r>
+        <w:t>suppose</w:t>
+      </w:r>
+      <w:r>
+        <w:t xml:space="preserve"> it </w:t>
       </w:r>
       <w:r>
         <w:t>seems</w:t>
       </w:r>
       <w:r>
-        <w:t xml:space="preserve"> very certain about its prediction (probabilities close to 1) it should be penalized more strongly if it predicted the outcome </w:t>
+        <w:t xml:space="preserve"> very certain about its prediction (probabilities close to 1)</w:t>
+      </w:r>
+      <w:r>
+        <w:t>. In that case,</w:t>
+      </w:r>
+      <w:r>
+        <w:t xml:space="preserve"> it should be penalized more strongly if it predicted the outcome</w:t>
+      </w:r>
+      <w:r>
+        <w:t xml:space="preserve"> </w:t>
       </w:r>
       <w:r>
         <w:t>incorrectly and</w:t>
       </w:r>
       <w:r>
-        <w:t xml:space="preserve"> rewarded more heavily if it did get it right. Turns out there is a way to compute this confidence weighted error: the log loss function. </w:t>
+        <w:t xml:space="preserve"> rewarded more heavily if it did get it right.</w:t>
+      </w:r>
+      <w:r>
+        <w:t xml:space="preserve"> </w:t>
+      </w:r>
+      <w:r>
+        <w:t>There</w:t>
+      </w:r>
+      <w:r>
+        <w:t xml:space="preserve"> is a way to compute this </w:t>
+      </w:r>
+      <w:r>
+        <w:t>confidence-weighted</w:t>
+      </w:r>
+      <w:r>
+        <w:t xml:space="preserve"> error: the log loss function. </w:t>
       </w:r>
     </w:p>
     <w:p/>
@@ -1093,21 +1947,133 @@
                 <w:sz w:val="20"/>
                 <w:szCs w:val="20"/>
               </w:rPr>
-              <w:t xml:space="preserve">- The log loss function. In this figure, we consider two possible ground truth scenario, in which the actual predicted output of our </w:t>
-            </w:r>
-            <w:r>
-              <w:rPr>
-                <w:sz w:val="20"/>
-                <w:szCs w:val="20"/>
-              </w:rPr>
-              <w:t>classifier</w:t>
-            </w:r>
-            <w:r>
-              <w:rPr>
-                <w:sz w:val="20"/>
-                <w:szCs w:val="20"/>
-              </w:rPr>
-              <w:t xml:space="preserve"> should have been 0 (gray curve) or 1 (black curve). If the probability of us predicting 1 is low (and thus high for predicting 0), our log loss function returns a substantial loss for the when the actual outcome should have been 1, but almost no loss when the actual outcome should have been 0. As the probability of predicting 1 increases (towards the right of the graph), this scenario is reversed. The loss obtain</w:t>
+              <w:t>- The log loss function.</w:t>
+            </w:r>
+            <w:r>
+              <w:rPr>
+                <w:sz w:val="20"/>
+                <w:szCs w:val="20"/>
+              </w:rPr>
+              <w:t xml:space="preserve"> </w:t>
+            </w:r>
+            <w:r>
+              <w:rPr>
+                <w:sz w:val="20"/>
+                <w:szCs w:val="20"/>
+              </w:rPr>
+              <w:t xml:space="preserve">In this figure, we consider two possible ground truth </w:t>
+            </w:r>
+            <w:r>
+              <w:rPr>
+                <w:sz w:val="20"/>
+                <w:szCs w:val="20"/>
+              </w:rPr>
+              <w:t xml:space="preserve">scenarios in which our </w:t>
+            </w:r>
+            <w:r>
+              <w:rPr>
+                <w:sz w:val="20"/>
+                <w:szCs w:val="20"/>
+              </w:rPr>
+              <w:t>classifier's</w:t>
+            </w:r>
+            <w:r>
+              <w:rPr>
+                <w:sz w:val="20"/>
+                <w:szCs w:val="20"/>
+              </w:rPr>
+              <w:t xml:space="preserve"> actual predicted output</w:t>
+            </w:r>
+            <w:r>
+              <w:rPr>
+                <w:sz w:val="20"/>
+                <w:szCs w:val="20"/>
+              </w:rPr>
+              <w:t xml:space="preserve"> should have been 0 (gray curve) or 1 (black curve).</w:t>
+            </w:r>
+            <w:r>
+              <w:rPr>
+                <w:sz w:val="20"/>
+                <w:szCs w:val="20"/>
+              </w:rPr>
+              <w:t xml:space="preserve"> </w:t>
+            </w:r>
+            <w:r>
+              <w:rPr>
+                <w:sz w:val="20"/>
+                <w:szCs w:val="20"/>
+              </w:rPr>
+              <w:t xml:space="preserve">If the probability of us predicting 1 is low (and thus high for predicting 0), our log loss function returns a substantial loss when the actual outcome should have been </w:t>
+            </w:r>
+            <w:r>
+              <w:rPr>
+                <w:sz w:val="20"/>
+                <w:szCs w:val="20"/>
+              </w:rPr>
+              <w:t>1</w:t>
+            </w:r>
+            <w:r>
+              <w:rPr>
+                <w:sz w:val="20"/>
+                <w:szCs w:val="20"/>
+              </w:rPr>
+              <w:t xml:space="preserve"> but almost no loss when the actual outcome should have been 0.</w:t>
+            </w:r>
+            <w:r>
+              <w:rPr>
+                <w:sz w:val="20"/>
+                <w:szCs w:val="20"/>
+              </w:rPr>
+              <w:t xml:space="preserve"> </w:t>
+            </w:r>
+            <w:r>
+              <w:rPr>
+                <w:sz w:val="20"/>
+                <w:szCs w:val="20"/>
+              </w:rPr>
+              <w:t xml:space="preserve">As the probability of predicting </w:t>
+            </w:r>
+            <w:r>
+              <w:rPr>
+                <w:sz w:val="20"/>
+                <w:szCs w:val="20"/>
+              </w:rPr>
+              <w:t>1</w:t>
+            </w:r>
+            <w:r>
+              <w:rPr>
+                <w:sz w:val="20"/>
+                <w:szCs w:val="20"/>
+              </w:rPr>
+              <w:t xml:space="preserve"> increases (towards the right of the graph), this scenario reverse</w:t>
+            </w:r>
+            <w:r>
+              <w:rPr>
+                <w:sz w:val="20"/>
+                <w:szCs w:val="20"/>
+              </w:rPr>
+              <w:t>s</w:t>
+            </w:r>
+            <w:r>
+              <w:rPr>
+                <w:sz w:val="20"/>
+                <w:szCs w:val="20"/>
+              </w:rPr>
+              <w:t>.</w:t>
+            </w:r>
+            <w:r>
+              <w:rPr>
+                <w:sz w:val="20"/>
+                <w:szCs w:val="20"/>
+              </w:rPr>
+              <w:t xml:space="preserve"> </w:t>
+            </w:r>
+            <w:r>
+              <w:rPr>
+                <w:sz w:val="20"/>
+                <w:szCs w:val="20"/>
+              </w:rPr>
+              <w:t>The loss obtain</w:t>
             </w:r>
             <w:r>
               <w:rPr>
@@ -1135,7 +2101,21 @@
                 <w:sz w:val="20"/>
                 <w:szCs w:val="20"/>
               </w:rPr>
-              <w:t xml:space="preserve"> the difference between our prediction, our confidence in it and the actual outcome). </w:t>
+              <w:t xml:space="preserve"> the difference between our prediction, our confidence in it</w:t>
+            </w:r>
+            <w:r>
+              <w:rPr>
+                <w:sz w:val="20"/>
+                <w:szCs w:val="20"/>
+              </w:rPr>
+              <w:t>,</w:t>
+            </w:r>
+            <w:r>
+              <w:rPr>
+                <w:sz w:val="20"/>
+                <w:szCs w:val="20"/>
+              </w:rPr>
+              <w:t xml:space="preserve"> and the actual outcome). </w:t>
             </w:r>
           </w:p>
           <w:p>
@@ -1164,7 +2144,25 @@
         <w:t>first but</w:t>
       </w:r>
       <w:r>
-        <w:t xml:space="preserve"> plotting its behavior as a function of both the probabilities of our model's output and the ground truth shows its favorable properties. Each curve represents one of the two ground truth scenarios: the actual outcome was 1 (</w:t>
+        <w:t xml:space="preserve"> plotting its behavior as a function of both the probabilities of </w:t>
+      </w:r>
+      <w:r>
+        <w:t xml:space="preserve">the </w:t>
+      </w:r>
+      <w:r>
+        <w:t>model's</w:t>
+      </w:r>
+      <w:r>
+        <w:t xml:space="preserve"> </w:t>
+      </w:r>
+      <w:r>
+        <w:t>output and the ground truth shows its favorable properties.</w:t>
+      </w:r>
+      <w:r>
+        <w:t xml:space="preserve"> </w:t>
+      </w:r>
+      <w:r>
+        <w:t>Each curve represents one of the two ground truth scenarios: the actual outcome was 1 (</w:t>
       </w:r>
       <w:r>
         <w:t>black</w:t>
@@ -1176,17 +2174,47 @@
         <w:t>gray</w:t>
       </w:r>
       <w:r>
-        <w:t xml:space="preserve">). When both the predicted and actual outcome are the same, the resulting loss for that </w:t>
+        <w:t>).</w:t>
+      </w:r>
+      <w:r>
+        <w:t xml:space="preserve"> </w:t>
+      </w:r>
+      <w:r>
+        <w:t>When both the predicted and actual outcome are the same, the resulting</w:t>
+      </w:r>
+      <w:r>
+        <w:t xml:space="preserve"> loss for that </w:t>
       </w:r>
       <w:r>
         <w:t>data</w:t>
       </w:r>
       <w:r>
-        <w:t xml:space="preserve"> point is 0. </w:t>
+        <w:t xml:space="preserve"> point is 0.</w:t>
+      </w:r>
+      <w:r>
+        <w:t xml:space="preserve"> </w:t>
+      </w:r>
+      <w:r>
+        <w:t>However, the more the probability produce</w:t>
+      </w:r>
+      <w:r>
+        <w:t>d</w:t>
+      </w:r>
+      <w:r>
+        <w:t xml:space="preserve"> by the model points towards the </w:t>
       </w:r>
       <w:r>
         <w:lastRenderedPageBreak/>
-        <w:t xml:space="preserve">However, the more the probability produces by the model points towards the opposite outcome (0), the higher the associated loss. This thus </w:t>
+        <w:t>opposite outcome (0), the higher the associated loss.</w:t>
+      </w:r>
+      <w:r>
+        <w:t xml:space="preserve"> </w:t>
+      </w:r>
+      <w:r>
+        <w:t xml:space="preserve">The logloss function </w:t>
+      </w:r>
+      <w:r>
+        <w:t xml:space="preserve">thus </w:t>
       </w:r>
       <w:r>
         <w:t>guarantees</w:t>
@@ -1236,16 +2264,43 @@
     </w:p>
     <w:p>
       <w:r>
-        <w:t xml:space="preserve">These two changes to the gradient descent algorithm we build in the previous chapter are all that is needed to move from regression to classification. We can and should use all the same techniques as were already touched upon. </w:t>
-      </w:r>
-      <w:r>
-        <w:t>As before</w:t>
-      </w:r>
-      <w:r>
-        <w:t>, w</w:t>
-      </w:r>
-      <w:r>
-        <w:t xml:space="preserve">e should make sure to divide our data into training and testing date to prevent overfitting. </w:t>
+        <w:t xml:space="preserve">These two changes to the gradient descent algorithm we </w:t>
+      </w:r>
+      <w:r>
+        <w:t>built</w:t>
+      </w:r>
+      <w:r>
+        <w:t xml:space="preserve"> in the previous chapter are all that is needed to move from regression to classification.</w:t>
+      </w:r>
+      <w:r>
+        <w:t xml:space="preserve"> </w:t>
+      </w:r>
+      <w:r>
+        <w:t xml:space="preserve">We can and should use all the same techniques </w:t>
+      </w:r>
+      <w:r>
+        <w:t>previously discussed</w:t>
+      </w:r>
+      <w:r>
+        <w:t>.</w:t>
+      </w:r>
+      <w:r>
+        <w:t xml:space="preserve"> </w:t>
+      </w:r>
+      <w:r>
+        <w:t>We</w:t>
+      </w:r>
+      <w:r>
+        <w:t xml:space="preserve"> divide our data into training and testing </w:t>
+      </w:r>
+      <w:r>
+        <w:t>data</w:t>
+      </w:r>
+      <w:r>
+        <w:t xml:space="preserve"> to prevent overfitting.</w:t>
+      </w:r>
+      <w:r>
+        <w:t xml:space="preserve"> </w:t>
       </w:r>
       <w:r>
         <w:t>Finally,</w:t>
@@ -1254,40 +2309,178 @@
         <w:t xml:space="preserve"> </w:t>
       </w:r>
       <w:r>
-        <w:t xml:space="preserve">we will have to decide on learning rate, regularization parameters </w:t>
-      </w:r>
-      <w:r>
-        <w:t xml:space="preserve">(if we are using </w:t>
+        <w:t xml:space="preserve">we </w:t>
+      </w:r>
+      <w:r>
+        <w:t xml:space="preserve">need </w:t>
+      </w:r>
+      <w:r>
+        <w:t xml:space="preserve">to decide on </w:t>
+      </w:r>
+      <w:r>
+        <w:t xml:space="preserve">the </w:t>
+      </w:r>
+      <w:r>
+        <w:t xml:space="preserve">learning rate, </w:t>
+      </w:r>
+      <w:r>
+        <w:t xml:space="preserve">the amount of </w:t>
       </w:r>
       <w:r>
         <w:t>regularization</w:t>
       </w:r>
       <w:r>
+        <w:t>, and</w:t>
+      </w:r>
+      <w:r>
+        <w:t xml:space="preserve"> other hyperparameters we need to </w:t>
+      </w:r>
+      <w:r>
+        <w:t>fine-tune</w:t>
+      </w:r>
+      <w:r>
+        <w:t xml:space="preserve"> </w:t>
+      </w:r>
+      <w:r>
+        <w:t>to</w:t>
+      </w:r>
+      <w:r>
+        <w:t xml:space="preserve"> </w:t>
+      </w:r>
+      <w:r>
+        <w:t xml:space="preserve">find the best </w:t>
+      </w:r>
+      <w:r>
+        <w:t>p</w:t>
+      </w:r>
+      <w:r>
+        <w:t xml:space="preserve">ossible </w:t>
+      </w:r>
+      <w:r>
+        <w:t>model</w:t>
+      </w:r>
+      <w:r>
+        <w:t>.</w:t>
+      </w:r>
+      <w:r>
+        <w:t xml:space="preserve"> </w:t>
+      </w:r>
+      <w:r>
+        <w:t xml:space="preserve">However, </w:t>
+      </w:r>
+      <w:r>
+        <w:t>one crucial</w:t>
+      </w:r>
+      <w:r>
+        <w:t xml:space="preserve"> difference between this algorithm and the linear models we worked with in the previous chapters</w:t>
+      </w:r>
+      <w:r>
+        <w:t xml:space="preserve"> is that</w:t>
+      </w:r>
+      <w:r>
+        <w:t xml:space="preserve"> the </w:t>
+      </w:r>
+      <w:r>
+        <w:t>loss landscape</w:t>
+      </w:r>
+      <w:r>
+        <w:t xml:space="preserve"> is not convex</w:t>
+      </w:r>
+      <w:r>
+        <w:t>.</w:t>
+      </w:r>
+      <w:r>
+        <w:t xml:space="preserve"> </w:t>
+      </w:r>
+      <w:r>
+        <w:t>This nonconvexity means t</w:t>
+      </w:r>
+      <w:r>
+        <w:t xml:space="preserve">here is no </w:t>
+      </w:r>
+      <w:r>
+        <w:t>guarantee</w:t>
+      </w:r>
+      <w:r>
+        <w:t xml:space="preserve"> that </w:t>
+      </w:r>
+      <w:r>
+        <w:t>there is 1</w:t>
+      </w:r>
+      <w:r>
+        <w:rPr>
+          <w:rFonts w:ascii="Cambria" w:hAnsi="Cambria"/>
+        </w:rPr>
         <w:t xml:space="preserve">) </w:t>
       </w:r>
       <w:r>
-        <w:t>and other hyperparameters that we need to explore to find the best of</w:t>
-      </w:r>
-      <w:r>
-        <w:t xml:space="preserve"> all possible algorithms. However, one important difference between this algorithm and the linear models we worked with in the previous chapters: the </w:t>
-      </w:r>
-      <w:r>
-        <w:t>loss landscape</w:t>
-      </w:r>
-      <w:r>
-        <w:t xml:space="preserve"> is not convex: there is no </w:t>
-      </w:r>
-      <w:r>
-        <w:t>guarantee</w:t>
-      </w:r>
-      <w:r>
-        <w:t xml:space="preserve"> that there is only one solution and that it will be found. </w:t>
-      </w:r>
-      <w:r>
-        <w:t>There is</w:t>
-      </w:r>
-      <w:r>
-        <w:t xml:space="preserve"> a local minima to be found, and initial parameters can really make a difference in the resulting model and its accuracy. </w:t>
+        <w:t xml:space="preserve">only one </w:t>
+      </w:r>
+      <w:r>
+        <w:t xml:space="preserve">optimal </w:t>
+      </w:r>
+      <w:r>
+        <w:t xml:space="preserve">solution and </w:t>
+      </w:r>
+      <w:r>
+        <w:t>2</w:t>
+      </w:r>
+      <w:r>
+        <w:rPr>
+          <w:rFonts w:ascii="Cambria" w:hAnsi="Cambria"/>
+        </w:rPr>
+        <w:t xml:space="preserve">) </w:t>
+      </w:r>
+      <w:r>
+        <w:t xml:space="preserve">that </w:t>
+      </w:r>
+      <w:r>
+        <w:t>we</w:t>
+      </w:r>
+      <w:r>
+        <w:t xml:space="preserve"> will</w:t>
+      </w:r>
+      <w:r>
+        <w:t xml:space="preserve"> find it</w:t>
+      </w:r>
+      <w:r>
+        <w:t>.</w:t>
+      </w:r>
+      <w:r>
+        <w:t xml:space="preserve"> </w:t>
+      </w:r>
+      <w:r>
+        <w:t xml:space="preserve">There </w:t>
+      </w:r>
+      <w:r>
+        <w:t>is the possibility that our gradient descent algorithm will get stuck in local minima.</w:t>
+      </w:r>
+      <w:r>
+        <w:t xml:space="preserve"> </w:t>
+      </w:r>
+      <w:r>
+        <w:t xml:space="preserve">In addition, each random set of initial weights </w:t>
+      </w:r>
+      <w:r>
+        <w:t xml:space="preserve">can </w:t>
+      </w:r>
+      <w:r>
+        <w:t xml:space="preserve">lead to very different </w:t>
+      </w:r>
+      <w:r>
+        <w:t>model</w:t>
+      </w:r>
+      <w:r>
+        <w:t xml:space="preserve">s with varying </w:t>
+      </w:r>
+      <w:r>
+        <w:t>performance levels</w:t>
+      </w:r>
+      <w:r>
+        <w:t>.</w:t>
+      </w:r>
+      <w:r>
+        <w:t xml:space="preserve"> </w:t>
       </w:r>
       <w:r>
         <w:t xml:space="preserve">More </w:t>
@@ -1308,38 +2501,167 @@
         <w:t xml:space="preserve"> methods need the loss landscape to be convex, </w:t>
       </w:r>
       <w:r>
-        <w:t xml:space="preserve">we cannot use them here. </w:t>
-      </w:r>
-      <w:r>
-        <w:t xml:space="preserve">This means that </w:t>
-      </w:r>
-      <w:r>
-        <w:t xml:space="preserve">out of the 3 methods we used in previous chapter, only one is applicable here: gradient descent. </w:t>
+        <w:t>we cannot use them here.</w:t>
+      </w:r>
+      <w:r>
+        <w:t xml:space="preserve"> </w:t>
+      </w:r>
+      <w:r>
+        <w:t xml:space="preserve">With convexity, only one </w:t>
+      </w:r>
+      <w:r>
+        <w:t xml:space="preserve">of the </w:t>
+      </w:r>
+      <w:r>
+        <w:t xml:space="preserve">three </w:t>
+      </w:r>
+      <w:r>
+        <w:t xml:space="preserve">methods we used in </w:t>
+      </w:r>
+      <w:r>
+        <w:t xml:space="preserve">the previous chapter </w:t>
+      </w:r>
+      <w:r>
+        <w:t>is applicable here: gradient descent.</w:t>
+      </w:r>
+      <w:r>
+        <w:t xml:space="preserve"> </w:t>
       </w:r>
       <w:r>
         <w:t xml:space="preserve">The combination of gradient descent and our new log loss function transform our linear regression algorithm from the previous chapter into a </w:t>
       </w:r>
       <w:r>
-        <w:t xml:space="preserve">classification algorithm: logistic regression. As you can tell, it is a bit of unfortunate misnomer, since it is not a regression algorithm in the way we have defined regression. It is, however, probably one of most central algorithms in </w:t>
+        <w:t>classification algorithm: logistic regression.</w:t>
+      </w:r>
+      <w:r>
+        <w:t xml:space="preserve"> </w:t>
+      </w:r>
+      <w:r>
+        <w:t xml:space="preserve">As you can tell, it is a bit of </w:t>
+      </w:r>
+      <w:r>
+        <w:t xml:space="preserve">an </w:t>
+      </w:r>
+      <w:r>
+        <w:t>unfortunate misnomer since it is not a regression algorithm.</w:t>
+      </w:r>
+      <w:r>
+        <w:t xml:space="preserve"> </w:t>
+      </w:r>
+      <w:r>
+        <w:t xml:space="preserve">It is, however, </w:t>
+      </w:r>
+      <w:r>
+        <w:t>one of the core</w:t>
+      </w:r>
+      <w:r>
+        <w:t xml:space="preserve"> algorithms in machine learning</w:t>
+      </w:r>
+      <w:r>
+        <w:t xml:space="preserve"> and the first any textbook on machine learning will discuss in the context of classification.</w:t>
+      </w:r>
+      <w:r>
+        <w:t xml:space="preserve"> </w:t>
+      </w:r>
+      <w:r>
+        <w:t xml:space="preserve">This course is no </w:t>
       </w:r>
       <w:r>
         <w:lastRenderedPageBreak/>
-        <w:t xml:space="preserve">machine learning. Mathematically, it has many similarities to the deep belief neural networks we will explore later. In fact, one way to imagine a modern DBNN is a </w:t>
-      </w:r>
-      <w:r>
-        <w:t>neural network in which each node is essentially a tiny little logistic regression algorithm</w:t>
-      </w:r>
-      <w:r>
-        <w:t xml:space="preserve">. </w:t>
-      </w:r>
-      <w:r>
-        <w:t>Training a newly developed logistic regression model follows the exact same approach we outlined in chapter 14 for linear regression. The only difference is in how we define our loss function, and the extra step we take to transform the output of the linear operation on our data by the model</w:t>
-      </w:r>
-      <w:r>
-        <w:t xml:space="preserve">, using the sigmoid function. </w:t>
-      </w:r>
-      <w:r>
-        <w:t xml:space="preserve">We have included a few demo notebooks that implement logistic regression at various levels of coding complexity, and with different learning strategies (conventional, batch and </w:t>
+        <w:t>exception</w:t>
+      </w:r>
+      <w:r>
+        <w:t>.</w:t>
+      </w:r>
+      <w:r>
+        <w:t xml:space="preserve"> </w:t>
+      </w:r>
+      <w:r>
+        <w:t xml:space="preserve">This isn't just because it is </w:t>
+      </w:r>
+      <w:r>
+        <w:t xml:space="preserve">a </w:t>
+      </w:r>
+      <w:r>
+        <w:t>robust</w:t>
+      </w:r>
+      <w:r>
+        <w:t xml:space="preserve"> yet </w:t>
+      </w:r>
+      <w:r>
+        <w:t>easy-to-implement</w:t>
+      </w:r>
+      <w:r>
+        <w:t xml:space="preserve"> algorithm. </w:t>
+      </w:r>
+      <w:r>
+        <w:t xml:space="preserve">Mathematically, </w:t>
+      </w:r>
+      <w:r>
+        <w:t>it has many similarities to deep belief neural networks</w:t>
+      </w:r>
+      <w:r>
+        <w:t xml:space="preserve">, which </w:t>
+      </w:r>
+      <w:r>
+        <w:t>we will explore later</w:t>
+      </w:r>
+      <w:r>
+        <w:t>, so it provides a useful starting point.</w:t>
+      </w:r>
+      <w:r>
+        <w:t xml:space="preserve"> </w:t>
+      </w:r>
+      <w:r>
+        <w:t>One</w:t>
+      </w:r>
+      <w:r>
+        <w:t xml:space="preserve"> way to imagine a modern DBNN is a </w:t>
+      </w:r>
+      <w:r>
+        <w:t>neural network in which each node is essentially a tiny logistic regression algorithm</w:t>
+      </w:r>
+      <w:r>
+        <w:t>.</w:t>
+      </w:r>
+      <w:r>
+        <w:t xml:space="preserve"> </w:t>
+      </w:r>
+      <w:r>
+        <w:t xml:space="preserve">Training a newly developed logistic regression model follows the </w:t>
+      </w:r>
+      <w:r>
+        <w:t>approach</w:t>
+      </w:r>
+      <w:r>
+        <w:t xml:space="preserve"> outlined in </w:t>
+      </w:r>
+      <w:r>
+        <w:t>C</w:t>
+      </w:r>
+      <w:r>
+        <w:t>hapter 14 for linear regression.</w:t>
+      </w:r>
+      <w:r>
+        <w:t xml:space="preserve"> </w:t>
+      </w:r>
+      <w:r>
+        <w:t>The only difference is in how we define our loss function and the extra step we take to transform the output of the linear operation on our data by the model</w:t>
+      </w:r>
+      <w:r>
+        <w:t xml:space="preserve"> using the sigmoid function.</w:t>
+      </w:r>
+      <w:r>
+        <w:t xml:space="preserve"> </w:t>
+      </w:r>
+      <w:r>
+        <w:t>We have included a few demo notebooks that implement logistic regression at various levels of coding complexity and with different learning strategies (conventional, batch</w:t>
+      </w:r>
+      <w:r>
+        <w:t>,</w:t>
+      </w:r>
+      <w:r>
+        <w:t xml:space="preserve"> and </w:t>
       </w:r>
       <w:r>
         <w:t>stochastic</w:t>
@@ -1385,11 +2707,6 @@
       </w:r>
     </w:p>
     <w:p>
-      <w:pPr>
-        <w:rPr>
-          <w:rFonts w:ascii="Cambria" w:hAnsi="Cambria"/>
-        </w:rPr>
-      </w:pPr>
       <w:r>
         <w:t>A</w:t>
       </w:r>
@@ -1397,50 +2714,287 @@
         <w:t xml:space="preserve">nother </w:t>
       </w:r>
       <w:r>
-        <w:t xml:space="preserve">important difference between regression and classification is on our measure of success. Understand how well a classification algorithm is performing is a bit more complicated than you might think. In fact, many misunderstandings arise from </w:t>
-      </w:r>
-      <w:r>
-        <w:t xml:space="preserve">a focus on the wrong success metric. Models can perform </w:t>
+        <w:t>important difference between regression and classification is our measure of success.</w:t>
+      </w:r>
+      <w:r>
+        <w:t xml:space="preserve"> </w:t>
+      </w:r>
+      <w:r>
+        <w:t>Understanding</w:t>
+      </w:r>
+      <w:r>
+        <w:t xml:space="preserve"> how well a classification algorithm </w:t>
+      </w:r>
+      <w:r>
+        <w:t>performs</w:t>
+      </w:r>
+      <w:r>
+        <w:t xml:space="preserve"> is a bit more complicated than you might think.</w:t>
+      </w:r>
+      <w:r>
+        <w:t xml:space="preserve"> </w:t>
+      </w:r>
+      <w:r>
+        <w:t>Biased</w:t>
+      </w:r>
+      <w:r>
+        <w:t xml:space="preserve"> algorithms often result </w:t>
+      </w:r>
+      <w:r>
+        <w:t>from</w:t>
+      </w:r>
+      <w:r>
+        <w:t xml:space="preserve"> a focus on the </w:t>
+      </w:r>
+      <w:r>
+        <w:t xml:space="preserve">wrong </w:t>
+      </w:r>
+      <w:r>
+        <w:t>performance or success</w:t>
+      </w:r>
+      <w:r>
+        <w:t xml:space="preserve"> metric</w:t>
+      </w:r>
+      <w:r>
+        <w:t>s</w:t>
+      </w:r>
+      <w:r>
+        <w:t>.</w:t>
+      </w:r>
+      <w:r>
+        <w:t xml:space="preserve"> </w:t>
+      </w:r>
+      <w:r>
+        <w:t xml:space="preserve">Models can perform </w:t>
       </w:r>
       <w:r>
         <w:t>exceptionally</w:t>
       </w:r>
       <w:r>
-        <w:t xml:space="preserve"> well, or so it appears, using one metric. They can be found to be faulty, </w:t>
+        <w:t xml:space="preserve"> well, or so it appears</w:t>
+      </w:r>
+      <w:r>
+        <w:t>, using one metric</w:t>
+      </w:r>
+      <w:r>
+        <w:t xml:space="preserve"> but not another.</w:t>
+      </w:r>
+      <w:r>
+        <w:t xml:space="preserve"> </w:t>
+      </w:r>
+      <w:r>
+        <w:t xml:space="preserve">When </w:t>
+      </w:r>
+      <w:r>
+        <w:t xml:space="preserve">we release </w:t>
+      </w:r>
+      <w:r>
+        <w:t xml:space="preserve">such models into the wild, they might be </w:t>
+      </w:r>
+      <w:r>
+        <w:t xml:space="preserve">faulty, </w:t>
       </w:r>
       <w:r>
         <w:t>unreliable,</w:t>
       </w:r>
       <w:r>
-        <w:t xml:space="preserve"> and even dangerous on closer inspection using more sophis</w:t>
-      </w:r>
-      <w:r>
-        <w:t>ti</w:t>
-      </w:r>
-      <w:r>
-        <w:t xml:space="preserve">cated methods. If you are not keen on all the mathematics we use throughout this book and don't think you will find yourself using or implementing any of the methods, you can of course skip many sections that deal with that. But if you have an interest in machine learning and AI, work closely with people how build and </w:t>
+        <w:t xml:space="preserve"> and even</w:t>
+      </w:r>
+      <w:r>
+        <w:t xml:space="preserve"> dangerous </w:t>
+      </w:r>
+      <w:r>
+        <w:t>since</w:t>
+      </w:r>
+      <w:r>
+        <w:t xml:space="preserve"> </w:t>
+      </w:r>
+      <w:r>
+        <w:t xml:space="preserve">we </w:t>
+      </w:r>
+      <w:r>
+        <w:t>measure</w:t>
+      </w:r>
+      <w:r>
+        <w:t xml:space="preserve"> </w:t>
+      </w:r>
+      <w:r>
+        <w:t>th</w:t>
+      </w:r>
+      <w:r>
+        <w:t xml:space="preserve">eir performance with the wrong </w:t>
+      </w:r>
+      <w:r>
+        <w:t>yardstick</w:t>
+      </w:r>
+      <w:r>
+        <w:t>.</w:t>
+      </w:r>
+      <w:r>
+        <w:t xml:space="preserve"> </w:t>
+      </w:r>
+      <w:r>
+        <w:t xml:space="preserve">If you are not keen on all the </w:t>
+      </w:r>
+      <w:r>
+        <w:t>mathematics</w:t>
+      </w:r>
+      <w:r>
+        <w:t xml:space="preserve"> </w:t>
+      </w:r>
+      <w:r>
+        <w:t xml:space="preserve">we </w:t>
+      </w:r>
+      <w:r>
+        <w:t>have used so far</w:t>
+      </w:r>
+      <w:r>
+        <w:t xml:space="preserve"> </w:t>
+      </w:r>
+      <w:r>
+        <w:t>in</w:t>
+      </w:r>
+      <w:r>
+        <w:t xml:space="preserve"> this book</w:t>
+      </w:r>
+      <w:r>
+        <w:t>, and you do not</w:t>
+      </w:r>
+      <w:r>
+        <w:t xml:space="preserve"> think you will find yourself using or implementing any of the methods</w:t>
+      </w:r>
+      <w:r>
+        <w:t xml:space="preserve">, you can skip many sections </w:t>
+      </w:r>
+      <w:r>
+        <w:t>that work through these technical details</w:t>
+      </w:r>
+      <w:r>
+        <w:t>.</w:t>
+      </w:r>
+      <w:r>
+        <w:t xml:space="preserve"> </w:t>
+      </w:r>
+      <w:r>
+        <w:t xml:space="preserve">But if you </w:t>
+      </w:r>
+      <w:r>
+        <w:t>are interested</w:t>
+      </w:r>
+      <w:r>
+        <w:t xml:space="preserve"> in machine learning and AI, work closely with people </w:t>
+      </w:r>
+      <w:r>
+        <w:t>who</w:t>
+      </w:r>
+      <w:r>
+        <w:t xml:space="preserve"> build and </w:t>
       </w:r>
       <w:r>
         <w:t>deploy</w:t>
       </w:r>
       <w:r>
-        <w:t xml:space="preserve"> them, and want to </w:t>
-      </w:r>
-      <w:r>
-        <w:t>have</w:t>
-      </w:r>
-      <w:r>
-        <w:t xml:space="preserve"> a better understand how AI can introduce dangerous biases in society, we recommend the next few sections. We hope to encourage critical thinking when bold claims are made about AI. You will begin to question </w:t>
+        <w:t xml:space="preserve"> them, and want a better understand</w:t>
+      </w:r>
+      <w:r>
+        <w:t>ing of</w:t>
+      </w:r>
+      <w:r>
+        <w:t xml:space="preserve"> how AI can introduce dangerous </w:t>
+      </w:r>
+      <w:r>
+        <w:lastRenderedPageBreak/>
+        <w:t>biases</w:t>
+      </w:r>
+      <w:r>
+        <w:t xml:space="preserve"> that have </w:t>
+      </w:r>
+      <w:r>
+        <w:t>real-world</w:t>
+      </w:r>
+      <w:r>
+        <w:t xml:space="preserve"> consequences</w:t>
+      </w:r>
+      <w:r>
+        <w:t>, we</w:t>
+      </w:r>
+      <w:r>
+        <w:t xml:space="preserve"> </w:t>
+      </w:r>
+      <w:r>
+        <w:t xml:space="preserve">recommend </w:t>
+      </w:r>
+      <w:r>
+        <w:t xml:space="preserve">working through </w:t>
+      </w:r>
+      <w:r>
+        <w:t xml:space="preserve">the </w:t>
+      </w:r>
+      <w:r>
+        <w:t>following</w:t>
+      </w:r>
+      <w:r>
+        <w:t xml:space="preserve"> few sections</w:t>
+      </w:r>
+      <w:r>
+        <w:t xml:space="preserve"> in particular</w:t>
+      </w:r>
+      <w:r>
+        <w:t>.</w:t>
+      </w:r>
+      <w:r>
+        <w:t xml:space="preserve"> </w:t>
+      </w:r>
+      <w:r>
+        <w:t xml:space="preserve">We </w:t>
+      </w:r>
+      <w:r>
+        <w:t>want</w:t>
+      </w:r>
+      <w:r>
+        <w:t xml:space="preserve"> to encourage critical thinking when </w:t>
+      </w:r>
+      <w:r>
+        <w:t xml:space="preserve">anyone makes </w:t>
+      </w:r>
+      <w:r>
+        <w:t xml:space="preserve">bold claims about </w:t>
+      </w:r>
+      <w:r>
+        <w:t xml:space="preserve">their new </w:t>
+      </w:r>
+      <w:r>
+        <w:t>AI</w:t>
+      </w:r>
+      <w:r>
+        <w:t xml:space="preserve"> solution</w:t>
+      </w:r>
+      <w:r>
+        <w:t>.</w:t>
+      </w:r>
+      <w:r>
+        <w:t xml:space="preserve"> </w:t>
+      </w:r>
+      <w:r>
+        <w:t xml:space="preserve">You will begin to question </w:t>
       </w:r>
       <w:r>
         <w:t>flashy</w:t>
       </w:r>
       <w:r>
-        <w:t xml:space="preserve"> headlines like: 'new </w:t>
-      </w:r>
-      <w:r>
-        <w:lastRenderedPageBreak/>
-        <w:t xml:space="preserve">algorithm accurately </w:t>
+        <w:t xml:space="preserve"> headlines lik</w:t>
+      </w:r>
+      <w:r>
+        <w:t>e</w:t>
+      </w:r>
+      <w:r>
+        <w:t xml:space="preserve">: </w:t>
+      </w:r>
+      <w:r>
+        <w:t>'</w:t>
+      </w:r>
+      <w:r>
+        <w:t xml:space="preserve">new algorithm accurately </w:t>
       </w:r>
       <w:r>
         <w:t xml:space="preserve">predicts the presence of </w:t>
@@ -1455,13 +3009,40 @@
         <w:t xml:space="preserve"> doctors were unable </w:t>
       </w:r>
       <w:r>
+        <w:t xml:space="preserve">to </w:t>
+      </w:r>
+      <w:r>
         <w:t xml:space="preserve">diagnose </w:t>
       </w:r>
       <w:r>
-        <w:t>before</w:t>
-      </w:r>
-      <w:r>
-        <w:t>!'. And for good reason.</w:t>
+        <w:t>befo</w:t>
+      </w:r>
+      <w:r>
+        <w:t>r</w:t>
+      </w:r>
+      <w:r>
+        <w:t>e</w:t>
+      </w:r>
+      <w:r>
+        <w:t>!</w:t>
+      </w:r>
+      <w:r>
+        <w:t>'</w:t>
+      </w:r>
+      <w:r>
+        <w:t>.</w:t>
+      </w:r>
+      <w:r>
+        <w:t xml:space="preserve"> </w:t>
+      </w:r>
+      <w:r>
+        <w:t xml:space="preserve">And </w:t>
+      </w:r>
+      <w:r>
+        <w:t>for a good reason</w:t>
+      </w:r>
+      <w:r>
+        <w:t>.</w:t>
       </w:r>
       <w:r>
         <w:rPr>
@@ -1498,19 +3079,14 @@
       </w:r>
     </w:p>
     <w:p>
-      <w:pPr>
-        <w:rPr>
-          <w:rFonts w:ascii="Cambria" w:hAnsi="Cambria"/>
-        </w:rPr>
-      </w:pPr>
-      <w:r>
-        <w:t>So, what might we get wrong in trying to understand a model</w:t>
-      </w:r>
-      <w:r>
-        <w:rPr>
-          <w:rFonts w:ascii="Cambria" w:hAnsi="Cambria"/>
-        </w:rPr>
-        <w:t xml:space="preserve">'s performance? </w:t>
+      <w:r>
+        <w:t>So, what might we get wrong in trying to understand</w:t>
+      </w:r>
+      <w:r>
+        <w:t xml:space="preserve"> model </w:t>
+      </w:r>
+      <w:r>
+        <w:t xml:space="preserve">performance? </w:t>
       </w:r>
     </w:p>
     <w:p>
@@ -1521,31 +3097,82 @@
         <w:t>algorithm</w:t>
       </w:r>
       <w:r>
-        <w:t xml:space="preserve"> by looking at its accuracy. Clearly, something with an accuracy close to 100% must be a good </w:t>
+        <w:t xml:space="preserve"> </w:t>
+      </w:r>
+      <w:r>
+        <w:t>based on</w:t>
+      </w:r>
+      <w:r>
+        <w:t xml:space="preserve"> its accuracy.</w:t>
+      </w:r>
+      <w:r>
+        <w:t xml:space="preserve"> </w:t>
+      </w:r>
+      <w:r>
+        <w:t>Surely</w:t>
+      </w:r>
+      <w:r>
+        <w:t xml:space="preserve"> something with an accuracy close to 100% must be a good </w:t>
       </w:r>
       <w:r>
         <w:t>algorithm</w:t>
       </w:r>
       <w:r>
-        <w:t>. Similarly, if it doesn't do better than chance, what</w:t>
+        <w:t>.</w:t>
+      </w:r>
+      <w:r>
+        <w:t xml:space="preserve"> </w:t>
+      </w:r>
+      <w:r>
+        <w:t xml:space="preserve">Similarly, if </w:t>
+      </w:r>
+      <w:r>
+        <w:t xml:space="preserve">it </w:t>
+      </w:r>
+      <w:r>
+        <w:t>doesn't</w:t>
+      </w:r>
+      <w:r>
+        <w:t xml:space="preserve"> do better than chance, what</w:t>
       </w:r>
       <w:r>
         <w:t xml:space="preserve"> is</w:t>
       </w:r>
       <w:r>
-        <w:t xml:space="preserve"> the point of having it? </w:t>
+        <w:t xml:space="preserve"> the point of having it?</w:t>
+      </w:r>
+      <w:r>
+        <w:t xml:space="preserve"> </w:t>
       </w:r>
       <w:r>
         <w:t>Things</w:t>
       </w:r>
       <w:r>
-        <w:t xml:space="preserve"> are far more subtle. Consider </w:t>
-      </w:r>
-      <w:r>
-        <w:t>that before-mentioned</w:t>
-      </w:r>
-      <w:r>
-        <w:t xml:space="preserve"> algorithm in charge of detecting an extremely rare form of cancer through some form of </w:t>
+        <w:t xml:space="preserve"> are far more subtle.</w:t>
+      </w:r>
+      <w:r>
+        <w:t xml:space="preserve"> </w:t>
+      </w:r>
+      <w:r>
+        <w:t xml:space="preserve">Consider </w:t>
+      </w:r>
+      <w:r>
+        <w:t xml:space="preserve">that </w:t>
+      </w:r>
+      <w:r>
+        <w:t xml:space="preserve">the </w:t>
+      </w:r>
+      <w:r>
+        <w:t>before-mentioned</w:t>
+      </w:r>
+      <w:r>
+        <w:t xml:space="preserve"> algorithm </w:t>
+      </w:r>
+      <w:r>
+        <w:t xml:space="preserve">is </w:t>
+      </w:r>
+      <w:r>
+        <w:t xml:space="preserve">in charge of detecting an extremely rare form of cancer through some form of </w:t>
       </w:r>
       <w:r>
         <w:t>measurement</w:t>
@@ -1557,13 +3184,76 @@
         <w:t>etc.</w:t>
       </w:r>
       <w:r>
-        <w:t xml:space="preserve">). If I was </w:t>
+        <w:t>).</w:t>
+      </w:r>
+      <w:r>
+        <w:t xml:space="preserve"> </w:t>
+      </w:r>
+      <w:r>
+        <w:t>Suppose</w:t>
+      </w:r>
+      <w:r>
+        <w:t xml:space="preserve"> I was </w:t>
       </w:r>
       <w:r>
         <w:t>particularly</w:t>
       </w:r>
       <w:r>
-        <w:t xml:space="preserve"> lazy and nefarious at the same time, I could just build an algorithm that return the same answer no matter what the input: the diagnosis is negative. The thing is, I would be right almost all the time. Because the cancer is so rare, most of the times I correctly predict the cancer is not present, but not intentionally. </w:t>
+        <w:t xml:space="preserve"> lazy and nefarious at the same time</w:t>
+      </w:r>
+      <w:r>
+        <w:t>.</w:t>
+      </w:r>
+      <w:r>
+        <w:t xml:space="preserve"> </w:t>
+      </w:r>
+      <w:r>
+        <w:t>In that case,</w:t>
+      </w:r>
+      <w:r>
+        <w:t xml:space="preserve"> I could build an algorithm that </w:t>
+      </w:r>
+      <w:r>
+        <w:t>returns</w:t>
+      </w:r>
+      <w:r>
+        <w:t xml:space="preserve"> the same answer no matter the input: the diagnosis is negative.</w:t>
+      </w:r>
+      <w:r>
+        <w:t xml:space="preserve"> </w:t>
+      </w:r>
+      <w:r>
+        <w:t>And</w:t>
+      </w:r>
+      <w:r>
+        <w:t xml:space="preserve"> </w:t>
+      </w:r>
+      <w:r>
+        <w:t>the algorithm</w:t>
+      </w:r>
+      <w:r>
+        <w:t xml:space="preserve"> would be right almost all the time</w:t>
+      </w:r>
+      <w:r>
+        <w:t xml:space="preserve"> since </w:t>
+      </w:r>
+      <w:r>
+        <w:t>th</w:t>
+      </w:r>
+      <w:r>
+        <w:t>is</w:t>
+      </w:r>
+      <w:r>
+        <w:t xml:space="preserve"> cancer is so rare, </w:t>
+      </w:r>
+      <w:r>
+        <w:t>it is often</w:t>
+      </w:r>
+      <w:r>
+        <w:t xml:space="preserve"> not present</w:t>
+      </w:r>
+      <w:r>
+        <w:t xml:space="preserve"> to begin with. </w:t>
       </w:r>
     </w:p>
     <w:p/>
@@ -1589,26 +3279,170 @@
     </w:p>
     <w:p>
       <w:r>
+        <w:t xml:space="preserve">This </w:t>
+      </w:r>
+      <w:r>
+        <w:t>imbalance between classes</w:t>
+      </w:r>
+      <w:r>
+        <w:t xml:space="preserve">, where one class occurs with a much higher frequency than </w:t>
+      </w:r>
+      <w:r>
+        <w:t xml:space="preserve">the </w:t>
+      </w:r>
+      <w:r>
+        <w:t xml:space="preserve">other, </w:t>
+      </w:r>
+      <w:r>
+        <w:t xml:space="preserve">is a problem for </w:t>
+      </w:r>
+      <w:r>
+        <w:t xml:space="preserve">classification algorithms, but there are ways </w:t>
+      </w:r>
+      <w:r>
+        <w:t>around it.</w:t>
+      </w:r>
+      <w:r>
+        <w:t xml:space="preserve"> </w:t>
+      </w:r>
+      <w:r>
+        <w:t xml:space="preserve">But </w:t>
+      </w:r>
+      <w:r>
+        <w:t xml:space="preserve">we should </w:t>
+      </w:r>
+      <w:r>
+        <w:t xml:space="preserve">start by </w:t>
+      </w:r>
+      <w:r>
+        <w:t xml:space="preserve">unpacking what it means to make a </w:t>
+      </w:r>
+      <w:r>
+        <w:t>'</w:t>
+      </w:r>
+      <w:r>
+        <w:t>correct</w:t>
+      </w:r>
+      <w:r>
+        <w:t>'</w:t>
+      </w:r>
+      <w:r>
+        <w:t xml:space="preserve"> </w:t>
+      </w:r>
+      <w:r>
+        <w:t xml:space="preserve">or 'incorrect' </w:t>
+      </w:r>
+      <w:r>
+        <w:t>prediction</w:t>
+      </w:r>
+      <w:r>
+        <w:t>.</w:t>
+      </w:r>
+      <w:r>
+        <w:t xml:space="preserve"> </w:t>
+      </w:r>
+      <w:r>
+        <w:t xml:space="preserve">On closer inspection, a binary classification algorithm can </w:t>
+      </w:r>
+      <w:r>
+        <w:lastRenderedPageBreak/>
+        <w:t xml:space="preserve">be </w:t>
+      </w:r>
+      <w:r>
+        <w:t>correct</w:t>
+      </w:r>
+      <w:r>
+        <w:t xml:space="preserve"> in two way</w:t>
+      </w:r>
+      <w:r>
+        <w:t>s</w:t>
+      </w:r>
+      <w:r>
+        <w:t xml:space="preserve"> and wrong in two ways.</w:t>
+      </w:r>
+      <w:r>
+        <w:t xml:space="preserve"> </w:t>
+      </w:r>
+      <w:r>
+        <w:t>A true positive</w:t>
+      </w:r>
+      <w:r>
+        <w:t xml:space="preserve"> is when the algorithm correctly </w:t>
+      </w:r>
+      <w:r>
+        <w:t>predicts</w:t>
+      </w:r>
+      <w:r>
+        <w:t xml:space="preserve"> the presence of something, like a </w:t>
+      </w:r>
+      <w:r>
+        <w:t>tumor in a</w:t>
+      </w:r>
+      <w:r>
+        <w:t>n</w:t>
+      </w:r>
+      <w:r>
+        <w:t xml:space="preserve"> MRI scan</w:t>
+      </w:r>
+      <w:r>
+        <w:t>.</w:t>
+      </w:r>
+      <w:r>
+        <w:t xml:space="preserve"> </w:t>
+      </w:r>
+      <w:r>
+        <w:t xml:space="preserve">But it can also correctly predict </w:t>
+      </w:r>
+      <w:r>
+        <w:t>the</w:t>
+      </w:r>
+      <w:r>
+        <w:t xml:space="preserve"> absence of that same thing: a true negative.</w:t>
+      </w:r>
+      <w:r>
+        <w:t xml:space="preserve"> </w:t>
+      </w:r>
+      <w:r>
+        <w:t>Likewise, an algorithm can get it wrong by predicting something that i</w:t>
+      </w:r>
+      <w:r>
+        <w:t>s not</w:t>
+      </w:r>
+      <w:r>
+        <w:t xml:space="preserve"> present (a false positive) and get it wrong by failing to do when it is present: </w:t>
+      </w:r>
+      <w:r>
+        <w:t>a</w:t>
+      </w:r>
+      <w:r>
+        <w:t xml:space="preserve"> false negative).</w:t>
+      </w:r>
+      <w:r>
+        <w:t xml:space="preserve"> </w:t>
+      </w:r>
+      <w:r>
         <w:t>This</w:t>
       </w:r>
       <w:r>
-        <w:t xml:space="preserve"> imbalance between classes is a problem for classification algorithms, but there are ways around it. But first start by nuancing the idea that the algorithm is 'correct'. On closer inspection, a binary classification algorithm can be right in two way, and wrong in two ways. A true positive is when the algorithm correctly </w:t>
-      </w:r>
-      <w:r>
-        <w:t>predicts</w:t>
-      </w:r>
-      <w:r>
-        <w:t xml:space="preserve"> the presence of something, like a cancer cell. But it can also correctly predict that absence of that same thing: a true negative. Likewise, an algorithm can get it wrong by predicting something that i</w:t>
-      </w:r>
-      <w:r>
-        <w:t>s not</w:t>
-      </w:r>
-      <w:r>
-        <w:t xml:space="preserve"> actually present (a false positive) and get it wrong by failing to do when it is present : the false negative). </w:t>
-      </w:r>
-      <w:r>
-        <w:lastRenderedPageBreak/>
-        <w:t xml:space="preserve">This creates a 2x2 matrix of these four possibilities for a binary classification example. For a multiclass problem, it is </w:t>
+        <w:t xml:space="preserve"> creates a 2x2 matrix of these four possibilities </w:t>
+      </w:r>
+      <w:r>
+        <w:t>in</w:t>
+      </w:r>
+      <w:r>
+        <w:t xml:space="preserve"> a binary classification</w:t>
+      </w:r>
+      <w:r>
+        <w:t xml:space="preserve"> task</w:t>
+      </w:r>
+      <w:r>
+        <w:t>.</w:t>
+      </w:r>
+      <w:r>
+        <w:t xml:space="preserve"> </w:t>
+      </w:r>
+      <w:r>
+        <w:t xml:space="preserve">For a multiclass problem, it is </w:t>
       </w:r>
       <w:r>
         <w:t>called</w:t>
@@ -1652,6 +3486,13 @@
         <w:t>n</w:t>
       </w:r>
       <w:r>
+        <w:rPr>
+          <w:i/>
+          <w:iCs/>
+        </w:rPr>
+        <w:t>,</w:t>
+      </w:r>
+      <w:r>
         <w:t xml:space="preserve"> with </w:t>
       </w:r>
       <w:r>
@@ -1662,19 +3503,43 @@
         <w:t>n</w:t>
       </w:r>
       <w:r>
-        <w:t xml:space="preserve"> being the number of unique classes that can be predicted. In the binary case, two </w:t>
+        <w:t xml:space="preserve"> being the number of classes.</w:t>
+      </w:r>
+      <w:r>
+        <w:t xml:space="preserve"> </w:t>
+      </w:r>
+      <w:r>
+        <w:t xml:space="preserve">In the binary case, </w:t>
+      </w:r>
+      <w:r>
+        <w:t xml:space="preserve">we can compute </w:t>
+      </w:r>
+      <w:r>
+        <w:t xml:space="preserve">two </w:t>
       </w:r>
       <w:r>
         <w:t>additional</w:t>
       </w:r>
       <w:r>
-        <w:t xml:space="preserve"> measures can be computed beyond that accuracy that tell a better story of how the algorithm is performin</w:t>
-      </w:r>
-      <w:r>
-        <w:t>g</w:t>
-      </w:r>
-      <w:r>
-        <w:t xml:space="preserve">: precision and recall. </w:t>
+        <w:t xml:space="preserve"> measures</w:t>
+      </w:r>
+      <w:r>
+        <w:t xml:space="preserve"> that </w:t>
+      </w:r>
+      <w:r>
+        <w:t xml:space="preserve">give us a better insight into the </w:t>
+      </w:r>
+      <w:r>
+        <w:t>algorithm's</w:t>
+      </w:r>
+      <w:r>
+        <w:t xml:space="preserve"> performance</w:t>
+      </w:r>
+      <w:r>
+        <w:t xml:space="preserve"> compared to accuracy:</w:t>
+      </w:r>
+      <w:r>
+        <w:t xml:space="preserve"> precision and recall. </w:t>
       </w:r>
     </w:p>
     <w:p/>
@@ -1821,7 +3686,21 @@
                 <w:sz w:val="20"/>
                 <w:szCs w:val="20"/>
               </w:rPr>
-              <w:t xml:space="preserve">- Precision and Recall. In a binary </w:t>
+              <w:t>- Precision and Recall.</w:t>
+            </w:r>
+            <w:r>
+              <w:rPr>
+                <w:sz w:val="20"/>
+                <w:szCs w:val="20"/>
+              </w:rPr>
+              <w:t xml:space="preserve"> </w:t>
+            </w:r>
+            <w:r>
+              <w:rPr>
+                <w:sz w:val="20"/>
+                <w:szCs w:val="20"/>
+              </w:rPr>
+              <w:t xml:space="preserve">In a binary </w:t>
             </w:r>
             <w:r>
               <w:rPr>
@@ -1849,7 +3728,77 @@
                 <w:sz w:val="20"/>
                 <w:szCs w:val="20"/>
               </w:rPr>
-              <w:t xml:space="preserve">there are four possible outcomes, 2 correct and 2 incorrect. True positives indicate the classifier correctly predicting the presence on an outcome, </w:t>
+              <w:t xml:space="preserve">there are four possible outcomes, </w:t>
+            </w:r>
+            <w:r>
+              <w:rPr>
+                <w:sz w:val="20"/>
+                <w:szCs w:val="20"/>
+              </w:rPr>
+              <w:t>two</w:t>
+            </w:r>
+            <w:r>
+              <w:rPr>
+                <w:sz w:val="20"/>
+                <w:szCs w:val="20"/>
+              </w:rPr>
+              <w:t xml:space="preserve"> correct and </w:t>
+            </w:r>
+            <w:r>
+              <w:rPr>
+                <w:sz w:val="20"/>
+                <w:szCs w:val="20"/>
+              </w:rPr>
+              <w:t>two</w:t>
+            </w:r>
+            <w:r>
+              <w:rPr>
+                <w:sz w:val="20"/>
+                <w:szCs w:val="20"/>
+              </w:rPr>
+              <w:t xml:space="preserve"> incorrect.</w:t>
+            </w:r>
+            <w:r>
+              <w:rPr>
+                <w:sz w:val="20"/>
+                <w:szCs w:val="20"/>
+              </w:rPr>
+              <w:t xml:space="preserve"> </w:t>
+            </w:r>
+            <w:r>
+              <w:rPr>
+                <w:sz w:val="20"/>
+                <w:szCs w:val="20"/>
+              </w:rPr>
+              <w:t xml:space="preserve">True positives indicate the classifier correctly </w:t>
+            </w:r>
+            <w:r>
+              <w:rPr>
+                <w:sz w:val="20"/>
+                <w:szCs w:val="20"/>
+              </w:rPr>
+              <w:t>predicts</w:t>
+            </w:r>
+            <w:r>
+              <w:rPr>
+                <w:sz w:val="20"/>
+                <w:szCs w:val="20"/>
+              </w:rPr>
+              <w:t xml:space="preserve"> the presence </w:t>
+            </w:r>
+            <w:r>
+              <w:rPr>
+                <w:sz w:val="20"/>
+                <w:szCs w:val="20"/>
+              </w:rPr>
+              <w:t>of</w:t>
+            </w:r>
+            <w:r>
+              <w:rPr>
+                <w:sz w:val="20"/>
+                <w:szCs w:val="20"/>
+              </w:rPr>
+              <w:t xml:space="preserve"> an outcome, </w:t>
             </w:r>
             <w:r>
               <w:rPr>
@@ -1863,42 +3812,120 @@
                 <w:sz w:val="20"/>
                 <w:szCs w:val="20"/>
               </w:rPr>
-              <w:t xml:space="preserve"> true negatives are </w:t>
-            </w:r>
-            <w:r>
-              <w:rPr>
-                <w:sz w:val="20"/>
-                <w:szCs w:val="20"/>
-              </w:rPr>
-              <w:t>correctly</w:t>
-            </w:r>
-            <w:r>
-              <w:rPr>
-                <w:sz w:val="20"/>
-                <w:szCs w:val="20"/>
-              </w:rPr>
-              <w:t xml:space="preserve"> predicting the absence. False positives mean the classifier incorrectly indicates the presence of the outcome, a false negative when the classifier incorrectly assumes the absence of the outcome. By combining these </w:t>
-            </w:r>
-            <w:r>
-              <w:rPr>
-                <w:sz w:val="20"/>
-                <w:szCs w:val="20"/>
-              </w:rPr>
-              <w:t>outcomes,</w:t>
-            </w:r>
-            <w:r>
-              <w:rPr>
-                <w:sz w:val="20"/>
-                <w:szCs w:val="20"/>
-              </w:rPr>
-              <w:t xml:space="preserve"> we can determine both the precision and the recall of our </w:t>
-            </w:r>
-            <w:r>
-              <w:rPr>
-                <w:sz w:val="20"/>
-                <w:szCs w:val="20"/>
-              </w:rPr>
-              <w:t>classifier</w:t>
+              <w:t xml:space="preserve"> true </w:t>
+            </w:r>
+            <w:r>
+              <w:rPr>
+                <w:sz w:val="20"/>
+                <w:szCs w:val="20"/>
+              </w:rPr>
+              <w:lastRenderedPageBreak/>
+              <w:t xml:space="preserve">negatives </w:t>
+            </w:r>
+            <w:r>
+              <w:rPr>
+                <w:sz w:val="20"/>
+                <w:szCs w:val="20"/>
+              </w:rPr>
+              <w:t>correctly predict</w:t>
+            </w:r>
+            <w:r>
+              <w:rPr>
+                <w:sz w:val="20"/>
+                <w:szCs w:val="20"/>
+              </w:rPr>
+              <w:t xml:space="preserve"> the absence.</w:t>
+            </w:r>
+            <w:r>
+              <w:rPr>
+                <w:sz w:val="20"/>
+                <w:szCs w:val="20"/>
+              </w:rPr>
+              <w:t xml:space="preserve"> </w:t>
+            </w:r>
+            <w:r>
+              <w:rPr>
+                <w:sz w:val="20"/>
+                <w:szCs w:val="20"/>
+              </w:rPr>
+              <w:t xml:space="preserve">False positives mean the classifier incorrectly indicates the presence of the outcome, </w:t>
+            </w:r>
+            <w:r>
+              <w:rPr>
+                <w:sz w:val="20"/>
+                <w:szCs w:val="20"/>
+              </w:rPr>
+              <w:t xml:space="preserve">and </w:t>
+            </w:r>
+            <w:r>
+              <w:rPr>
+                <w:sz w:val="20"/>
+                <w:szCs w:val="20"/>
+              </w:rPr>
+              <w:t xml:space="preserve">a false negative when the classifier </w:t>
+            </w:r>
+            <w:r>
+              <w:rPr>
+                <w:sz w:val="20"/>
+                <w:szCs w:val="20"/>
+              </w:rPr>
+              <w:t>wrongly</w:t>
+            </w:r>
+            <w:r>
+              <w:rPr>
+                <w:sz w:val="20"/>
+                <w:szCs w:val="20"/>
+              </w:rPr>
+              <w:t xml:space="preserve"> assumes the absence of the outcome.</w:t>
+            </w:r>
+            <w:r>
+              <w:rPr>
+                <w:sz w:val="20"/>
+                <w:szCs w:val="20"/>
+              </w:rPr>
+              <w:t xml:space="preserve"> </w:t>
+            </w:r>
+            <w:r>
+              <w:rPr>
+                <w:sz w:val="20"/>
+                <w:szCs w:val="20"/>
+              </w:rPr>
+              <w:t>We</w:t>
+            </w:r>
+            <w:r>
+              <w:rPr>
+                <w:sz w:val="20"/>
+                <w:szCs w:val="20"/>
+              </w:rPr>
+              <w:t xml:space="preserve"> can determine </w:t>
+            </w:r>
+            <w:r>
+              <w:rPr>
+                <w:sz w:val="20"/>
+                <w:szCs w:val="20"/>
+              </w:rPr>
+              <w:t xml:space="preserve">our </w:t>
+            </w:r>
+            <w:r>
+              <w:rPr>
+                <w:sz w:val="20"/>
+                <w:szCs w:val="20"/>
+              </w:rPr>
+              <w:t>classifier's</w:t>
+            </w:r>
+            <w:r>
+              <w:rPr>
+                <w:sz w:val="20"/>
+                <w:szCs w:val="20"/>
+              </w:rPr>
+              <w:t xml:space="preserve"> precision and recall</w:t>
+            </w:r>
+            <w:r>
+              <w:rPr>
+                <w:sz w:val="20"/>
+                <w:szCs w:val="20"/>
+              </w:rPr>
+              <w:t xml:space="preserve"> by combining these outcomes</w:t>
             </w:r>
             <w:r>
               <w:rPr>
@@ -1924,132 +3951,445 @@
     </w:p>
     <w:p>
       <w:pPr>
-        <w:spacing w:line="240" w:lineRule="auto"/>
-        <w:rPr>
-          <w:rFonts w:eastAsiaTheme="minorHAnsi" w:cstheme="minorBidi"/>
-          <w:b/>
-          <w:bCs/>
-        </w:rPr>
+        <w:pStyle w:val="Heading3"/>
       </w:pPr>
       <w:r>
-        <w:br w:type="page"/>
+        <w:t>1</w:t>
+      </w:r>
+      <w:r>
+        <w:t>5</w:t>
+      </w:r>
+      <w:r>
+        <w:t>.</w:t>
+      </w:r>
+      <w:r>
+        <w:t>8</w:t>
+      </w:r>
+      <w:r>
+        <w:t xml:space="preserve"> - Precision and recall</w:t>
       </w:r>
     </w:p>
     <w:p>
-      <w:pPr>
-        <w:pStyle w:val="Heading3"/>
-      </w:pPr>
-      <w:r>
-        <w:lastRenderedPageBreak/>
-        <w:t>1</w:t>
-      </w:r>
-      <w:r>
-        <w:t>5</w:t>
+      <w:r>
+        <w:t xml:space="preserve">By </w:t>
+      </w:r>
+      <w:r>
+        <w:t>dividing</w:t>
+      </w:r>
+      <w:r>
+        <w:t xml:space="preserve"> correct </w:t>
+      </w:r>
+      <w:r>
+        <w:t xml:space="preserve">and </w:t>
+      </w:r>
+      <w:r>
+        <w:t>incorrect</w:t>
+      </w:r>
+      <w:r>
+        <w:t xml:space="preserve"> prediction</w:t>
+      </w:r>
+      <w:r>
+        <w:t>s into these four possibilities (true and false positives, true and false negatives)</w:t>
+      </w:r>
+      <w:r>
+        <w:t xml:space="preserve">, we can </w:t>
+      </w:r>
+      <w:r>
+        <w:t>compute two new</w:t>
+      </w:r>
+      <w:r>
+        <w:t xml:space="preserve"> metrics</w:t>
+      </w:r>
+      <w:r>
+        <w:t xml:space="preserve">: </w:t>
+      </w:r>
+      <w:r>
+        <w:t>precision</w:t>
+      </w:r>
+      <w:r>
+        <w:t xml:space="preserve"> </w:t>
+      </w:r>
+      <w:r>
+        <w:t>and recall.</w:t>
+      </w:r>
+      <w:r>
+        <w:t xml:space="preserve"> </w:t>
+      </w:r>
+      <w:r>
+        <w:t>Imagine I am writing a paper on topic X.</w:t>
+      </w:r>
+      <w:r>
+        <w:t xml:space="preserve"> </w:t>
+      </w:r>
+      <w:r>
+        <w:t>To do so</w:t>
+      </w:r>
+      <w:r>
+        <w:t xml:space="preserve">, </w:t>
+      </w:r>
+      <w:r>
+        <w:t>I need to find existing papers</w:t>
+      </w:r>
+      <w:r>
+        <w:t xml:space="preserve"> on that topic </w:t>
+      </w:r>
+      <w:r>
+        <w:t>to</w:t>
+      </w:r>
+      <w:r>
+        <w:t xml:space="preserve"> reference them.</w:t>
+      </w:r>
+      <w:r>
+        <w:t xml:space="preserve"> </w:t>
+      </w:r>
+      <w:r>
+        <w:t xml:space="preserve">Using some search </w:t>
+      </w:r>
+      <w:r>
+        <w:t>engine,</w:t>
+      </w:r>
+      <w:r>
+        <w:t xml:space="preserve"> I ask for all papers on topic X. </w:t>
+      </w:r>
+      <w:r>
+        <w:t>It could be that t</w:t>
+      </w:r>
+      <w:r>
+        <w:t xml:space="preserve">opic X might be a little vaguely defined or broadly scoped, so the search engine will have to decide which to include and which to </w:t>
+      </w:r>
+      <w:r>
+        <w:t>exclude</w:t>
       </w:r>
       <w:r>
         <w:t>.</w:t>
       </w:r>
       <w:r>
-        <w:t>8</w:t>
-      </w:r>
-      <w:r>
-        <w:t xml:space="preserve"> - Precision and recall</w:t>
-      </w:r>
-    </w:p>
-    <w:p>
-      <w:r>
-        <w:t xml:space="preserve">By unpacking being correct or wrong in our prediction, we can </w:t>
-      </w:r>
-      <w:r>
-        <w:t>create</w:t>
-      </w:r>
-      <w:r>
-        <w:t xml:space="preserve"> a more nuanced set of metrics, called precision and recall. </w:t>
-      </w:r>
-      <w:r>
-        <w:t xml:space="preserve">Imagine I am writing a paper on a topic X. To do so I need to find existing papers already on that same topic so I can reference them. Using some search </w:t>
-      </w:r>
-      <w:r>
-        <w:t>engine,</w:t>
-      </w:r>
-      <w:r>
-        <w:t xml:space="preserve"> I ask for all papers on topic X. Now, topic X might be a little vaguely defined or broadly scoped, so the search engine will have to decide which one to include and which ones to </w:t>
-      </w:r>
-      <w:r>
-        <w:t>exclude</w:t>
-      </w:r>
-      <w:r>
-        <w:t xml:space="preserve">. The list it returns can be compared to two different thing. First, how complete is the list? Did the search engine accidentally leave some articles out that should in theory </w:t>
-      </w:r>
-      <w:r>
-        <w:t>be</w:t>
-      </w:r>
-      <w:r>
-        <w:t xml:space="preserve"> relevant and on topic X? This ratio, between the list of articles I got and the total list of articles </w:t>
+        <w:t xml:space="preserve"> </w:t>
+      </w:r>
+      <w:r>
+        <w:t xml:space="preserve">We can evaluate the returned </w:t>
+      </w:r>
+      <w:r>
+        <w:t>list</w:t>
+      </w:r>
+      <w:r>
+        <w:t xml:space="preserve"> </w:t>
+      </w:r>
+      <w:r>
+        <w:t xml:space="preserve">in </w:t>
+      </w:r>
+      <w:r>
+        <w:t>two</w:t>
+      </w:r>
+      <w:r>
+        <w:t xml:space="preserve"> ways</w:t>
+      </w:r>
+      <w:r>
+        <w:t>.</w:t>
+      </w:r>
+      <w:r>
+        <w:t xml:space="preserve"> </w:t>
+      </w:r>
+      <w:r>
+        <w:t>First, how complete is the list?</w:t>
+      </w:r>
+      <w:r>
+        <w:t xml:space="preserve"> </w:t>
+      </w:r>
+      <w:r>
+        <w:t>Did the search engine accidentally leave some articles out that</w:t>
+      </w:r>
+      <w:r>
+        <w:t xml:space="preserve"> are </w:t>
+      </w:r>
+      <w:r>
+        <w:t>on topic X?</w:t>
+      </w:r>
+      <w:r>
+        <w:t xml:space="preserve"> </w:t>
+      </w:r>
+      <w:r>
+        <w:t xml:space="preserve">This ratio, between the list of articles I got and the </w:t>
+      </w:r>
+      <w:r>
+        <w:t>entire</w:t>
+      </w:r>
+      <w:r>
+        <w:t xml:space="preserve"> list of articles </w:t>
       </w:r>
       <w:r>
         <w:t>on</w:t>
       </w:r>
       <w:r>
-        <w:t xml:space="preserve"> topic X is called recall: the number of relevant items </w:t>
+        <w:t xml:space="preserve"> topic X is called recall: the </w:t>
+      </w:r>
+      <w:r>
+        <w:t xml:space="preserve">total </w:t>
+      </w:r>
+      <w:r>
+        <w:t xml:space="preserve">number of </w:t>
+      </w:r>
+      <w:r>
+        <w:t xml:space="preserve">existing </w:t>
+      </w:r>
+      <w:r>
+        <w:t xml:space="preserve">relevant items </w:t>
       </w:r>
       <w:r>
         <w:t>retrieved</w:t>
       </w:r>
       <w:r>
-        <w:t xml:space="preserve">. In contrast, the search engine may have accidentally put some </w:t>
+        <w:t>.</w:t>
+      </w:r>
+      <w:r>
+        <w:t xml:space="preserve"> </w:t>
+      </w:r>
+      <w:r>
+        <w:t xml:space="preserve">In contrast, the search engine may have accidentally </w:t>
+      </w:r>
+      <w:r>
+        <w:t>returned</w:t>
+      </w:r>
+      <w:r>
+        <w:t xml:space="preserve"> some </w:t>
       </w:r>
       <w:r>
         <w:t>articles</w:t>
       </w:r>
       <w:r>
-        <w:t xml:space="preserve"> in my list that aren't </w:t>
-      </w:r>
-      <w:r>
-        <w:t>about</w:t>
-      </w:r>
-      <w:r>
-        <w:t xml:space="preserve"> topic X. The ratio between all the articles returned and those that were </w:t>
+        <w:t xml:space="preserve"> </w:t>
+      </w:r>
+      <w:r>
+        <w:t>that are not actually on</w:t>
+      </w:r>
+      <w:r>
+        <w:t xml:space="preserve"> topic X.</w:t>
+      </w:r>
+      <w:r>
+        <w:t xml:space="preserve"> </w:t>
+      </w:r>
+      <w:r>
+        <w:t>Th</w:t>
+      </w:r>
+      <w:r>
+        <w:t xml:space="preserve">is </w:t>
+      </w:r>
+      <w:r>
+        <w:t>ratio</w:t>
+      </w:r>
+      <w:r>
+        <w:t xml:space="preserve"> </w:t>
+      </w:r>
+      <w:r>
+        <w:t xml:space="preserve">between all the articles returned and those that were </w:t>
+      </w:r>
+      <w:r>
+        <w:t xml:space="preserve">retrieved and were </w:t>
       </w:r>
       <w:r>
         <w:t>actual</w:t>
       </w:r>
       <w:r>
-        <w:t xml:space="preserve"> about topic X is called the precision. The difference is subtle but important, especially in healthcare. Yearly mammograms are recommended for women over a certain age, but the problem is that mammograms often 'cry wolf'. That is, their precision is low: lots of false positives are reported causing extreme anxiety in people before additional testing proves it was indeed a false positive. In </w:t>
-      </w:r>
-      <w:r>
-        <w:t>contrast</w:t>
-      </w:r>
-      <w:r>
-        <w:t xml:space="preserve">, imagine that we are trying to predict the risk for a certain cancer based on basic demographics, like age, gender, race, height, BMI, education level. But in training the model, we use only data collected from students on the nearby university campus. The model will probably be reasonably accurate for other students at the same campus that our algorithm was trained on, but what about people from all other walks of life? It is very likely the algorithm will miss a lot of positives because it can't generalize properly. This is a problem in recall: the failure </w:t>
-      </w:r>
-      <w:r>
-        <w:lastRenderedPageBreak/>
-        <w:t>to flag a relevant event</w:t>
-      </w:r>
-      <w:r>
-        <w:t xml:space="preserve">, yielding false negatives </w:t>
+        <w:t>ly</w:t>
+      </w:r>
+      <w:r>
+        <w:t xml:space="preserve"> about topic X is called the precision.</w:t>
+      </w:r>
+      <w:r>
+        <w:t xml:space="preserve"> </w:t>
+      </w:r>
+      <w:r>
+        <w:t xml:space="preserve">The difference is subtle </w:t>
+      </w:r>
+      <w:r>
+        <w:t>but important, especially in healthcare.</w:t>
+      </w:r>
+      <w:r>
+        <w:t xml:space="preserve"> </w:t>
+      </w:r>
+      <w:r>
+        <w:t>The CDC recommends y</w:t>
+      </w:r>
+      <w:r>
+        <w:t xml:space="preserve">early mammograms for women over a certain </w:t>
+      </w:r>
+      <w:r>
+        <w:t xml:space="preserve">age, but the problem is that mammograms </w:t>
+      </w:r>
+      <w:r>
+        <w:t xml:space="preserve">often </w:t>
+      </w:r>
+      <w:r>
+        <w:t>'</w:t>
+      </w:r>
+      <w:r>
+        <w:t>cry wolf</w:t>
+      </w:r>
+      <w:r>
+        <w:t>'</w:t>
+      </w:r>
+      <w:r>
+        <w:t>.</w:t>
+      </w:r>
+      <w:r>
+        <w:t xml:space="preserve"> </w:t>
+      </w:r>
+      <w:r>
+        <w:t>Their</w:t>
+      </w:r>
+      <w:r>
+        <w:t xml:space="preserve"> precision is low: </w:t>
+      </w:r>
+      <w:r>
+        <w:t>many</w:t>
+      </w:r>
+      <w:r>
+        <w:t xml:space="preserve"> false positives are reported</w:t>
+      </w:r>
+      <w:r>
+        <w:t>, which</w:t>
+      </w:r>
+      <w:r>
+        <w:t>,</w:t>
+      </w:r>
+      <w:r>
+        <w:t xml:space="preserve"> as you can imagine</w:t>
+      </w:r>
+      <w:r>
+        <w:t>,</w:t>
+      </w:r>
+      <w:r>
+        <w:t xml:space="preserve"> can </w:t>
+      </w:r>
+      <w:r>
+        <w:t>caus</w:t>
+      </w:r>
+      <w:r>
+        <w:t>e</w:t>
+      </w:r>
+      <w:r>
+        <w:t xml:space="preserve"> extreme anxiety in people before additional testing proves it was indeed a false positive.</w:t>
+      </w:r>
+      <w:r>
+        <w:t xml:space="preserve"> </w:t>
+      </w:r>
+      <w:r>
+        <w:t xml:space="preserve">The opposite approach </w:t>
+      </w:r>
+      <w:r>
+        <w:t>is</w:t>
+      </w:r>
+      <w:r>
+        <w:t xml:space="preserve"> perhaps best phrased as </w:t>
       </w:r>
       <w:r>
         <w:rPr>
           <w:rFonts w:ascii="Cambria" w:hAnsi="Cambria"/>
         </w:rPr>
-        <w:t>(as opposed to the false positives in a low precision scenario)</w:t>
-      </w:r>
-      <w:r>
-        <w:t xml:space="preserve">. You can tell both by the math and by </w:t>
+        <w:t>'</w:t>
+      </w:r>
+      <w:r>
+        <w:t>better safe than sorry</w:t>
+      </w:r>
+      <w:r>
+        <w:t>'</w:t>
+      </w:r>
+      <w:r>
+        <w:t>.</w:t>
+      </w:r>
+      <w:r>
+        <w:t xml:space="preserve"> </w:t>
+      </w:r>
+      <w:r>
+        <w:t>Yes, we do end up scaring patients by predicting many false positives.</w:t>
+      </w:r>
+      <w:r>
+        <w:t xml:space="preserve"> </w:t>
+      </w:r>
+      <w:r>
+        <w:t xml:space="preserve">But </w:t>
+      </w:r>
+      <w:r>
+        <w:t xml:space="preserve">it also decreases the odds </w:t>
+      </w:r>
+      <w:r>
+        <w:lastRenderedPageBreak/>
+        <w:t>of predicting a false negative: a negative diagnosis even though the cancer is present.</w:t>
+      </w:r>
+      <w:r>
+        <w:t xml:space="preserve"> </w:t>
+      </w:r>
+      <w:r>
+        <w:t xml:space="preserve">You can tell both by the math and </w:t>
+      </w:r>
+      <w:r>
+        <w:t>probably also by</w:t>
+      </w:r>
+      <w:r>
+        <w:t xml:space="preserve"> </w:t>
       </w:r>
       <w:r>
         <w:t>intuition</w:t>
       </w:r>
       <w:r>
-        <w:t xml:space="preserve"> that a shift towards better recall will always degrade our precision and vice versa. It is up to you and </w:t>
+        <w:t xml:space="preserve"> that a shift towards better recall will always degrade our precision and vice versa.</w:t>
+      </w:r>
+      <w:r>
+        <w:t xml:space="preserve"> </w:t>
+      </w:r>
+      <w:r>
+        <w:t xml:space="preserve">It is up to you and </w:t>
       </w:r>
       <w:r>
         <w:t xml:space="preserve">the domain experts </w:t>
       </w:r>
       <w:r>
-        <w:t xml:space="preserve">to decide what is more important. Luckily shifting the importance of either measure is very easily achieved by shifting the threshold we apply to the probabilities our algorithm puts on events. We can demand at least a probability of 0.8 before we decide the event is indeed present, which increases our precision. Or we can loosen our criteria and set the threshold to 0.2 to make sure we don't miss any relevant events, an increase in recall.  </w:t>
+        <w:t>to decide what is more important.</w:t>
+      </w:r>
+      <w:r>
+        <w:t xml:space="preserve"> </w:t>
+      </w:r>
+      <w:r>
+        <w:t xml:space="preserve">Luckily shifting the importance of either measure is easily achieved by </w:t>
+      </w:r>
+      <w:r>
+        <w:t>changing</w:t>
+      </w:r>
+      <w:r>
+        <w:t xml:space="preserve"> the threshold we apply to the probabilities our algorithm puts on events.</w:t>
+      </w:r>
+      <w:r>
+        <w:t xml:space="preserve"> </w:t>
+      </w:r>
+      <w:r>
+        <w:t>We can demand at least a probability of 0.8 before we decide the event is indeed present, which increases our precision.</w:t>
+      </w:r>
+      <w:r>
+        <w:t xml:space="preserve"> </w:t>
+      </w:r>
+      <w:r>
+        <w:t xml:space="preserve">Or we can loosen our criteria and set the threshold to 0.2 to make sure </w:t>
+      </w:r>
+      <w:r>
+        <w:t xml:space="preserve">we </w:t>
+      </w:r>
+      <w:r>
+        <w:t>do</w:t>
+      </w:r>
+      <w:r>
+        <w:t xml:space="preserve"> not</w:t>
+      </w:r>
+      <w:r>
+        <w:t xml:space="preserve"> miss any relevant events, </w:t>
+      </w:r>
+      <w:r>
+        <w:t xml:space="preserve">which gives us </w:t>
+      </w:r>
+      <w:r>
+        <w:t>an increase in recall.</w:t>
+      </w:r>
+      <w:r>
+        <w:t xml:space="preserve">  </w:t>
       </w:r>
     </w:p>
     <w:p/>
@@ -2070,12 +4410,78 @@
         <w:t>9</w:t>
       </w:r>
       <w:r>
-        <w:t xml:space="preserve"> - F-Scores</w:t>
+        <w:t xml:space="preserve"> - F</w:t>
+      </w:r>
+      <w:r>
+        <w:t>1</w:t>
+      </w:r>
+      <w:r>
+        <w:t>-Score</w:t>
       </w:r>
     </w:p>
     <w:p>
       <w:r>
-        <w:t>One further way that is worth mentioning as a measure of success for classification algorithms is the F-score. The F1-score combines the precision and recall of a classifier into a single metric by taking their harmonic mean. It is primarily used to compare the performance of two classifiers. If that classifier A has a higher recall, and classifier B has higher precision, which one performs the best? By weighing precision and recall, the F-score provides a way to answer that question to some extent</w:t>
+        <w:t xml:space="preserve">Although there are </w:t>
+      </w:r>
+      <w:r>
+        <w:t>several</w:t>
+      </w:r>
+      <w:r>
+        <w:t xml:space="preserve"> metrics that </w:t>
+      </w:r>
+      <w:r>
+        <w:t xml:space="preserve">we </w:t>
+      </w:r>
+      <w:r>
+        <w:t xml:space="preserve">can compute </w:t>
+      </w:r>
+      <w:r>
+        <w:t>from</w:t>
+      </w:r>
+      <w:r>
+        <w:t xml:space="preserve"> the 2x2 matrix of predicted and actual outcomes, the most commonly used </w:t>
+      </w:r>
+      <w:r>
+        <w:t>one</w:t>
+      </w:r>
+      <w:r>
+        <w:t xml:space="preserve"> worth mentioning here </w:t>
+      </w:r>
+      <w:r>
+        <w:t>is the F-score.</w:t>
+      </w:r>
+      <w:r>
+        <w:t xml:space="preserve"> </w:t>
+      </w:r>
+      <w:r>
+        <w:t>The F1-score combines the precision and recall of a classifier into a single metric by taking their harmonic mean.</w:t>
+      </w:r>
+      <w:r>
+        <w:t xml:space="preserve"> </w:t>
+      </w:r>
+      <w:r>
+        <w:t>We</w:t>
+      </w:r>
+      <w:r>
+        <w:t xml:space="preserve"> primarily use</w:t>
+      </w:r>
+      <w:r>
+        <w:t xml:space="preserve"> it</w:t>
+      </w:r>
+      <w:r>
+        <w:t xml:space="preserve"> to compare the performance of two classifiers.</w:t>
+      </w:r>
+      <w:r>
+        <w:t xml:space="preserve"> </w:t>
+      </w:r>
+      <w:r>
+        <w:t>If that classifier A has a higher recall and classifier B has higher precision, which one performs the best?</w:t>
+      </w:r>
+      <w:r>
+        <w:t xml:space="preserve"> </w:t>
+      </w:r>
+      <w:r>
+        <w:t>By weighing precision and recall, the F-score provides a way to answer that question to some extent</w:t>
       </w:r>
       <w:r>
         <w:t>.</w:t>
@@ -2626,16 +5032,133 @@
     </w:p>
     <w:p>
       <w:r>
-        <w:t xml:space="preserve">A final metric that can summarize the quality of a classification algorithm is the so-called area under the ROC curve. ROC stands for receiver-operator curve with its roots in information theory and was first developed by electrical engineers and radar engineers during World War II for detecting enemy objects in battlefields and was soon introduced to psychology to account for perceptual detection of stimuli. ROC analysis since then has been used in medicine, radiology, biometrics, forecasting of natural hazards, </w:t>
-      </w:r>
-      <w:r>
-        <w:t xml:space="preserve">meteorology, model performance assessment, and other areas for many decades and is increasingly used in machine learning and data mining research. It aims to measure and illustrates the diagnostic ability of a binary classifier system as its discrimination threshold is varied. Imagine that we have two phenotypes that differ in </w:t>
+        <w:t xml:space="preserve">A final metric that </w:t>
+      </w:r>
+      <w:r>
+        <w:t xml:space="preserve">summarizes a classification </w:t>
+      </w:r>
+      <w:r>
+        <w:t>algorithm's</w:t>
+      </w:r>
+      <w:r>
+        <w:t xml:space="preserve"> performance</w:t>
+      </w:r>
+      <w:r>
+        <w:t xml:space="preserve"> is the so-called area under the ROC curve.</w:t>
+      </w:r>
+      <w:r>
+        <w:t xml:space="preserve"> </w:t>
+      </w:r>
+      <w:r>
+        <w:t xml:space="preserve">ROC stands for receiver-operator curve </w:t>
+      </w:r>
+      <w:r>
+        <w:t>and has</w:t>
+      </w:r>
+      <w:r>
+        <w:t xml:space="preserve"> its roots in information theory</w:t>
+      </w:r>
+      <w:r>
+        <w:t xml:space="preserve">. </w:t>
+      </w:r>
+      <w:r>
+        <w:t>Electrical and radar engineers first developed it</w:t>
+      </w:r>
+      <w:r>
+        <w:t xml:space="preserve"> during World War II</w:t>
+      </w:r>
+      <w:r>
+        <w:t>.</w:t>
+      </w:r>
+      <w:r>
+        <w:t xml:space="preserve"> </w:t>
+      </w:r>
+      <w:r>
+        <w:t>ROC analys</w:t>
+      </w:r>
+      <w:r>
+        <w:t>e</w:t>
+      </w:r>
+      <w:r>
+        <w:t xml:space="preserve">s since then </w:t>
+      </w:r>
+      <w:r>
+        <w:t>have</w:t>
+      </w:r>
+      <w:r>
+        <w:t xml:space="preserve"> been used in </w:t>
+      </w:r>
+      <w:r>
+        <w:t xml:space="preserve">experimental psychology, </w:t>
+      </w:r>
+      <w:r>
+        <w:t xml:space="preserve">medicine, radiology, biometrics, </w:t>
+      </w:r>
+      <w:r>
+        <w:t xml:space="preserve">the </w:t>
+      </w:r>
+      <w:r>
+        <w:t xml:space="preserve">forecasting of natural hazards, </w:t>
+      </w:r>
+      <w:r>
+        <w:t xml:space="preserve">meteorology, model performance assessment, </w:t>
+      </w:r>
+      <w:r>
+        <w:t xml:space="preserve">and </w:t>
+      </w:r>
+      <w:r>
+        <w:t>machine learning.</w:t>
+      </w:r>
+      <w:r>
+        <w:t xml:space="preserve"> </w:t>
+      </w:r>
+      <w:r>
+        <w:t>It aims to measure and illustrat</w:t>
+      </w:r>
+      <w:r>
+        <w:t>e</w:t>
+      </w:r>
+      <w:r>
+        <w:t xml:space="preserve"> a binary classifier </w:t>
+      </w:r>
+      <w:r>
+        <w:t>system's</w:t>
+      </w:r>
+      <w:r>
+        <w:t xml:space="preserve"> diagnostic ability as its discrimination threshold varies</w:t>
+      </w:r>
+      <w:r>
+        <w:t>.</w:t>
+      </w:r>
+      <w:r>
+        <w:t xml:space="preserve"> </w:t>
+      </w:r>
+      <w:r>
+        <w:t xml:space="preserve">Imagine that we have two phenotypes that differ in </w:t>
       </w:r>
       <w:r>
         <w:t>whether</w:t>
       </w:r>
       <w:r>
-        <w:t xml:space="preserve"> they are at risk for a certain cancer. In addition, we have some other data we think might predict whether you are from one of these phenotypes, say BMI. Nature being nature, we expect there to be </w:t>
+        <w:t xml:space="preserve"> they are at risk for a </w:t>
+      </w:r>
+      <w:r>
+        <w:t>particular</w:t>
+      </w:r>
+      <w:r>
+        <w:t xml:space="preserve"> cancer.</w:t>
+      </w:r>
+      <w:r>
+        <w:t xml:space="preserve"> </w:t>
+      </w:r>
+      <w:r>
+        <w:t>In addition, we have some other data we think might predict whether you are from one of these phenotypes, say BMI.</w:t>
+      </w:r>
+      <w:r>
+        <w:t xml:space="preserve"> </w:t>
+      </w:r>
+      <w:r>
+        <w:t xml:space="preserve">Nature being nature, we expect </w:t>
       </w:r>
       <w:r>
         <w:t>intrinsic</w:t>
@@ -2647,31 +5170,58 @@
         <w:t>continuum</w:t>
       </w:r>
       <w:r>
-        <w:t xml:space="preserve"> of the predictive signal, but all in all they still represent two </w:t>
+        <w:t xml:space="preserve"> of the predictive signal, but they still represent two </w:t>
       </w:r>
       <w:r>
         <w:t>distributions</w:t>
       </w:r>
       <w:r>
-        <w:t xml:space="preserve">. Imagine that </w:t>
+        <w:t>.</w:t>
+      </w:r>
+      <w:r>
+        <w:t xml:space="preserve"> </w:t>
+      </w:r>
+      <w:r>
+        <w:t xml:space="preserve">Imagine that </w:t>
       </w:r>
       <w:r>
         <w:t>population</w:t>
       </w:r>
       <w:r>
-        <w:t xml:space="preserve"> B is the one at risk for cancer, population A is not. </w:t>
-      </w:r>
-      <w:r>
-        <w:t xml:space="preserve">However, the data we are using doesn't </w:t>
-      </w:r>
-      <w:r>
-        <w:t>distinguish</w:t>
-      </w:r>
-      <w:r>
-        <w:t xml:space="preserve"> between these two populations. For example, we might assume that their height predicts the cancer phenotype. But when we plot these two distributions of height, they overlap completely. </w:t>
-      </w:r>
-      <w:r>
-        <w:t xml:space="preserve">That means that no matter where we place our threshold that will predict whether someone belongs to group A or B, </w:t>
+        <w:t xml:space="preserve"> B is at risk for cancer</w:t>
+      </w:r>
+      <w:r>
+        <w:t xml:space="preserve"> while </w:t>
+      </w:r>
+      <w:r>
+        <w:t>population A is not.</w:t>
+      </w:r>
+      <w:r>
+        <w:t xml:space="preserve"> </w:t>
+      </w:r>
+      <w:r>
+        <w:t>For example, we might assume that their height predicts the cancer phenotype.</w:t>
+      </w:r>
+      <w:r>
+        <w:t xml:space="preserve"> </w:t>
+      </w:r>
+      <w:r>
+        <w:t>But when we plot these two distributions of height, they overlap completely.</w:t>
+      </w:r>
+      <w:r>
+        <w:t xml:space="preserve"> </w:t>
+      </w:r>
+      <w:r>
+        <w:t xml:space="preserve">That means that </w:t>
+      </w:r>
+      <w:r>
+        <w:t xml:space="preserve">we will be at chance </w:t>
+      </w:r>
+      <w:r>
+        <w:t>no matter where we place our threshold that will predict whether someone belongs to group A or B</w:t>
+      </w:r>
+      <w:r>
+        <w:t>.</w:t>
       </w:r>
     </w:p>
     <w:tbl>
@@ -2807,7 +5357,49 @@
                 <w:sz w:val="20"/>
                 <w:szCs w:val="20"/>
               </w:rPr>
-              <w:t xml:space="preserve">- Area under the ROC curve. (A) We aim to build a classifier that uses height to predict whether an individual is at increased risk for a certain cancer. This can truly work if the distribution of heights for the group at increased risk is indeed statistically different from the one for the group not at </w:t>
+              <w:t>- Area under the ROC curve.</w:t>
+            </w:r>
+            <w:r>
+              <w:rPr>
+                <w:sz w:val="20"/>
+                <w:szCs w:val="20"/>
+              </w:rPr>
+              <w:t xml:space="preserve"> </w:t>
+            </w:r>
+            <w:r>
+              <w:rPr>
+                <w:sz w:val="20"/>
+                <w:szCs w:val="20"/>
+              </w:rPr>
+              <w:t xml:space="preserve">(A) We aim to build a classifier that uses height to predict whether an individual is at increased risk for a </w:t>
+            </w:r>
+            <w:r>
+              <w:rPr>
+                <w:sz w:val="20"/>
+                <w:szCs w:val="20"/>
+              </w:rPr>
+              <w:t>particular</w:t>
+            </w:r>
+            <w:r>
+              <w:rPr>
+                <w:sz w:val="20"/>
+                <w:szCs w:val="20"/>
+              </w:rPr>
+              <w:t xml:space="preserve"> cancer.</w:t>
+            </w:r>
+            <w:r>
+              <w:rPr>
+                <w:sz w:val="20"/>
+                <w:szCs w:val="20"/>
+              </w:rPr>
+              <w:t xml:space="preserve"> </w:t>
+            </w:r>
+            <w:r>
+              <w:rPr>
+                <w:sz w:val="20"/>
+                <w:szCs w:val="20"/>
+              </w:rPr>
+              <w:t xml:space="preserve">This can work if the distribution of heights for the group at increased risk is statistically different from the one not at </w:t>
             </w:r>
             <w:r>
               <w:rPr>
@@ -2821,7 +5413,21 @@
                 <w:sz w:val="20"/>
                 <w:szCs w:val="20"/>
               </w:rPr>
-              <w:t xml:space="preserve"> risk. Panel (A) shows </w:t>
+              <w:t xml:space="preserve"> risk.</w:t>
+            </w:r>
+            <w:r>
+              <w:rPr>
+                <w:sz w:val="20"/>
+                <w:szCs w:val="20"/>
+              </w:rPr>
+              <w:t xml:space="preserve"> </w:t>
+            </w:r>
+            <w:r>
+              <w:rPr>
+                <w:sz w:val="20"/>
+                <w:szCs w:val="20"/>
+              </w:rPr>
+              <w:t xml:space="preserve">Panel (A) shows </w:t>
             </w:r>
             <w:r>
               <w:rPr>
@@ -2842,7 +5448,21 @@
                 <w:sz w:val="20"/>
                 <w:szCs w:val="20"/>
               </w:rPr>
-              <w:t xml:space="preserve">, allowing for increasingly more accurate predictions. (B) By varying the threshold for predicting </w:t>
+              <w:t>, allowing for increasingly more accurate predictions.</w:t>
+            </w:r>
+            <w:r>
+              <w:rPr>
+                <w:sz w:val="20"/>
+                <w:szCs w:val="20"/>
+              </w:rPr>
+              <w:t xml:space="preserve"> </w:t>
+            </w:r>
+            <w:r>
+              <w:rPr>
+                <w:sz w:val="20"/>
+                <w:szCs w:val="20"/>
+              </w:rPr>
+              <w:t xml:space="preserve">(B) By varying the threshold for predicting </w:t>
             </w:r>
             <w:r>
               <w:rPr>
@@ -2856,7 +5476,21 @@
                 <w:sz w:val="20"/>
                 <w:szCs w:val="20"/>
               </w:rPr>
-              <w:t xml:space="preserve"> an individual is at risk, based on their height, we can create ROC curves for each of the four levels of separation seen in (A). Indeed, as the two distributions begin to separate more </w:t>
+              <w:t xml:space="preserve"> an individual is at risk based on their height, we can create ROC curves for each of the four levels of separation seen in (A).</w:t>
+            </w:r>
+            <w:r>
+              <w:rPr>
+                <w:sz w:val="20"/>
+                <w:szCs w:val="20"/>
+              </w:rPr>
+              <w:t xml:space="preserve"> </w:t>
+            </w:r>
+            <w:r>
+              <w:rPr>
+                <w:sz w:val="20"/>
+                <w:szCs w:val="20"/>
+              </w:rPr>
+              <w:t xml:space="preserve">Indeed, as the two distributions begin to separate more </w:t>
             </w:r>
             <w:r>
               <w:rPr>
@@ -2870,7 +5504,7 @@
                 <w:sz w:val="20"/>
                 <w:szCs w:val="20"/>
               </w:rPr>
-              <w:t>, the area under the curve increases with it, indicating true predictive power.</w:t>
+              <w:t>, the area under the curve increases, indicating true predictive power.</w:t>
             </w:r>
           </w:p>
         </w:tc>
@@ -2885,34 +5519,73 @@
     <w:p/>
     <w:p>
       <w:r>
-        <w:t xml:space="preserve">we will be at chance. An ROC curve goes a bit further. Remember that the </w:t>
+        <w:t>An ROC curve goes a bit further.</w:t>
+      </w:r>
+      <w:r>
+        <w:t xml:space="preserve"> </w:t>
+      </w:r>
+      <w:r>
+        <w:t xml:space="preserve">Remember that </w:t>
+      </w:r>
+      <w:r>
+        <w:t xml:space="preserve">we use the sigmoid function to transform </w:t>
+      </w:r>
+      <w:r>
+        <w:t xml:space="preserve">the </w:t>
       </w:r>
       <w:r>
         <w:t xml:space="preserve">linear </w:t>
       </w:r>
       <w:r>
-        <w:t xml:space="preserve">output of our classification model we have used so far (Logistic regression) </w:t>
-      </w:r>
-      <w:r>
-        <w:t>is transformed using the sigmoid function. So, the range of possible heights our subjects can have is ultimately transformed to a number between 0 and 1</w:t>
-      </w:r>
-      <w:r>
-        <w:t xml:space="preserve">. By varying our decision threshold between it, in small increments, we can compute at each threshold, </w:t>
-      </w:r>
-      <w:r>
-        <w:t xml:space="preserve">two metrics, the true positive </w:t>
+        <w:t>output of our classification model</w:t>
+      </w:r>
+      <w:r>
+        <w:t xml:space="preserve"> into </w:t>
+      </w:r>
+      <w:r>
+        <w:t>an</w:t>
+      </w:r>
+      <w:r>
+        <w:t xml:space="preserve"> output probability and thresholding that probability to a binary output.</w:t>
+      </w:r>
+      <w:r>
+        <w:t xml:space="preserve"> </w:t>
+      </w:r>
+      <w:r>
+        <w:t>However, by</w:t>
+      </w:r>
+      <w:r>
+        <w:t xml:space="preserve"> varying our decision threshold in small increments, we can compute </w:t>
+      </w:r>
+      <w:r>
+        <w:t xml:space="preserve">two metrics </w:t>
+      </w:r>
+      <w:r>
+        <w:t>at each threshold</w:t>
+      </w:r>
+      <w:r>
+        <w:t>:</w:t>
+      </w:r>
+      <w:r>
+        <w:t xml:space="preserve"> the true positive </w:t>
       </w:r>
       <w:r>
         <w:t xml:space="preserve">(TPR) </w:t>
       </w:r>
       <w:r>
-        <w:t>and the false positive rates</w:t>
+        <w:t>and false positive rates</w:t>
       </w:r>
       <w:r>
         <w:t xml:space="preserve"> (FPR)</w:t>
       </w:r>
       <w:r>
-        <w:t>. T</w:t>
+        <w:t>.</w:t>
+      </w:r>
+      <w:r>
+        <w:t xml:space="preserve"> </w:t>
+      </w:r>
+      <w:r>
+        <w:t>T</w:t>
       </w:r>
       <w:r>
         <w:t>he true positive rate</w:t>
@@ -2957,7 +5630,13 @@
         <w:t>1)</w:t>
       </w:r>
       <w:r>
-        <w:t xml:space="preserve">. The false </w:t>
+        <w:t>.</w:t>
+      </w:r>
+      <w:r>
+        <w:t xml:space="preserve"> </w:t>
+      </w:r>
+      <w:r>
+        <w:t xml:space="preserve">The false </w:t>
       </w:r>
       <w:r>
         <w:t>positive</w:t>
@@ -2981,26 +5660,44 @@
         <w:t xml:space="preserve"> =  1 and y = 0) </w:t>
       </w:r>
       <w:r>
-        <w:t xml:space="preserve">and the total number of negative </w:t>
+        <w:t>and the total number of negative outcomes (y</w:t>
+      </w:r>
+      <w:r>
+        <w:t xml:space="preserve"> </w:t>
+      </w:r>
+      <w:r>
+        <w:t>=</w:t>
+      </w:r>
+      <w:r>
+        <w:t xml:space="preserve"> </w:t>
+      </w:r>
+      <w:r>
+        <w:t>0)</w:t>
+      </w:r>
+      <w:r>
+        <w:t>.</w:t>
+      </w:r>
+      <w:r>
+        <w:t xml:space="preserve"> </w:t>
+      </w:r>
+      <w:r>
+        <w:t xml:space="preserve">If we plot these two values for a range of thresholds between 0 and 1, we will get a </w:t>
       </w:r>
       <w:r>
         <w:lastRenderedPageBreak/>
-        <w:t>outcomes (y</w:t>
-      </w:r>
-      <w:r>
-        <w:t xml:space="preserve"> </w:t>
-      </w:r>
-      <w:r>
-        <w:t>=</w:t>
-      </w:r>
-      <w:r>
-        <w:t xml:space="preserve"> </w:t>
-      </w:r>
-      <w:r>
-        <w:t>0)</w:t>
-      </w:r>
-      <w:r>
-        <w:t xml:space="preserve">. If we plot these two values for a range of thresholds between 0 and 1, we will get a curve. What does this curve look like when we have no predictive power at any threshold? At low thresholds, we will always predict 1, so we have high false </w:t>
+        <w:t>curve.</w:t>
+      </w:r>
+      <w:r>
+        <w:t xml:space="preserve"> </w:t>
+      </w:r>
+      <w:r>
+        <w:t>What does this curve look like when we have no predictive power at any threshold?</w:t>
+      </w:r>
+      <w:r>
+        <w:t xml:space="preserve"> </w:t>
+      </w:r>
+      <w:r>
+        <w:t xml:space="preserve">At low thresholds, we will always predict 1, so we have high false </w:t>
       </w:r>
       <w:r>
         <w:t xml:space="preserve">and true </w:t>
@@ -3015,13 +5712,34 @@
         <w:t>always</w:t>
       </w:r>
       <w:r>
-        <w:t xml:space="preserve"> predict a positive outcome. At high threshold, our positive rates (false or true) drop to zero, as we now almost never predict a </w:t>
+        <w:t xml:space="preserve"> predict a positive outcome.</w:t>
+      </w:r>
+      <w:r>
+        <w:t xml:space="preserve"> </w:t>
+      </w:r>
+      <w:r>
+        <w:t xml:space="preserve">At </w:t>
+      </w:r>
+      <w:r>
+        <w:t xml:space="preserve">a </w:t>
+      </w:r>
+      <w:r>
+        <w:t xml:space="preserve">high threshold, our positive rates (false or true) drop to zero, as we now </w:t>
+      </w:r>
+      <w:r>
+        <w:t>seldom</w:t>
+      </w:r>
+      <w:r>
+        <w:t xml:space="preserve"> predict a </w:t>
       </w:r>
       <w:r>
         <w:t>positive</w:t>
       </w:r>
       <w:r>
-        <w:t xml:space="preserve"> outcome. </w:t>
+        <w:t xml:space="preserve"> outcome.</w:t>
+      </w:r>
+      <w:r>
+        <w:t xml:space="preserve"> </w:t>
       </w:r>
       <w:r>
         <w:t xml:space="preserve">This is true </w:t>
@@ -3030,19 +5748,70 @@
         <w:t>whether</w:t>
       </w:r>
       <w:r>
-        <w:t xml:space="preserve"> we were able to achieve some accuracy discriminating between these two populations. The key is to look at the threshold at 0.5. This is where we would ideally like to see our algorithm perform well and produce many </w:t>
+        <w:t xml:space="preserve"> </w:t>
+      </w:r>
+      <w:r>
+        <w:t xml:space="preserve">or not </w:t>
+      </w:r>
+      <w:r>
+        <w:t xml:space="preserve">we </w:t>
+      </w:r>
+      <w:r>
+        <w:t>achieved</w:t>
+      </w:r>
+      <w:r>
+        <w:t xml:space="preserve"> some accuracy </w:t>
+      </w:r>
+      <w:r>
+        <w:t xml:space="preserve">in </w:t>
+      </w:r>
+      <w:r>
+        <w:t>discriminating between these two populations.</w:t>
+      </w:r>
+      <w:r>
+        <w:t xml:space="preserve"> </w:t>
+      </w:r>
+      <w:r>
+        <w:t>The key is to look at the threshold at 0.5.</w:t>
+      </w:r>
+      <w:r>
+        <w:t xml:space="preserve"> </w:t>
+      </w:r>
+      <w:r>
+        <w:t xml:space="preserve">This is where we would ideally like to see our algorithm perform well and produce many </w:t>
       </w:r>
       <w:r>
         <w:t>true</w:t>
       </w:r>
       <w:r>
-        <w:t xml:space="preserve"> positives, and few false positives.  But if there is no predictive power, this ratio will remain constant. And this is true no matter where we </w:t>
+        <w:t xml:space="preserve"> positives and few false positives.</w:t>
+      </w:r>
+      <w:r>
+        <w:t xml:space="preserve"> </w:t>
+      </w:r>
+      <w:r>
+        <w:t>But if there is no predictive power, this ratio will remain constant.</w:t>
+      </w:r>
+      <w:r>
+        <w:t xml:space="preserve"> </w:t>
+      </w:r>
+      <w:r>
+        <w:t xml:space="preserve">And this is true no matter where we </w:t>
       </w:r>
       <w:r>
         <w:t>place</w:t>
       </w:r>
       <w:r>
-        <w:t xml:space="preserve"> the threshold. Graphically, this means that all points fall on the diagonal of TPR = FPR, creating a straight line from (0,0) to (1,1). </w:t>
+        <w:t xml:space="preserve"> the threshold.</w:t>
+      </w:r>
+      <w:r>
+        <w:t xml:space="preserve"> </w:t>
+      </w:r>
+      <w:r>
+        <w:t>Graphically, this means that all points fall on the diagonal of TPR = FPR, creating a straight line from (0,0) to (1,1).</w:t>
+      </w:r>
+      <w:r>
+        <w:t xml:space="preserve"> </w:t>
       </w:r>
       <w:r>
         <w:t xml:space="preserve">Now imagine we have two distributions that are </w:t>
@@ -3051,480 +5820,115 @@
         <w:t>separated</w:t>
       </w:r>
       <w:r>
-        <w:t xml:space="preserve">, indicating they do differ in terms of phenotype, based on our metric. In this scenario, we still expect the two edge points where the threshold is either 0 or 1 to be at (0,0) and (1,1). However, for a threshold at 0.5, we would now see the thing we had hoped for: the ratio between true positives and false positives is leaning heavily towards true positives. The more this is true, the more our resulting curve </w:t>
+        <w:t>, indicating they do differ in terms of phenotype based on our metric.</w:t>
+      </w:r>
+      <w:r>
+        <w:t xml:space="preserve"> </w:t>
+      </w:r>
+      <w:r>
+        <w:t>In this scenario, we still expect the two edge points where the threshold is either 0 or 1 to be at (0,0) and (1,1).</w:t>
+      </w:r>
+      <w:r>
+        <w:t xml:space="preserve"> </w:t>
+      </w:r>
+      <w:r>
+        <w:t xml:space="preserve">However, for a threshold </w:t>
+      </w:r>
+      <w:r>
+        <w:t>of</w:t>
+      </w:r>
+      <w:r>
+        <w:t xml:space="preserve"> 0.5, we would now see </w:t>
+      </w:r>
+      <w:r>
+        <w:t>what</w:t>
+      </w:r>
+      <w:r>
+        <w:t xml:space="preserve"> we had hoped for: the ratio between true and false positives is leaning heavily towards true positives.</w:t>
+      </w:r>
+      <w:r>
+        <w:t xml:space="preserve"> </w:t>
+      </w:r>
+      <w:r>
+        <w:t xml:space="preserve">The more this is true, the more our resulting curve </w:t>
       </w:r>
       <w:r>
         <w:t>across</w:t>
       </w:r>
       <w:r>
-        <w:t xml:space="preserve"> many threshold deviates from the diagonal, its curvature more pronounced and stretched into the left-upper corner where we have the high ratio of true positive vs false positives. The area generated between this curve, and the diagonal is referred to as the Area under the Curve. And as our algorithm becomes better and better, this area will </w:t>
+        <w:t xml:space="preserve"> many </w:t>
+      </w:r>
+      <w:r>
+        <w:t>thresholds</w:t>
+      </w:r>
+      <w:r>
+        <w:t xml:space="preserve"> deviates from the diagonal, its curvature more pronounced and stretched into the left-upper corner where we have the high ratio of true positive vs</w:t>
+      </w:r>
+      <w:r>
+        <w:t>.</w:t>
+      </w:r>
+      <w:r>
+        <w:t xml:space="preserve"> false positives.</w:t>
+      </w:r>
+      <w:r>
+        <w:t xml:space="preserve"> </w:t>
+      </w:r>
+      <w:r>
+        <w:t>We quantify this as the area under the curve.</w:t>
+      </w:r>
+      <w:r>
+        <w:t xml:space="preserve"> </w:t>
+      </w:r>
+      <w:r>
+        <w:t xml:space="preserve">And as our algorithm </w:t>
+      </w:r>
+      <w:r>
+        <w:t>improves</w:t>
+      </w:r>
+      <w:r>
+        <w:t xml:space="preserve">, this area will </w:t>
       </w:r>
       <w:r>
         <w:t>increase</w:t>
       </w:r>
       <w:r>
-        <w:t xml:space="preserve"> in size. </w:t>
-      </w:r>
-      <w:r>
-        <w:t xml:space="preserve">The ROC curves for the above </w:t>
+        <w:t xml:space="preserve"> in size</w:t>
+      </w:r>
+      <w:r>
+        <w:t>.</w:t>
+      </w:r>
+      <w:r>
+        <w:t xml:space="preserve"> </w:t>
+      </w:r>
+      <w:r>
+        <w:t>In other words, a</w:t>
+      </w:r>
+      <w:r>
+        <w:t xml:space="preserve">s the </w:t>
       </w:r>
       <w:r>
         <w:t>separation</w:t>
       </w:r>
       <w:r>
-        <w:t xml:space="preserve"> of above described and visualized gaussian </w:t>
+        <w:t xml:space="preserve"> in </w:t>
+      </w:r>
+      <w:r>
+        <w:t xml:space="preserve">the </w:t>
+      </w:r>
+      <w:r>
+        <w:t xml:space="preserve">mean between the two </w:t>
       </w:r>
       <w:r>
         <w:t>distributions</w:t>
       </w:r>
       <w:r>
-        <w:t xml:space="preserve">. As the </w:t>
-      </w:r>
-      <w:r>
-        <w:t>separation</w:t>
-      </w:r>
-      <w:r>
-        <w:t xml:space="preserve"> in mean between the two distribution increases, the area under the resulting ROC curve will increase as well</w:t>
+        <w:t xml:space="preserve"> increases, the area under the resulting ROC curve </w:t>
+      </w:r>
+      <w:r>
+        <w:t>also increases</w:t>
       </w:r>
       <w:r>
         <w:t>.</w:t>
-      </w:r>
-    </w:p>
-    <w:p/>
-    <w:p>
-      <w:pPr>
-        <w:pStyle w:val="Heading3"/>
-      </w:pPr>
-      <w:r>
-        <w:t>1</w:t>
-      </w:r>
-      <w:r>
-        <w:t>5</w:t>
-      </w:r>
-      <w:r>
-        <w:t>.11 - Underfitting and Overfitting</w:t>
-      </w:r>
-    </w:p>
-    <w:p>
-      <w:r>
-        <w:t>Like regression, we should take care to prevent both underfitting and overfitting. Classification is not different</w:t>
-      </w:r>
-      <w:r>
-        <w:t xml:space="preserve"> from regression in how it </w:t>
-      </w:r>
-      <w:r>
-        <w:t>mitigates</w:t>
-      </w:r>
-      <w:r>
-        <w:t xml:space="preserve"> these dangers. The best approach across all machine learning algorithms is to have independent datasets for training, testing and validation. What </w:t>
-      </w:r>
-      <w:r>
-        <w:t>constitutes</w:t>
-      </w:r>
-      <w:r>
-        <w:t xml:space="preserve"> test and validation </w:t>
-      </w:r>
-      <w:r>
-        <w:t xml:space="preserve">data isn't always clear, and the terms are used a little loosely. The best (and we would argue </w:t>
-      </w:r>
-      <w:r>
-        <w:t>correct</w:t>
-      </w:r>
-      <w:r>
-        <w:t xml:space="preserve">) definition is that a training data set is used to compute and apply changes to the </w:t>
-      </w:r>
-      <w:r>
-        <w:t>parameters</w:t>
-      </w:r>
-      <w:r>
-        <w:t xml:space="preserve"> (</w:t>
-      </w:r>
-      <w:r>
-        <w:t>weights</w:t>
-      </w:r>
-      <w:r>
-        <w:t xml:space="preserve">) of our model. On each iteration, whether this an update from a </w:t>
-      </w:r>
-      <w:r>
-        <w:t>single</w:t>
-      </w:r>
-      <w:r>
-        <w:t xml:space="preserve"> data point, a mini batch, or a pass through the entire training data, we use a test data set to </w:t>
-      </w:r>
-      <w:r>
-        <w:t>compute</w:t>
-      </w:r>
-      <w:r>
-        <w:t xml:space="preserve"> the loss function that tells us how learning is progressing. And </w:t>
-      </w:r>
-      <w:r>
-        <w:t>depending</w:t>
-      </w:r>
-      <w:r>
-        <w:t xml:space="preserve"> on our apporach, what </w:t>
-      </w:r>
-      <w:r>
-        <w:t>constitutes</w:t>
-      </w:r>
-      <w:r>
-        <w:t xml:space="preserve"> as training data and test data can change. </w:t>
-      </w:r>
-      <w:r>
-        <w:t>If</w:t>
-      </w:r>
-      <w:r>
-        <w:t xml:space="preserve"> we divide the data </w:t>
-      </w:r>
-      <w:r>
-        <w:t>beforehand</w:t>
-      </w:r>
-      <w:r>
-        <w:t xml:space="preserve">: one bit of our data will go into changing our parameters, the other bit will determine the </w:t>
-      </w:r>
-      <w:r>
-        <w:t>necessary</w:t>
-      </w:r>
-      <w:r>
-        <w:t xml:space="preserve"> performance metrics like loss and accuracy. </w:t>
-      </w:r>
-      <w:r>
-        <w:t xml:space="preserve">Finally, when applying the algorithm to the test data yields results that are </w:t>
-      </w:r>
-      <w:r>
-        <w:t>acceptable</w:t>
-      </w:r>
-      <w:r>
-        <w:t xml:space="preserve">, we once more run that algorithm, but now on the completely untouched </w:t>
-      </w:r>
-      <w:r>
-        <w:t>and independent</w:t>
-      </w:r>
-      <w:r>
-        <w:t xml:space="preserve"> validation data set. This will yield a final and objective set of measure of success and quality. </w:t>
-      </w:r>
-      <w:r>
-        <w:t xml:space="preserve">In some way, it is </w:t>
-      </w:r>
-      <w:r>
-        <w:t>reminiscent</w:t>
-      </w:r>
-      <w:r>
-        <w:t xml:space="preserve"> of how many democracies are setup: our training data can be seen as the </w:t>
-      </w:r>
-      <w:r>
-        <w:t>legislative</w:t>
-      </w:r>
-      <w:r>
-        <w:t xml:space="preserve"> branch, the testing data as the </w:t>
-      </w:r>
-      <w:r>
-        <w:t>executive</w:t>
-      </w:r>
-      <w:r>
-        <w:t xml:space="preserve"> branch, and finally the </w:t>
-      </w:r>
-      <w:r>
-        <w:t>validation</w:t>
-      </w:r>
-      <w:r>
-        <w:t xml:space="preserve"> data as the judiciary branch. </w:t>
-      </w:r>
-    </w:p>
-    <w:p/>
-    <w:p>
-      <w:pPr>
-        <w:pStyle w:val="Heading3"/>
-      </w:pPr>
-      <w:r>
-        <w:t>1</w:t>
-      </w:r>
-      <w:r>
-        <w:t>5</w:t>
-      </w:r>
-      <w:r>
-        <w:t>.1</w:t>
-      </w:r>
-      <w:r>
-        <w:t>2</w:t>
-      </w:r>
-      <w:r>
-        <w:t xml:space="preserve"> - Imbalanced classes</w:t>
-      </w:r>
-    </w:p>
-    <w:p>
-      <w:r>
-        <w:t xml:space="preserve">A very common problem when training </w:t>
-      </w:r>
-      <w:r>
-        <w:t>a</w:t>
-      </w:r>
-      <w:r>
-        <w:t xml:space="preserve"> classification algorithm is the imbalance between the number of training examples you have for each class. Some events we </w:t>
-      </w:r>
-      <w:r>
-        <w:lastRenderedPageBreak/>
-        <w:t xml:space="preserve">are interested in predicting might indeed be quite rare. </w:t>
-      </w:r>
-      <w:r>
-        <w:t>As we have discussed before, w</w:t>
-      </w:r>
-      <w:r>
-        <w:t xml:space="preserve">e should always be careful interpreting the output of these </w:t>
-      </w:r>
-      <w:r>
-        <w:t>models and</w:t>
-      </w:r>
-      <w:r>
-        <w:t xml:space="preserve"> </w:t>
-      </w:r>
-      <w:r>
-        <w:t>consider</w:t>
-      </w:r>
-      <w:r>
-        <w:t xml:space="preserve"> the a</w:t>
-      </w:r>
-      <w:r>
-        <w:t>-</w:t>
-      </w:r>
-      <w:r>
-        <w:t xml:space="preserve">priori probability (the probability of the things we are trying to predict independent of the input data the model uses). But there is an additional issue: our learning algorithms might also get confused. Remember that we are trying to minimize the loss: the overall error of our algorithm. But in an imbalanced data set, that error is going to be driven by the dominant class, and important but </w:t>
-      </w:r>
-      <w:r>
-        <w:t>infrequent</w:t>
-      </w:r>
-      <w:r>
-        <w:t xml:space="preserve"> signals to a rare event are lost in the computations to optimize the parameters. This can lead to algorithms that underperform or even worse.</w:t>
-      </w:r>
-      <w:r>
-        <w:t xml:space="preserve"> </w:t>
-      </w:r>
-      <w:r>
-        <w:t>The most stringe</w:t>
-      </w:r>
-      <w:r>
-        <w:t>n</w:t>
-      </w:r>
-      <w:r>
-        <w:t xml:space="preserve">t approach is to balance your data set using the class with the lowest number of examples. This is a sound </w:t>
-      </w:r>
-      <w:r>
-        <w:t>approach but</w:t>
-      </w:r>
-      <w:r>
-        <w:t xml:space="preserve"> does potentially remove a lot of very useful data from your data set. Other approaches can weight data points according to their </w:t>
-      </w:r>
-      <w:r>
-        <w:t>number or</w:t>
-      </w:r>
-      <w:r>
-        <w:t xml:space="preserve"> adjust loss function to account for the imbalances. We have same cases in which data sets were balanced by created copies of the outnumbered class to match the other classes. This is not correct. Yes, you are adding data points. But you are not adding new </w:t>
-      </w:r>
-      <w:r>
-        <w:t>independent</w:t>
-      </w:r>
-      <w:r>
-        <w:t xml:space="preserve"> data. As a result, the statistics of this expanded data set are misleading to both you and the algorithm. The resulting model cannot be trusted. </w:t>
-      </w:r>
-    </w:p>
-    <w:p/>
-    <w:p>
-      <w:pPr>
-        <w:pStyle w:val="Heading3"/>
-      </w:pPr>
-      <w:r>
-        <w:t>1</w:t>
-      </w:r>
-      <w:r>
-        <w:t>5</w:t>
-      </w:r>
-      <w:r>
-        <w:t xml:space="preserve">.13 </w:t>
-      </w:r>
-      <w:r>
-        <w:t xml:space="preserve">- </w:t>
-      </w:r>
-      <w:r>
-        <w:t>Multiclass problems</w:t>
-      </w:r>
-    </w:p>
-    <w:p>
-      <w:r>
-        <w:t xml:space="preserve">So far, we have only dealt with examples of binary </w:t>
-      </w:r>
-      <w:r>
-        <w:t>classification</w:t>
-      </w:r>
-      <w:r>
-        <w:t xml:space="preserve"> tasks. In real world situations we often find ourselves classifying inputs into more than two categories. We can accomplish this by modifying the algorithm itself, but this </w:t>
-      </w:r>
-      <w:r>
-        <w:t>will</w:t>
-      </w:r>
-      <w:r>
-        <w:t xml:space="preserve"> have our discussion encroach near much of what we will want to discuss in the context of neural networks, which serve as a natural extension of the logistic regression </w:t>
-      </w:r>
-      <w:r>
-        <w:lastRenderedPageBreak/>
-        <w:t xml:space="preserve">methodology in which multiclass problems aren't any different than binary ones, int </w:t>
-      </w:r>
-      <w:r>
-        <w:t>terms</w:t>
-      </w:r>
-      <w:r>
-        <w:t xml:space="preserve"> of the implementation of the algorithm. It has also not been a standing tradition to alter the logistic regression algorithm </w:t>
-      </w:r>
-      <w:r>
-        <w:t>itself</w:t>
-      </w:r>
-      <w:r>
-        <w:t xml:space="preserve"> to allow </w:t>
-      </w:r>
-      <w:r>
-        <w:t>for</w:t>
-      </w:r>
-      <w:r>
-        <w:t xml:space="preserve"> multiclass problems. </w:t>
-      </w:r>
-      <w:r>
-        <w:t>Instead</w:t>
-      </w:r>
-      <w:r>
-        <w:t xml:space="preserve">, people have </w:t>
-      </w:r>
-      <w:r>
-        <w:t>opted</w:t>
-      </w:r>
-      <w:r>
-        <w:t xml:space="preserve"> for two less efficient, but easier to implement strategies: one vs </w:t>
-      </w:r>
-      <w:r>
-        <w:t>all</w:t>
-      </w:r>
-      <w:r>
-        <w:t xml:space="preserve"> and one vs </w:t>
-      </w:r>
-      <w:r>
-        <w:t xml:space="preserve">one. The first method has us build as many logistic regression models as </w:t>
-      </w:r>
-      <w:r>
-        <w:t>there are</w:t>
-      </w:r>
-      <w:r>
-        <w:t xml:space="preserve"> classes. And for each model, we pick one out n classes as the positive example in a binary classification task, while all the classes represent negative examples. In a </w:t>
-      </w:r>
-      <w:r>
-        <w:t>three-class</w:t>
-      </w:r>
-      <w:r>
-        <w:t xml:space="preserve"> situation, we thus create 3 models</w:t>
-      </w:r>
-      <w:r>
-        <w:t>:</w:t>
-      </w:r>
-      <w:r>
-        <w:t xml:space="preserve"> Class A vs Class B</w:t>
-      </w:r>
-      <w:r>
-        <w:t xml:space="preserve"> and </w:t>
-      </w:r>
-      <w:r>
-        <w:t>C, Class B vs Class A</w:t>
-      </w:r>
-      <w:r>
-        <w:t xml:space="preserve"> and </w:t>
-      </w:r>
-      <w:r>
-        <w:t xml:space="preserve">C and Class C vs Class A and B. Training isn't different from how we implemented this earlier, the only thing to take note of is that this approach will </w:t>
-      </w:r>
-      <w:r>
-        <w:t>create</w:t>
-      </w:r>
-      <w:r>
-        <w:t xml:space="preserve"> an imbalance between classes for at least for some of the models we are training</w:t>
-      </w:r>
-      <w:r>
-        <w:t xml:space="preserve">. Prediction is where we </w:t>
-      </w:r>
-      <w:r>
-        <w:t>must</w:t>
-      </w:r>
-      <w:r>
-        <w:t xml:space="preserve"> do things a little different. Each new input is run through all models. One method is to pick the model that assigns the highest probability to the 'one' class. </w:t>
-      </w:r>
-      <w:r>
-        <w:t>In</w:t>
-      </w:r>
-      <w:r>
-        <w:t xml:space="preserve"> this scenario, we might end up with a model that by itself doesn't even predict our class, but compared to the other models, still assigns it the highest probability. In other approach, </w:t>
-      </w:r>
-      <w:r>
-        <w:t xml:space="preserve">referred to as one-vs-one, </w:t>
-      </w:r>
-      <w:r>
-        <w:t>we training as many models as there are unique pairs of classes</w:t>
-      </w:r>
-      <w:r>
-        <w:t>.</w:t>
-      </w:r>
-      <w:r>
-        <w:t xml:space="preserve"> In a </w:t>
-      </w:r>
-      <w:r>
-        <w:t>four-way</w:t>
-      </w:r>
-      <w:r>
-        <w:t xml:space="preserve"> </w:t>
-      </w:r>
-      <w:r>
-        <w:t xml:space="preserve">classification </w:t>
-      </w:r>
-      <w:r>
-        <w:t xml:space="preserve">problem, </w:t>
-      </w:r>
-      <w:r>
-        <w:t xml:space="preserve">we thus </w:t>
-      </w:r>
-      <w:r>
-        <w:t xml:space="preserve">create </w:t>
-      </w:r>
-      <w:r>
-        <w:t>6</w:t>
-      </w:r>
-      <w:r>
-        <w:t xml:space="preserve"> models (A vs B, </w:t>
-      </w:r>
-      <w:r>
-        <w:t xml:space="preserve">A vs B, A vs C, </w:t>
-      </w:r>
-      <w:r>
-        <w:t>B</w:t>
-      </w:r>
-      <w:r>
-        <w:t xml:space="preserve"> </w:t>
-      </w:r>
-      <w:r>
-        <w:t xml:space="preserve">vs C and C vs </w:t>
-      </w:r>
-      <w:r>
-        <w:t>D</w:t>
-      </w:r>
-      <w:r>
-        <w:t xml:space="preserve">, and </w:t>
-      </w:r>
-      <w:r>
-        <w:t>B vs D</w:t>
-      </w:r>
-      <w:r>
-        <w:t>)</w:t>
-      </w:r>
-      <w:r>
-        <w:t xml:space="preserve">. To identify the </w:t>
-      </w:r>
-      <w:r>
-        <w:t>predicted</w:t>
-      </w:r>
-      <w:r>
-        <w:t xml:space="preserve"> class in this situation, we now use a majority vote: which class was predicted as the most probably class most often? </w:t>
       </w:r>
     </w:p>
     <w:p>
@@ -3537,64 +5941,247 @@
         <w:pStyle w:val="Heading3"/>
       </w:pPr>
       <w:r>
-        <w:t>15.14 - Other Classification Algorithms</w:t>
+        <w:t>1</w:t>
+      </w:r>
+      <w:r>
+        <w:t>5</w:t>
+      </w:r>
+      <w:r>
+        <w:t>.11 - Underfitting and Overfitting</w:t>
       </w:r>
     </w:p>
     <w:p>
       <w:r>
-        <w:t xml:space="preserve">Some other classification methods you might come across are things like ridge regression, k-nearest </w:t>
-      </w:r>
-      <w:r>
-        <w:t>neighbors,</w:t>
-      </w:r>
-      <w:r>
-        <w:t xml:space="preserve"> and support vector machines. Support vector </w:t>
-      </w:r>
-      <w:r>
         <w:lastRenderedPageBreak/>
-        <w:t xml:space="preserve">machines (SVMs) were all the rage a few years </w:t>
-      </w:r>
-      <w:r>
-        <w:t>ago because</w:t>
-      </w:r>
-      <w:r>
-        <w:t xml:space="preserve"> they could handle classification problems that seemed outside the reach of logistic regression method. Whereas logistic regression tries to find a decision boundary that yields the lowest loss (and thus best accuracy), SVMs go one step further and map training examples to points into a space </w:t>
-      </w:r>
-      <w:r>
-        <w:t>to</w:t>
-      </w:r>
-      <w:r>
-        <w:t xml:space="preserve"> </w:t>
-      </w:r>
-      <w:r>
-        <w:t>maximize</w:t>
-      </w:r>
-      <w:r>
-        <w:t xml:space="preserve"> the width of the gap between the two categories. This mapping can be linear, making the SVM linear, but can also utilize what is known as the 'kernel trick'. The kernel trick is </w:t>
-      </w:r>
-      <w:r>
-        <w:t xml:space="preserve">a </w:t>
-      </w:r>
-      <w:r>
-        <w:t>no</w:t>
-      </w:r>
-      <w:r>
-        <w:t>n</w:t>
-      </w:r>
-      <w:r>
-        <w:t xml:space="preserve">linear mapping of inputs into high-dimensional feature spaces. K-nearest neighbors is good algorithm of you suspect or know that there is no global </w:t>
-      </w:r>
-      <w:r>
-        <w:t>separation</w:t>
-      </w:r>
-      <w:r>
-        <w:t xml:space="preserve"> between your classes, but that there might be local clustering of data belonging to the same class. K-nearest neighbors simply finds its K closest neighbors and determines the class. The majority class of each these neighbors predicts the class of a new data point. Finally, ridge regression is a useful tool for when you have many regressors compared to the number of available training data, and that the data shows multicollinearity (the regressors show high correlations between them). </w:t>
-      </w:r>
-      <w:r>
-        <w:t>Although</w:t>
-      </w:r>
-      <w:r>
-        <w:t xml:space="preserve"> technically a regression method, it can be used for classification.</w:t>
+        <w:t>Like regression, we should take care to prevent both underfitting and overfitting.</w:t>
+      </w:r>
+      <w:r>
+        <w:t xml:space="preserve"> </w:t>
+      </w:r>
+      <w:r>
+        <w:t>Classification is not different</w:t>
+      </w:r>
+      <w:r>
+        <w:t xml:space="preserve"> from regression in how it </w:t>
+      </w:r>
+      <w:r>
+        <w:t>mitigates</w:t>
+      </w:r>
+      <w:r>
+        <w:t xml:space="preserve"> these dangers.</w:t>
+      </w:r>
+      <w:r>
+        <w:t xml:space="preserve"> </w:t>
+      </w:r>
+      <w:r>
+        <w:t>The best approach across all machine learning algorithms is to have independent datasets for training, testing</w:t>
+      </w:r>
+      <w:r>
+        <w:t>,</w:t>
+      </w:r>
+      <w:r>
+        <w:t xml:space="preserve"> and validation.</w:t>
+      </w:r>
+      <w:r>
+        <w:t xml:space="preserve"> </w:t>
+      </w:r>
+      <w:r>
+        <w:t xml:space="preserve">What </w:t>
+      </w:r>
+      <w:r>
+        <w:t>constitutes</w:t>
+      </w:r>
+      <w:r>
+        <w:t xml:space="preserve"> test and validation </w:t>
+      </w:r>
+      <w:r>
+        <w:t>isn't</w:t>
+      </w:r>
+      <w:r>
+        <w:t xml:space="preserve"> always clear, and the terms are used loosely.</w:t>
+      </w:r>
+      <w:r>
+        <w:t xml:space="preserve"> </w:t>
+      </w:r>
+      <w:r>
+        <w:t xml:space="preserve">We adhere to the </w:t>
+      </w:r>
+      <w:r>
+        <w:t xml:space="preserve">definition </w:t>
+      </w:r>
+      <w:r>
+        <w:t xml:space="preserve">outlined by Russell and Norvig: A </w:t>
+      </w:r>
+      <w:r>
+        <w:t xml:space="preserve">training data set is used to compute </w:t>
+      </w:r>
+      <w:r>
+        <w:t xml:space="preserve">gradients </w:t>
+      </w:r>
+      <w:r>
+        <w:t xml:space="preserve">and </w:t>
+      </w:r>
+      <w:r>
+        <w:t>optimize</w:t>
+      </w:r>
+      <w:r>
+        <w:t xml:space="preserve"> </w:t>
+      </w:r>
+      <w:r>
+        <w:t xml:space="preserve">our </w:t>
+      </w:r>
+      <w:r>
+        <w:t>model's</w:t>
+      </w:r>
+      <w:r>
+        <w:t xml:space="preserve"> </w:t>
+      </w:r>
+      <w:r>
+        <w:t>parameters</w:t>
+      </w:r>
+      <w:r>
+        <w:t xml:space="preserve"> (</w:t>
+      </w:r>
+      <w:r>
+        <w:t>weights</w:t>
+      </w:r>
+      <w:r>
+        <w:t>).</w:t>
+      </w:r>
+      <w:r>
+        <w:t xml:space="preserve"> </w:t>
+      </w:r>
+      <w:r>
+        <w:t xml:space="preserve">On each iteration, whether this </w:t>
+      </w:r>
+      <w:r>
+        <w:t xml:space="preserve">is </w:t>
+      </w:r>
+      <w:r>
+        <w:t xml:space="preserve">an update from a </w:t>
+      </w:r>
+      <w:r>
+        <w:t>single</w:t>
+      </w:r>
+      <w:r>
+        <w:t xml:space="preserve"> data point, a </w:t>
+      </w:r>
+      <w:r>
+        <w:t>mini-batch</w:t>
+      </w:r>
+      <w:r>
+        <w:t xml:space="preserve">, or a pass through the entire training data, we use a </w:t>
+      </w:r>
+      <w:r>
+        <w:t>validation</w:t>
+      </w:r>
+      <w:r>
+        <w:t xml:space="preserve"> data set to </w:t>
+      </w:r>
+      <w:r>
+        <w:t>compute</w:t>
+      </w:r>
+      <w:r>
+        <w:t xml:space="preserve"> the loss function that tells us how learning is progressing.</w:t>
+      </w:r>
+      <w:r>
+        <w:t xml:space="preserve"> </w:t>
+      </w:r>
+      <w:r>
+        <w:t xml:space="preserve">And </w:t>
+      </w:r>
+      <w:r>
+        <w:t>depending</w:t>
+      </w:r>
+      <w:r>
+        <w:t xml:space="preserve"> on our </w:t>
+      </w:r>
+      <w:r>
+        <w:t>approach</w:t>
+      </w:r>
+      <w:r>
+        <w:t xml:space="preserve">, what </w:t>
+      </w:r>
+      <w:r>
+        <w:t>constitutes</w:t>
+      </w:r>
+      <w:r>
+        <w:t xml:space="preserve"> training and test data can change.</w:t>
+      </w:r>
+      <w:r>
+        <w:t xml:space="preserve"> </w:t>
+      </w:r>
+      <w:r>
+        <w:t>If</w:t>
+      </w:r>
+      <w:r>
+        <w:t xml:space="preserve"> we divide the data </w:t>
+      </w:r>
+      <w:r>
+        <w:t>beforehand</w:t>
+      </w:r>
+      <w:r>
+        <w:t xml:space="preserve">: one bit of our data will go into changing our parameters, </w:t>
+      </w:r>
+      <w:r>
+        <w:t xml:space="preserve">and </w:t>
+      </w:r>
+      <w:r>
+        <w:t xml:space="preserve">the other bit will determine the </w:t>
+      </w:r>
+      <w:r>
+        <w:t>necessary</w:t>
+      </w:r>
+      <w:r>
+        <w:t xml:space="preserve"> performance metrics like loss and accuracy.</w:t>
+      </w:r>
+      <w:r>
+        <w:t xml:space="preserve"> </w:t>
+      </w:r>
+      <w:r>
+        <w:t xml:space="preserve">Finally, when applying the algorithm to the </w:t>
+      </w:r>
+      <w:r>
+        <w:t>validation</w:t>
+      </w:r>
+      <w:r>
+        <w:t xml:space="preserve"> data yields </w:t>
+      </w:r>
+      <w:r>
+        <w:t>acceptable results</w:t>
+      </w:r>
+      <w:r>
+        <w:t xml:space="preserve">, we once more run that algorithm, but now on the completely untouched </w:t>
+      </w:r>
+      <w:r>
+        <w:t>and independent</w:t>
+      </w:r>
+      <w:r>
+        <w:t xml:space="preserve"> </w:t>
+      </w:r>
+      <w:r>
+        <w:t>test</w:t>
+      </w:r>
+      <w:r>
+        <w:t xml:space="preserve"> data set</w:t>
+      </w:r>
+      <w:r>
+        <w:t xml:space="preserve">. </w:t>
+      </w:r>
+      <w:r>
+        <w:t>This will yield a final and objective measure of success and quality</w:t>
+      </w:r>
+      <w:r>
+        <w:t xml:space="preserve"> </w:t>
+      </w:r>
+      <w:r>
+        <w:t xml:space="preserve">without any of the </w:t>
+      </w:r>
+      <w:r>
+        <w:t xml:space="preserve">test </w:t>
+      </w:r>
+      <w:r>
+        <w:t xml:space="preserve">data having been exposed or used during optimization. </w:t>
       </w:r>
     </w:p>
     <w:p/>
@@ -3612,15 +6199,202 @@
         <w:t>.1</w:t>
       </w:r>
       <w:r>
-        <w:t>5</w:t>
-      </w:r>
-      <w:r>
-        <w:t xml:space="preserve"> - Conclusion</w:t>
+        <w:t>2</w:t>
+      </w:r>
+      <w:r>
+        <w:t xml:space="preserve"> - Imbalanced classes</w:t>
       </w:r>
     </w:p>
     <w:p>
       <w:r>
-        <w:t>Despite neural networks gradually taking over most of machine learning, logistic regression is still widely used. First, as an education tool to teach the fundamentals of machine learning such loss functions and gradient descent. But second because it just performs well in a lot of areas. It is easier to implement, faster to train and doesn't require the amount of data that neural network would need.</w:t>
+        <w:t xml:space="preserve">A common problem when training </w:t>
+      </w:r>
+      <w:r>
+        <w:t>a</w:t>
+      </w:r>
+      <w:r>
+        <w:t xml:space="preserve"> classification algorithm is the imbalance between the number of training examples you have for each class.</w:t>
+      </w:r>
+      <w:r>
+        <w:t xml:space="preserve"> </w:t>
+      </w:r>
+      <w:r>
+        <w:t>Some events we are interested in predicting might indeed be quite rare.</w:t>
+      </w:r>
+      <w:r>
+        <w:t xml:space="preserve"> </w:t>
+      </w:r>
+      <w:r>
+        <w:t>As we have discussed before, w</w:t>
+      </w:r>
+      <w:r>
+        <w:t xml:space="preserve">e should always be careful interpreting the output of these </w:t>
+      </w:r>
+      <w:r>
+        <w:t>models and</w:t>
+      </w:r>
+      <w:r>
+        <w:t xml:space="preserve"> </w:t>
+      </w:r>
+      <w:r>
+        <w:t>consider</w:t>
+      </w:r>
+      <w:r>
+        <w:t xml:space="preserve"> the apriori probability (the probability of the things we are trying to predict independent of the input data the model uses).</w:t>
+      </w:r>
+      <w:r>
+        <w:t xml:space="preserve"> </w:t>
+      </w:r>
+      <w:r>
+        <w:t xml:space="preserve">But there is an additional </w:t>
+      </w:r>
+      <w:r>
+        <w:lastRenderedPageBreak/>
+        <w:t>issue: our learning algorithms might also get confused.</w:t>
+      </w:r>
+      <w:r>
+        <w:t xml:space="preserve"> </w:t>
+      </w:r>
+      <w:r>
+        <w:t>Remember that we are trying to minimize the loss: the overall error of our algorithm.</w:t>
+      </w:r>
+      <w:r>
+        <w:t xml:space="preserve"> </w:t>
+      </w:r>
+      <w:r>
+        <w:t xml:space="preserve">But in an imbalanced data set, that error </w:t>
+      </w:r>
+      <w:r>
+        <w:t>will</w:t>
+      </w:r>
+      <w:r>
+        <w:t xml:space="preserve"> be driven by the dominant class, and important but </w:t>
+      </w:r>
+      <w:r>
+        <w:t>infrequent</w:t>
+      </w:r>
+      <w:r>
+        <w:t xml:space="preserve"> signals to a rare event are lost in the computations to optimize the parameters.</w:t>
+      </w:r>
+      <w:r>
+        <w:t xml:space="preserve"> </w:t>
+      </w:r>
+      <w:r>
+        <w:t>This can lead to algorithms that underperform or even worse.</w:t>
+      </w:r>
+      <w:r>
+        <w:t xml:space="preserve"> </w:t>
+      </w:r>
+      <w:r>
+        <w:t>The most stringe</w:t>
+      </w:r>
+      <w:r>
+        <w:t>n</w:t>
+      </w:r>
+      <w:r>
+        <w:t>t approach is to balance your data set using the class with the lowest number of examples.</w:t>
+      </w:r>
+      <w:r>
+        <w:t xml:space="preserve"> </w:t>
+      </w:r>
+      <w:r>
+        <w:t xml:space="preserve">This is a sound </w:t>
+      </w:r>
+      <w:r>
+        <w:t>approach but</w:t>
+      </w:r>
+      <w:r>
+        <w:t xml:space="preserve"> </w:t>
+      </w:r>
+      <w:r>
+        <w:t>potentially removes</w:t>
+      </w:r>
+      <w:r>
+        <w:t xml:space="preserve"> a lot of useful data from your data set.</w:t>
+      </w:r>
+      <w:r>
+        <w:t xml:space="preserve"> </w:t>
+      </w:r>
+      <w:r>
+        <w:t xml:space="preserve">Other </w:t>
+      </w:r>
+      <w:r>
+        <w:t>methods</w:t>
+      </w:r>
+      <w:r>
+        <w:t xml:space="preserve"> can weigh data points according to their </w:t>
+      </w:r>
+      <w:r>
+        <w:t>count</w:t>
+      </w:r>
+      <w:r>
+        <w:t xml:space="preserve"> or</w:t>
+      </w:r>
+      <w:r>
+        <w:t xml:space="preserve"> adjust </w:t>
+      </w:r>
+      <w:r>
+        <w:t xml:space="preserve">the </w:t>
+      </w:r>
+      <w:r>
+        <w:t>loss function to account for the imbalances.</w:t>
+      </w:r>
+      <w:r>
+        <w:t xml:space="preserve"> </w:t>
+      </w:r>
+      <w:r>
+        <w:t xml:space="preserve">We have seen instances where </w:t>
+      </w:r>
+      <w:r>
+        <w:t>data sets were balanced by creat</w:t>
+      </w:r>
+      <w:r>
+        <w:t>ing</w:t>
+      </w:r>
+      <w:r>
+        <w:t xml:space="preserve"> copies of the outnumbered class to match the other classes.</w:t>
+      </w:r>
+      <w:r>
+        <w:t xml:space="preserve"> </w:t>
+      </w:r>
+      <w:r>
+        <w:t>This is not correct.</w:t>
+      </w:r>
+      <w:r>
+        <w:t xml:space="preserve"> </w:t>
+      </w:r>
+      <w:r>
+        <w:t>Yes, you are adding data points.</w:t>
+      </w:r>
+      <w:r>
+        <w:t xml:space="preserve"> </w:t>
+      </w:r>
+      <w:r>
+        <w:t xml:space="preserve">But you are not adding new </w:t>
+      </w:r>
+      <w:r>
+        <w:t>independent</w:t>
+      </w:r>
+      <w:r>
+        <w:t xml:space="preserve"> data.</w:t>
+      </w:r>
+      <w:r>
+        <w:t xml:space="preserve"> </w:t>
+      </w:r>
+      <w:r>
+        <w:t>As a result, the statistics of this expanded data set are misleading to both you and the algorithm.</w:t>
+      </w:r>
+      <w:r>
+        <w:t xml:space="preserve"> </w:t>
+      </w:r>
+      <w:r>
+        <w:t>We should not trust the</w:t>
+      </w:r>
+      <w:r>
+        <w:t xml:space="preserve"> resulting model</w:t>
+      </w:r>
+      <w:r>
+        <w:t xml:space="preserve">. </w:t>
       </w:r>
     </w:p>
     <w:p/>
@@ -3629,7 +6403,655 @@
         <w:pStyle w:val="Heading3"/>
       </w:pPr>
       <w:r>
-        <w:t>15.16 - Demo Notebooks</w:t>
+        <w:t>1</w:t>
+      </w:r>
+      <w:r>
+        <w:t>5</w:t>
+      </w:r>
+      <w:r>
+        <w:t xml:space="preserve">.13 </w:t>
+      </w:r>
+      <w:r>
+        <w:t xml:space="preserve">- </w:t>
+      </w:r>
+      <w:r>
+        <w:t>Multiclass problems</w:t>
+      </w:r>
+    </w:p>
+    <w:p>
+      <w:pPr>
+        <w:rPr>
+          <w:rFonts w:ascii="Cambria" w:hAnsi="Cambria"/>
+        </w:rPr>
+      </w:pPr>
+      <w:r>
+        <w:t xml:space="preserve">So far, we have only dealt with examples of binary </w:t>
+      </w:r>
+      <w:r>
+        <w:t>classification</w:t>
+      </w:r>
+      <w:r>
+        <w:t xml:space="preserve"> tasks.</w:t>
+      </w:r>
+      <w:r>
+        <w:t xml:space="preserve"> </w:t>
+      </w:r>
+      <w:r>
+        <w:t xml:space="preserve">In </w:t>
+      </w:r>
+      <w:r>
+        <w:t>real-world</w:t>
+      </w:r>
+      <w:r>
+        <w:t xml:space="preserve"> situations</w:t>
+      </w:r>
+      <w:r>
+        <w:t>,</w:t>
+      </w:r>
+      <w:r>
+        <w:t xml:space="preserve"> we often </w:t>
+      </w:r>
+      <w:r>
+        <w:t>classify</w:t>
+      </w:r>
+      <w:r>
+        <w:t xml:space="preserve"> inputs into more than two categories.</w:t>
+      </w:r>
+      <w:r>
+        <w:t xml:space="preserve"> </w:t>
+      </w:r>
+      <w:r>
+        <w:t xml:space="preserve">We can accomplish this by modifying the algorithm itself, but this </w:t>
+      </w:r>
+      <w:r>
+        <w:t>will</w:t>
+      </w:r>
+      <w:r>
+        <w:t xml:space="preserve"> have our discussion encroach </w:t>
+      </w:r>
+      <w:r>
+        <w:t>on</w:t>
+      </w:r>
+      <w:r>
+        <w:t xml:space="preserve"> much of what we will want to discuss in the context of neural networks</w:t>
+      </w:r>
+      <w:r>
+        <w:t xml:space="preserve">. Neural network architectures can easily handle multiclass classification tasks. It only requires adding nodes to the output layer, one for each class in our data. However, when we use logistic regression to predict one of multiple classes, we have to approach it a little differently. </w:t>
+      </w:r>
+      <w:r>
+        <w:t xml:space="preserve">We can do </w:t>
+      </w:r>
+      <w:r>
+        <w:t xml:space="preserve">multiclass logistic regression </w:t>
+      </w:r>
+      <w:r>
+        <w:t xml:space="preserve">using </w:t>
+      </w:r>
+      <w:r>
+        <w:t xml:space="preserve">two </w:t>
+      </w:r>
+      <w:r>
+        <w:t>strategies: one vs</w:t>
+      </w:r>
+      <w:r>
+        <w:t>.</w:t>
+      </w:r>
+      <w:r>
+        <w:t xml:space="preserve"> </w:t>
+      </w:r>
+      <w:r>
+        <w:t>all</w:t>
+      </w:r>
+      <w:r>
+        <w:t xml:space="preserve"> and one vs</w:t>
+      </w:r>
+      <w:r>
+        <w:t>.</w:t>
+      </w:r>
+      <w:r>
+        <w:t xml:space="preserve"> </w:t>
+      </w:r>
+      <w:r>
+        <w:t>one.</w:t>
+      </w:r>
+      <w:r>
+        <w:t xml:space="preserve"> </w:t>
+      </w:r>
+      <w:r>
+        <w:t xml:space="preserve">The first method has us build as </w:t>
+      </w:r>
+      <w:r>
+        <w:lastRenderedPageBreak/>
+        <w:t xml:space="preserve">many logistic regression models as </w:t>
+      </w:r>
+      <w:r>
+        <w:t>there are</w:t>
+      </w:r>
+      <w:r>
+        <w:t xml:space="preserve"> classes.</w:t>
+      </w:r>
+      <w:r>
+        <w:t xml:space="preserve"> </w:t>
+      </w:r>
+      <w:r>
+        <w:t xml:space="preserve">And for each model, we pick one out </w:t>
+      </w:r>
+      <w:r>
+        <w:t xml:space="preserve">of </w:t>
+      </w:r>
+      <w:r>
+        <w:t>n classes as the positive example in a binary classification task, while all the classes represent negative examples.</w:t>
+      </w:r>
+      <w:r>
+        <w:t xml:space="preserve"> </w:t>
+      </w:r>
+      <w:r>
+        <w:t xml:space="preserve">In a </w:t>
+      </w:r>
+      <w:r>
+        <w:t>three-class</w:t>
+      </w:r>
+      <w:r>
+        <w:t xml:space="preserve"> situation, we thus create </w:t>
+      </w:r>
+      <w:r>
+        <w:t>three</w:t>
+      </w:r>
+      <w:r>
+        <w:t xml:space="preserve"> models</w:t>
+      </w:r>
+      <w:r>
+        <w:t>:</w:t>
+      </w:r>
+      <w:r>
+        <w:t xml:space="preserve"> Class A vs</w:t>
+      </w:r>
+      <w:r>
+        <w:t>.</w:t>
+      </w:r>
+      <w:r>
+        <w:t xml:space="preserve"> Class B</w:t>
+      </w:r>
+      <w:r>
+        <w:t xml:space="preserve"> and </w:t>
+      </w:r>
+      <w:r>
+        <w:t>C, Class B vs</w:t>
+      </w:r>
+      <w:r>
+        <w:t>.</w:t>
+      </w:r>
+      <w:r>
+        <w:t xml:space="preserve"> Class A</w:t>
+      </w:r>
+      <w:r>
+        <w:t xml:space="preserve"> and </w:t>
+      </w:r>
+      <w:r>
+        <w:t>C</w:t>
+      </w:r>
+      <w:r>
+        <w:t>,</w:t>
+      </w:r>
+      <w:r>
+        <w:t xml:space="preserve"> and Class C vs</w:t>
+      </w:r>
+      <w:r>
+        <w:t>.</w:t>
+      </w:r>
+      <w:r>
+        <w:t xml:space="preserve"> Class A and B. Traini</w:t>
+      </w:r>
+      <w:r>
+        <w:t>ng the models is not</w:t>
+      </w:r>
+      <w:r>
+        <w:t xml:space="preserve"> different from how we implemented </w:t>
+      </w:r>
+      <w:r>
+        <w:t>it</w:t>
+      </w:r>
+      <w:r>
+        <w:t xml:space="preserve"> earlier</w:t>
+      </w:r>
+      <w:r>
+        <w:t>. The</w:t>
+      </w:r>
+      <w:r>
+        <w:t xml:space="preserve"> only thing to </w:t>
+      </w:r>
+      <w:r>
+        <w:t>note</w:t>
+      </w:r>
+      <w:r>
+        <w:t xml:space="preserve"> is that this approach will </w:t>
+      </w:r>
+      <w:r>
+        <w:t>create</w:t>
+      </w:r>
+      <w:r>
+        <w:t xml:space="preserve"> an imbalance between classes</w:t>
+      </w:r>
+      <w:r>
+        <w:t>,</w:t>
+      </w:r>
+      <w:r>
+        <w:t xml:space="preserve"> at least for some of the models we are training</w:t>
+      </w:r>
+      <w:r>
+        <w:t>.</w:t>
+      </w:r>
+      <w:r>
+        <w:t xml:space="preserve"> </w:t>
+      </w:r>
+      <w:r>
+        <w:t xml:space="preserve">Prediction is where we </w:t>
+      </w:r>
+      <w:r>
+        <w:t>must</w:t>
+      </w:r>
+      <w:r>
+        <w:t xml:space="preserve"> do things a little </w:t>
+      </w:r>
+      <w:r>
+        <w:t>differently</w:t>
+      </w:r>
+      <w:r>
+        <w:t>.</w:t>
+      </w:r>
+      <w:r>
+        <w:t xml:space="preserve"> </w:t>
+      </w:r>
+      <w:r>
+        <w:t>One method is to pick the model that assigns the highest probability to</w:t>
+      </w:r>
+      <w:r>
+        <w:t xml:space="preserve"> its class</w:t>
+      </w:r>
+      <w:r>
+        <w:t>.</w:t>
+      </w:r>
+      <w:r>
+        <w:t xml:space="preserve"> </w:t>
+      </w:r>
+      <w:r>
+        <w:t>In</w:t>
+      </w:r>
+      <w:r>
+        <w:t xml:space="preserve"> this scenario, we might end up with a model that by itse</w:t>
+      </w:r>
+      <w:r>
+        <w:t>lf might not</w:t>
+      </w:r>
+      <w:r>
+        <w:t xml:space="preserve"> even predict our class </w:t>
+      </w:r>
+      <w:r>
+        <w:t>but</w:t>
+      </w:r>
+      <w:r>
+        <w:t xml:space="preserve"> compared to the other models, still assigns it the highest probability.</w:t>
+      </w:r>
+      <w:r>
+        <w:t xml:space="preserve"> </w:t>
+      </w:r>
+      <w:r>
+        <w:t xml:space="preserve">In </w:t>
+      </w:r>
+      <w:r>
+        <w:t>another</w:t>
+      </w:r>
+      <w:r>
+        <w:t xml:space="preserve"> approach, </w:t>
+      </w:r>
+      <w:r>
+        <w:t xml:space="preserve">referred to as one-vs-one, </w:t>
+      </w:r>
+      <w:r>
+        <w:t xml:space="preserve">we </w:t>
+      </w:r>
+      <w:r>
+        <w:t>train</w:t>
+      </w:r>
+      <w:r>
+        <w:t xml:space="preserve"> as many models as there are unique pairs of classes</w:t>
+      </w:r>
+      <w:r>
+        <w:t>.</w:t>
+      </w:r>
+      <w:r>
+        <w:t xml:space="preserve"> </w:t>
+      </w:r>
+      <w:r>
+        <w:t xml:space="preserve">In a </w:t>
+      </w:r>
+      <w:r>
+        <w:t>four-way</w:t>
+      </w:r>
+      <w:r>
+        <w:t xml:space="preserve"> </w:t>
+      </w:r>
+      <w:r>
+        <w:t xml:space="preserve">classification </w:t>
+      </w:r>
+      <w:r>
+        <w:t xml:space="preserve">problem, </w:t>
+      </w:r>
+      <w:r>
+        <w:t xml:space="preserve">we thus </w:t>
+      </w:r>
+      <w:r>
+        <w:t xml:space="preserve">create </w:t>
+      </w:r>
+      <w:r>
+        <w:t>six</w:t>
+      </w:r>
+      <w:r>
+        <w:t xml:space="preserve"> </w:t>
+      </w:r>
+      <w:r>
+        <w:t>models (A vs</w:t>
+      </w:r>
+      <w:r>
+        <w:t>.</w:t>
+      </w:r>
+      <w:r>
+        <w:t xml:space="preserve"> B, </w:t>
+      </w:r>
+      <w:r>
+        <w:t>A vs</w:t>
+      </w:r>
+      <w:r>
+        <w:t>.</w:t>
+      </w:r>
+      <w:r>
+        <w:t xml:space="preserve"> B, A vs</w:t>
+      </w:r>
+      <w:r>
+        <w:t>.</w:t>
+      </w:r>
+      <w:r>
+        <w:t xml:space="preserve"> C, </w:t>
+      </w:r>
+      <w:r>
+        <w:t>B</w:t>
+      </w:r>
+      <w:r>
+        <w:t xml:space="preserve"> </w:t>
+      </w:r>
+      <w:r>
+        <w:t>vs</w:t>
+      </w:r>
+      <w:r>
+        <w:t>.</w:t>
+      </w:r>
+      <w:r>
+        <w:t xml:space="preserve"> C</w:t>
+      </w:r>
+      <w:r>
+        <w:t>, C</w:t>
+      </w:r>
+      <w:r>
+        <w:t xml:space="preserve"> vs</w:t>
+      </w:r>
+      <w:r>
+        <w:t>.</w:t>
+      </w:r>
+      <w:r>
+        <w:t xml:space="preserve"> </w:t>
+      </w:r>
+      <w:r>
+        <w:t>D</w:t>
+      </w:r>
+      <w:r>
+        <w:t xml:space="preserve">, and </w:t>
+      </w:r>
+      <w:r>
+        <w:t>B vs</w:t>
+      </w:r>
+      <w:r>
+        <w:t>.</w:t>
+      </w:r>
+      <w:r>
+        <w:t xml:space="preserve"> D</w:t>
+      </w:r>
+      <w:r>
+        <w:t>)</w:t>
+      </w:r>
+      <w:r>
+        <w:t>.</w:t>
+      </w:r>
+      <w:r>
+        <w:t xml:space="preserve"> </w:t>
+      </w:r>
+      <w:r>
+        <w:t xml:space="preserve">To identify the </w:t>
+      </w:r>
+      <w:r>
+        <w:t>predicted</w:t>
+      </w:r>
+      <w:r>
+        <w:t xml:space="preserve"> class in this situation, we now use a majority vote: which class was predicted as the most </w:t>
+      </w:r>
+      <w:r>
+        <w:t>probable</w:t>
+      </w:r>
+      <w:r>
+        <w:t xml:space="preserve"> class most often? </w:t>
+      </w:r>
+    </w:p>
+    <w:p>
+      <w:pPr>
+        <w:pStyle w:val="Heading3"/>
+      </w:pPr>
+    </w:p>
+    <w:p>
+      <w:pPr>
+        <w:pStyle w:val="Heading3"/>
+      </w:pPr>
+      <w:r>
+        <w:t>15.14 - Other Classification Algorithms</w:t>
+      </w:r>
+    </w:p>
+    <w:p>
+      <w:r>
+        <w:t xml:space="preserve">Some other classification methods you might come across are ridge regression, k-nearest </w:t>
+      </w:r>
+      <w:r>
+        <w:t>neighbors,</w:t>
+      </w:r>
+      <w:r>
+        <w:t xml:space="preserve"> and support vector machines.</w:t>
+      </w:r>
+      <w:r>
+        <w:t xml:space="preserve"> </w:t>
+      </w:r>
+      <w:r>
+        <w:t xml:space="preserve">Support vector machines (SVMs) were all the rage a few years </w:t>
+      </w:r>
+      <w:r>
+        <w:t>ago because</w:t>
+      </w:r>
+      <w:r>
+        <w:t xml:space="preserve"> they could handle classification problems that seemed </w:t>
+      </w:r>
+      <w:r>
+        <w:t xml:space="preserve">out of </w:t>
+      </w:r>
+      <w:r>
+        <w:t xml:space="preserve">reach </w:t>
+      </w:r>
+      <w:r>
+        <w:t>for</w:t>
+      </w:r>
+      <w:r>
+        <w:t xml:space="preserve"> logistic regression.</w:t>
+      </w:r>
+      <w:r>
+        <w:t xml:space="preserve"> </w:t>
+      </w:r>
+      <w:r>
+        <w:t xml:space="preserve">Whereas logistic regression tries to find a decision boundary that yields the lowest loss (and thus </w:t>
+      </w:r>
+      <w:r>
+        <w:t xml:space="preserve">the </w:t>
+      </w:r>
+      <w:r>
+        <w:t xml:space="preserve">best accuracy), SVMs go one step further and map training examples to points into a space </w:t>
+      </w:r>
+      <w:r>
+        <w:t>to</w:t>
+      </w:r>
+      <w:r>
+        <w:t xml:space="preserve"> </w:t>
+      </w:r>
+      <w:r>
+        <w:t>maximize</w:t>
+      </w:r>
+      <w:r>
+        <w:t xml:space="preserve"> the width of the gap between the two categories.</w:t>
+      </w:r>
+      <w:r>
+        <w:t xml:space="preserve"> </w:t>
+      </w:r>
+      <w:r>
+        <w:t xml:space="preserve">This mapping can be linear, making the SVM linear, but </w:t>
+      </w:r>
+      <w:r>
+        <w:t xml:space="preserve">it </w:t>
+      </w:r>
+      <w:r>
+        <w:t xml:space="preserve">can also utilize what is known </w:t>
+      </w:r>
+      <w:r>
+        <w:lastRenderedPageBreak/>
+        <w:t>as</w:t>
+      </w:r>
+      <w:r>
+        <w:t xml:space="preserve"> </w:t>
+      </w:r>
+      <w:r>
+        <w:t xml:space="preserve">the </w:t>
+      </w:r>
+      <w:r>
+        <w:t>'</w:t>
+      </w:r>
+      <w:r>
+        <w:t>kernel tr</w:t>
+      </w:r>
+      <w:r>
+        <w:t>i</w:t>
+      </w:r>
+      <w:r>
+        <w:t>ck</w:t>
+      </w:r>
+      <w:r>
+        <w:t>'</w:t>
+      </w:r>
+      <w:r>
+        <w:t>.</w:t>
+      </w:r>
+      <w:r>
+        <w:t xml:space="preserve"> </w:t>
+      </w:r>
+      <w:r>
+        <w:t xml:space="preserve">The kernel trick is </w:t>
+      </w:r>
+      <w:r>
+        <w:t xml:space="preserve">a </w:t>
+      </w:r>
+      <w:r>
+        <w:t>no</w:t>
+      </w:r>
+      <w:r>
+        <w:t>n</w:t>
+      </w:r>
+      <w:r>
+        <w:t>linear mapping of inputs into high-dimensional feature spaces.</w:t>
+      </w:r>
+      <w:r>
+        <w:t xml:space="preserve"> </w:t>
+      </w:r>
+      <w:r>
+        <w:t xml:space="preserve">K-nearest neighbors is </w:t>
+      </w:r>
+      <w:r>
+        <w:t xml:space="preserve">a </w:t>
+      </w:r>
+      <w:r>
+        <w:t xml:space="preserve">good algorithm </w:t>
+      </w:r>
+      <w:r>
+        <w:t>if</w:t>
+      </w:r>
+      <w:r>
+        <w:t xml:space="preserve"> you suspect or know there is no global </w:t>
+      </w:r>
+      <w:r>
+        <w:t>separation</w:t>
+      </w:r>
+      <w:r>
+        <w:t xml:space="preserve"> between your classes, but there might be local clustering of data belonging to the same class.</w:t>
+      </w:r>
+      <w:r>
+        <w:t xml:space="preserve"> </w:t>
+      </w:r>
+      <w:r>
+        <w:t xml:space="preserve">K-nearest </w:t>
+      </w:r>
+      <w:r>
+        <w:t>classifies a point by finding</w:t>
+      </w:r>
+      <w:r>
+        <w:t xml:space="preserve"> its</w:t>
+      </w:r>
+      <w:r>
+        <w:t xml:space="preserve"> </w:t>
+      </w:r>
+      <w:r>
+        <w:t xml:space="preserve">closest </w:t>
+      </w:r>
+      <w:r>
+        <w:t xml:space="preserve">neighbors and setting the class of the </w:t>
+      </w:r>
+      <w:r>
+        <w:t>new data point</w:t>
+      </w:r>
+      <w:r>
+        <w:t xml:space="preserve"> to whatever class is most common amongst its nearest neighbors. </w:t>
+      </w:r>
+      <w:r>
+        <w:t>Finally, ridge regression is a useful tool when you have many regressors compared to the number of available training data</w:t>
+      </w:r>
+      <w:r>
+        <w:t xml:space="preserve"> and</w:t>
+      </w:r>
+      <w:r>
+        <w:t xml:space="preserve"> in situations where your</w:t>
+      </w:r>
+      <w:r>
+        <w:t xml:space="preserve"> data shows multicollinearity (the regressors show high correlations between them).</w:t>
+      </w:r>
+      <w:r>
+        <w:t xml:space="preserve"> </w:t>
+      </w:r>
+      <w:r>
+        <w:t>Although</w:t>
+      </w:r>
+      <w:r>
+        <w:t xml:space="preserve"> technically a regression method, </w:t>
+      </w:r>
+      <w:r>
+        <w:t xml:space="preserve">we can </w:t>
+      </w:r>
+      <w:r>
+        <w:t>use</w:t>
+      </w:r>
+      <w:r>
+        <w:t xml:space="preserve"> it</w:t>
+      </w:r>
+      <w:r>
+        <w:t xml:space="preserve"> for classification.</w:t>
       </w:r>
     </w:p>
     <w:p/>
@@ -3638,9 +7060,310 @@
         <w:pStyle w:val="Heading3"/>
       </w:pPr>
       <w:r>
+        <w:t>1</w:t>
+      </w:r>
+      <w:r>
+        <w:t>5</w:t>
+      </w:r>
+      <w:r>
+        <w:t>.1</w:t>
+      </w:r>
+      <w:r>
+        <w:t>5</w:t>
+      </w:r>
+      <w:r>
+        <w:t xml:space="preserve"> - Conclusion</w:t>
+      </w:r>
+    </w:p>
+    <w:p>
+      <w:r>
+        <w:t>Despite neural networks gradually taking over most of machine learning, logistic regression is still widely used.</w:t>
+      </w:r>
+      <w:r>
+        <w:t xml:space="preserve"> </w:t>
+      </w:r>
+      <w:r>
+        <w:t>First</w:t>
+      </w:r>
+      <w:r>
+        <w:t xml:space="preserve"> and foremost, a</w:t>
+      </w:r>
+      <w:r>
+        <w:t xml:space="preserve">s an </w:t>
+      </w:r>
+      <w:r>
+        <w:t>educational</w:t>
+      </w:r>
+      <w:r>
+        <w:t xml:space="preserve"> tool to teach the fundamentals of machine learning</w:t>
+      </w:r>
+      <w:r>
+        <w:t xml:space="preserve">, </w:t>
+      </w:r>
+      <w:r>
+        <w:t>such</w:t>
+      </w:r>
+      <w:r>
+        <w:t xml:space="preserve"> as</w:t>
+      </w:r>
+      <w:r>
+        <w:t xml:space="preserve"> loss functions and gradient descent.</w:t>
+      </w:r>
+      <w:r>
+        <w:t xml:space="preserve"> </w:t>
+      </w:r>
+      <w:r>
+        <w:t xml:space="preserve">But </w:t>
+      </w:r>
+      <w:proofErr w:type="gramStart"/>
+      <w:r>
+        <w:t>also</w:t>
+      </w:r>
+      <w:proofErr w:type="gramEnd"/>
+      <w:r>
+        <w:t xml:space="preserve"> because it just performs </w:t>
+      </w:r>
+      <w:r>
+        <w:t xml:space="preserve">so </w:t>
+      </w:r>
+      <w:r>
+        <w:t xml:space="preserve">well </w:t>
+      </w:r>
+      <w:r>
+        <w:t xml:space="preserve">for so many different datasets. </w:t>
+      </w:r>
+      <w:r>
+        <w:t>It is easier to implement, faster to train</w:t>
+      </w:r>
+      <w:r>
+        <w:t>,</w:t>
+      </w:r>
+      <w:r>
+        <w:t xml:space="preserve"> </w:t>
+      </w:r>
+      <w:r>
+        <w:t xml:space="preserve">and </w:t>
+      </w:r>
+      <w:r>
+        <w:t>doesn't</w:t>
+      </w:r>
+      <w:r>
+        <w:t xml:space="preserve"> require the amount of data </w:t>
+      </w:r>
+      <w:r>
+        <w:t>needed by a neural network</w:t>
+      </w:r>
+      <w:r>
+        <w:t>.</w:t>
+      </w:r>
+    </w:p>
+    <w:p/>
+    <w:p>
+      <w:pPr>
+        <w:pStyle w:val="Heading3"/>
+      </w:pPr>
+      <w:r>
+        <w:t>15.16 - Demo Notebooks</w:t>
+      </w:r>
+    </w:p>
+    <w:p/>
+    <w:p>
+      <w:pPr>
+        <w:spacing w:line="240" w:lineRule="auto"/>
+        <w:rPr>
+          <w:rFonts w:eastAsiaTheme="minorHAnsi" w:cstheme="minorBidi"/>
+          <w:b/>
+          <w:bCs/>
+        </w:rPr>
+      </w:pPr>
+      <w:r>
+        <w:br w:type="page"/>
+      </w:r>
+    </w:p>
+    <w:p>
+      <w:pPr>
+        <w:pStyle w:val="Heading3"/>
+      </w:pPr>
+      <w:r>
+        <w:lastRenderedPageBreak/>
         <w:t>15.17 - References</w:t>
       </w:r>
     </w:p>
+    <w:p>
+      <w:pPr>
+        <w:pStyle w:val="ListParagraph"/>
+        <w:numPr>
+          <w:ilvl w:val="0"/>
+          <w:numId w:val="4"/>
+        </w:numPr>
+      </w:pPr>
+      <w:r>
+        <w:t>Russell, S., Norvig, P. (2016). Artificial Intelligence: A Modern Approach</w:t>
+      </w:r>
+      <w:r>
+        <w:t xml:space="preserve">. </w:t>
+      </w:r>
+      <w:r>
+        <w:t xml:space="preserve">CreateSpace Independent Publishing Platform. </w:t>
+      </w:r>
+    </w:p>
+    <w:p>
+      <w:pPr>
+        <w:pStyle w:val="ListParagraph"/>
+        <w:numPr>
+          <w:ilvl w:val="0"/>
+          <w:numId w:val="4"/>
+        </w:numPr>
+      </w:pPr>
+      <w:r>
+        <w:t>Gurnsey, R. (2017).</w:t>
+      </w:r>
+      <w:r>
+        <w:t xml:space="preserve"> </w:t>
+      </w:r>
+      <w:r>
+        <w:t>Statistics for Research in Psychology: A Modern Approach Using Estimation.</w:t>
+      </w:r>
+      <w:r>
+        <w:t xml:space="preserve"> </w:t>
+      </w:r>
+      <w:r>
+        <w:t>United States: SAGE Publications.</w:t>
+      </w:r>
+    </w:p>
+    <w:p>
+      <w:pPr>
+        <w:pStyle w:val="ListParagraph"/>
+        <w:numPr>
+          <w:ilvl w:val="0"/>
+          <w:numId w:val="4"/>
+        </w:numPr>
+      </w:pPr>
+      <w:r>
+        <w:t>Michalski, R. S., Banerji, R. B., Anderson, J. R. (1983). Machine Learning: An Artificial Intelligence Approach.</w:t>
+      </w:r>
+      <w:r>
+        <w:t xml:space="preserve"> </w:t>
+      </w:r>
+      <w:r>
+        <w:t>Germany: Tioga Publishing Company.</w:t>
+      </w:r>
+    </w:p>
+    <w:p>
+      <w:pPr>
+        <w:pStyle w:val="ListParagraph"/>
+        <w:numPr>
+          <w:ilvl w:val="0"/>
+          <w:numId w:val="4"/>
+        </w:numPr>
+      </w:pPr>
+      <w:r>
+        <w:t>Murphy, K. P. (2012).</w:t>
+      </w:r>
+      <w:r>
+        <w:t xml:space="preserve"> </w:t>
+      </w:r>
+      <w:r>
+        <w:t>Machine Learning: A Probabilistic Perspective.</w:t>
+      </w:r>
+      <w:r>
+        <w:t xml:space="preserve"> </w:t>
+      </w:r>
+      <w:r>
+        <w:t>United Kingdom: MIT Press.</w:t>
+      </w:r>
+    </w:p>
+    <w:p>
+      <w:pPr>
+        <w:pStyle w:val="ListParagraph"/>
+        <w:numPr>
+          <w:ilvl w:val="0"/>
+          <w:numId w:val="4"/>
+        </w:numPr>
+      </w:pPr>
+      <w:r>
+        <w:t>Hespanha, J. P. (2018). Linear Systems Theory: Second Edition.</w:t>
+      </w:r>
+      <w:r>
+        <w:t xml:space="preserve"> </w:t>
+      </w:r>
+      <w:r>
+        <w:t>United Kingdom: Princeton University Press.</w:t>
+      </w:r>
+    </w:p>
+    <w:p>
+      <w:pPr>
+        <w:pStyle w:val="ListParagraph"/>
+        <w:numPr>
+          <w:ilvl w:val="0"/>
+          <w:numId w:val="4"/>
+        </w:numPr>
+      </w:pPr>
+      <w:r>
+        <w:t>Provost, F., Fawcett, T. (2013).</w:t>
+      </w:r>
+      <w:r>
+        <w:t xml:space="preserve"> </w:t>
+      </w:r>
+      <w:r>
+        <w:t>Data Science for Business: What You Need to Know about Data Mining and Data-Analytic Thinking.</w:t>
+      </w:r>
+      <w:r>
+        <w:t xml:space="preserve"> </w:t>
+      </w:r>
+      <w:r>
+        <w:t xml:space="preserve">United States: </w:t>
+      </w:r>
+      <w:r>
+        <w:t>O'Reilly</w:t>
+      </w:r>
+      <w:r>
+        <w:t xml:space="preserve"> Media.</w:t>
+      </w:r>
+    </w:p>
+    <w:p>
+      <w:pPr>
+        <w:pStyle w:val="ListParagraph"/>
+        <w:numPr>
+          <w:ilvl w:val="0"/>
+          <w:numId w:val="4"/>
+        </w:numPr>
+      </w:pPr>
+      <w:r>
+        <w:t>Rieke, F., Warland, D., Bialek, W., De Ruyter Van Steveninck, R. (1999). Spikes: Exploring the Neural Code.</w:t>
+      </w:r>
+      <w:r>
+        <w:t xml:space="preserve"> </w:t>
+      </w:r>
+      <w:r>
+        <w:t>United Kingdom: MIT Press.</w:t>
+      </w:r>
+    </w:p>
+    <w:p>
+      <w:pPr>
+        <w:pStyle w:val="ListParagraph"/>
+        <w:numPr>
+          <w:ilvl w:val="0"/>
+          <w:numId w:val="4"/>
+        </w:numPr>
+      </w:pPr>
+      <w:r>
+        <w:t>Van der Plas, J. (2016). Python Data Science Handbook: Essential Tools for Working with Data.</w:t>
+      </w:r>
+      <w:r>
+        <w:t xml:space="preserve"> </w:t>
+      </w:r>
+      <w:r>
+        <w:t xml:space="preserve">United States: </w:t>
+      </w:r>
+      <w:r>
+        <w:t>O'Reilly</w:t>
+      </w:r>
+      <w:r>
+        <w:t xml:space="preserve"> Media.</w:t>
+      </w:r>
+    </w:p>
+    <w:p/>
     <w:p/>
     <w:p/>
     <w:sectPr>
@@ -3654,7 +7377,7 @@
 </file>
 
 <file path=word/endnotes.xml><?xml version="1.0" encoding="utf-8"?>
-<w:endnotes xmlns:wpc="http://schemas.microsoft.com/office/word/2010/wordprocessingCanvas" xmlns:cx="http://schemas.microsoft.com/office/drawing/2014/chartex" xmlns:cx1="http://schemas.microsoft.com/office/drawing/2015/9/8/chartex" xmlns:cx2="http://schemas.microsoft.com/office/drawing/2015/10/21/chartex" xmlns:cx3="http://schemas.microsoft.com/office/drawing/2016/5/9/chartex" xmlns:cx4="http://schemas.microsoft.com/office/drawing/2016/5/10/chartex" xmlns:cx5="http://schemas.microsoft.com/office/drawing/2016/5/11/chartex" xmlns:cx6="http://schemas.microsoft.com/office/drawing/2016/5/12/chartex" xmlns:cx7="http://schemas.microsoft.com/office/drawing/2016/5/13/chartex" xmlns:cx8="http://schemas.microsoft.com/office/drawing/2016/5/14/chartex" xmlns:mc="http://schemas.openxmlformats.org/markup-compatibility/2006" xmlns:aink="http://schemas.microsoft.com/office/drawing/2016/ink" xmlns:am3d="http://schemas.microsoft.com/office/drawing/2017/model3d" xmlns:o="urn:schemas-microsoft-com:office:office" xmlns:r="http://schemas.openxmlformats.org/officeDocument/2006/relationships" xmlns:m="http://schemas.openxmlformats.org/officeDocument/2006/math" xmlns:v="urn:schemas-microsoft-com:vml" xmlns:wp14="http://schemas.microsoft.com/office/word/2010/wordprocessingDrawing" xmlns:wp="http://schemas.openxmlformats.org/drawingml/2006/wordprocessingDrawing" xmlns:w10="urn:schemas-microsoft-com:office:word" xmlns:w="http://schemas.openxmlformats.org/wordprocessingml/2006/main" xmlns:w14="http://schemas.microsoft.com/office/word/2010/wordml" xmlns:w15="http://schemas.microsoft.com/office/word/2012/wordml" xmlns:w16cex="http://schemas.microsoft.com/office/word/2018/wordml/cex" xmlns:w16cid="http://schemas.microsoft.com/office/word/2016/wordml/cid" xmlns:w16="http://schemas.microsoft.com/office/word/2018/wordml" xmlns:w16sdtdh="http://schemas.microsoft.com/office/word/2020/wordml/sdtdatahash" xmlns:w16se="http://schemas.microsoft.com/office/word/2015/wordml/symex" xmlns:wpg="http://schemas.microsoft.com/office/word/2010/wordprocessingGroup" xmlns:wpi="http://schemas.microsoft.com/office/word/2010/wordprocessingInk" xmlns:wne="http://schemas.microsoft.com/office/word/2006/wordml" xmlns:wps="http://schemas.microsoft.com/office/word/2010/wordprocessingShape" mc:Ignorable="w14 w15 w16se w16cid w16 w16cex w16sdtdh wp14">
+<w:endnotes xmlns:wpc="http://schemas.microsoft.com/office/word/2010/wordprocessingCanvas" xmlns:cx="http://schemas.microsoft.com/office/drawing/2014/chartex" xmlns:cx1="http://schemas.microsoft.com/office/drawing/2015/9/8/chartex" xmlns:cx2="http://schemas.microsoft.com/office/drawing/2015/10/21/chartex" xmlns:cx3="http://schemas.microsoft.com/office/drawing/2016/5/9/chartex" xmlns:cx4="http://schemas.microsoft.com/office/drawing/2016/5/10/chartex" xmlns:cx5="http://schemas.microsoft.com/office/drawing/2016/5/11/chartex" xmlns:cx6="http://schemas.microsoft.com/office/drawing/2016/5/12/chartex" xmlns:cx7="http://schemas.microsoft.com/office/drawing/2016/5/13/chartex" xmlns:cx8="http://schemas.microsoft.com/office/drawing/2016/5/14/chartex" xmlns:mc="http://schemas.openxmlformats.org/markup-compatibility/2006" xmlns:aink="http://schemas.microsoft.com/office/drawing/2016/ink" xmlns:am3d="http://schemas.microsoft.com/office/drawing/2017/model3d" xmlns:o="urn:schemas-microsoft-com:office:office" xmlns:oel="http://schemas.microsoft.com/office/2019/extlst" xmlns:r="http://schemas.openxmlformats.org/officeDocument/2006/relationships" xmlns:m="http://schemas.openxmlformats.org/officeDocument/2006/math" xmlns:v="urn:schemas-microsoft-com:vml" xmlns:wp14="http://schemas.microsoft.com/office/word/2010/wordprocessingDrawing" xmlns:wp="http://schemas.openxmlformats.org/drawingml/2006/wordprocessingDrawing" xmlns:w10="urn:schemas-microsoft-com:office:word" xmlns:w="http://schemas.openxmlformats.org/wordprocessingml/2006/main" xmlns:w14="http://schemas.microsoft.com/office/word/2010/wordml" xmlns:w15="http://schemas.microsoft.com/office/word/2012/wordml" xmlns:w16cex="http://schemas.microsoft.com/office/word/2018/wordml/cex" xmlns:w16cid="http://schemas.microsoft.com/office/word/2016/wordml/cid" xmlns:w16="http://schemas.microsoft.com/office/word/2018/wordml" xmlns:w16sdtdh="http://schemas.microsoft.com/office/word/2020/wordml/sdtdatahash" xmlns:w16se="http://schemas.microsoft.com/office/word/2015/wordml/symex" xmlns:wpg="http://schemas.microsoft.com/office/word/2010/wordprocessingGroup" xmlns:wpi="http://schemas.microsoft.com/office/word/2010/wordprocessingInk" xmlns:wne="http://schemas.microsoft.com/office/word/2006/wordml" xmlns:wps="http://schemas.microsoft.com/office/word/2010/wordprocessingShape" mc:Ignorable="w14 w15 w16se w16cid w16 w16cex w16sdtdh wp14">
   <w:endnote w:type="separator" w:id="-1">
     <w:p>
       <w:r>
@@ -3673,7 +7396,7 @@
 </file>
 
 <file path=word/footnotes.xml><?xml version="1.0" encoding="utf-8"?>
-<w:footnotes xmlns:wpc="http://schemas.microsoft.com/office/word/2010/wordprocessingCanvas" xmlns:cx="http://schemas.microsoft.com/office/drawing/2014/chartex" xmlns:cx1="http://schemas.microsoft.com/office/drawing/2015/9/8/chartex" xmlns:cx2="http://schemas.microsoft.com/office/drawing/2015/10/21/chartex" xmlns:cx3="http://schemas.microsoft.com/office/drawing/2016/5/9/chartex" xmlns:cx4="http://schemas.microsoft.com/office/drawing/2016/5/10/chartex" xmlns:cx5="http://schemas.microsoft.com/office/drawing/2016/5/11/chartex" xmlns:cx6="http://schemas.microsoft.com/office/drawing/2016/5/12/chartex" xmlns:cx7="http://schemas.microsoft.com/office/drawing/2016/5/13/chartex" xmlns:cx8="http://schemas.microsoft.com/office/drawing/2016/5/14/chartex" xmlns:mc="http://schemas.openxmlformats.org/markup-compatibility/2006" xmlns:aink="http://schemas.microsoft.com/office/drawing/2016/ink" xmlns:am3d="http://schemas.microsoft.com/office/drawing/2017/model3d" xmlns:o="urn:schemas-microsoft-com:office:office" xmlns:r="http://schemas.openxmlformats.org/officeDocument/2006/relationships" xmlns:m="http://schemas.openxmlformats.org/officeDocument/2006/math" xmlns:v="urn:schemas-microsoft-com:vml" xmlns:wp14="http://schemas.microsoft.com/office/word/2010/wordprocessingDrawing" xmlns:wp="http://schemas.openxmlformats.org/drawingml/2006/wordprocessingDrawing" xmlns:w10="urn:schemas-microsoft-com:office:word" xmlns:w="http://schemas.openxmlformats.org/wordprocessingml/2006/main" xmlns:w14="http://schemas.microsoft.com/office/word/2010/wordml" xmlns:w15="http://schemas.microsoft.com/office/word/2012/wordml" xmlns:w16cex="http://schemas.microsoft.com/office/word/2018/wordml/cex" xmlns:w16cid="http://schemas.microsoft.com/office/word/2016/wordml/cid" xmlns:w16="http://schemas.microsoft.com/office/word/2018/wordml" xmlns:w16sdtdh="http://schemas.microsoft.com/office/word/2020/wordml/sdtdatahash" xmlns:w16se="http://schemas.microsoft.com/office/word/2015/wordml/symex" xmlns:wpg="http://schemas.microsoft.com/office/word/2010/wordprocessingGroup" xmlns:wpi="http://schemas.microsoft.com/office/word/2010/wordprocessingInk" xmlns:wne="http://schemas.microsoft.com/office/word/2006/wordml" xmlns:wps="http://schemas.microsoft.com/office/word/2010/wordprocessingShape" mc:Ignorable="w14 w15 w16se w16cid w16 w16cex w16sdtdh wp14">
+<w:footnotes xmlns:wpc="http://schemas.microsoft.com/office/word/2010/wordprocessingCanvas" xmlns:cx="http://schemas.microsoft.com/office/drawing/2014/chartex" xmlns:cx1="http://schemas.microsoft.com/office/drawing/2015/9/8/chartex" xmlns:cx2="http://schemas.microsoft.com/office/drawing/2015/10/21/chartex" xmlns:cx3="http://schemas.microsoft.com/office/drawing/2016/5/9/chartex" xmlns:cx4="http://schemas.microsoft.com/office/drawing/2016/5/10/chartex" xmlns:cx5="http://schemas.microsoft.com/office/drawing/2016/5/11/chartex" xmlns:cx6="http://schemas.microsoft.com/office/drawing/2016/5/12/chartex" xmlns:cx7="http://schemas.microsoft.com/office/drawing/2016/5/13/chartex" xmlns:cx8="http://schemas.microsoft.com/office/drawing/2016/5/14/chartex" xmlns:mc="http://schemas.openxmlformats.org/markup-compatibility/2006" xmlns:aink="http://schemas.microsoft.com/office/drawing/2016/ink" xmlns:am3d="http://schemas.microsoft.com/office/drawing/2017/model3d" xmlns:o="urn:schemas-microsoft-com:office:office" xmlns:oel="http://schemas.microsoft.com/office/2019/extlst" xmlns:r="http://schemas.openxmlformats.org/officeDocument/2006/relationships" xmlns:m="http://schemas.openxmlformats.org/officeDocument/2006/math" xmlns:v="urn:schemas-microsoft-com:vml" xmlns:wp14="http://schemas.microsoft.com/office/word/2010/wordprocessingDrawing" xmlns:wp="http://schemas.openxmlformats.org/drawingml/2006/wordprocessingDrawing" xmlns:w10="urn:schemas-microsoft-com:office:word" xmlns:w="http://schemas.openxmlformats.org/wordprocessingml/2006/main" xmlns:w14="http://schemas.microsoft.com/office/word/2010/wordml" xmlns:w15="http://schemas.microsoft.com/office/word/2012/wordml" xmlns:w16cex="http://schemas.microsoft.com/office/word/2018/wordml/cex" xmlns:w16cid="http://schemas.microsoft.com/office/word/2016/wordml/cid" xmlns:w16="http://schemas.microsoft.com/office/word/2018/wordml" xmlns:w16sdtdh="http://schemas.microsoft.com/office/word/2020/wordml/sdtdatahash" xmlns:w16se="http://schemas.microsoft.com/office/word/2015/wordml/symex" xmlns:wpg="http://schemas.microsoft.com/office/word/2010/wordprocessingGroup" xmlns:wpi="http://schemas.microsoft.com/office/word/2010/wordprocessingInk" xmlns:wne="http://schemas.microsoft.com/office/word/2006/wordml" xmlns:wps="http://schemas.microsoft.com/office/word/2010/wordprocessingShape" mc:Ignorable="w14 w15 w16se w16cid w16 w16cex w16sdtdh wp14">
   <w:footnote w:type="separator" w:id="-1">
     <w:p>
       <w:r>
@@ -3692,7 +7415,7 @@
 </file>
 
 <file path=word/numbering.xml><?xml version="1.0" encoding="utf-8"?>
-<w:numbering xmlns:wpc="http://schemas.microsoft.com/office/word/2010/wordprocessingCanvas" xmlns:cx="http://schemas.microsoft.com/office/drawing/2014/chartex" xmlns:cx1="http://schemas.microsoft.com/office/drawing/2015/9/8/chartex" xmlns:cx2="http://schemas.microsoft.com/office/drawing/2015/10/21/chartex" xmlns:cx3="http://schemas.microsoft.com/office/drawing/2016/5/9/chartex" xmlns:cx4="http://schemas.microsoft.com/office/drawing/2016/5/10/chartex" xmlns:cx5="http://schemas.microsoft.com/office/drawing/2016/5/11/chartex" xmlns:cx6="http://schemas.microsoft.com/office/drawing/2016/5/12/chartex" xmlns:cx7="http://schemas.microsoft.com/office/drawing/2016/5/13/chartex" xmlns:cx8="http://schemas.microsoft.com/office/drawing/2016/5/14/chartex" xmlns:mc="http://schemas.openxmlformats.org/markup-compatibility/2006" xmlns:aink="http://schemas.microsoft.com/office/drawing/2016/ink" xmlns:am3d="http://schemas.microsoft.com/office/drawing/2017/model3d" xmlns:o="urn:schemas-microsoft-com:office:office" xmlns:r="http://schemas.openxmlformats.org/officeDocument/2006/relationships" xmlns:m="http://schemas.openxmlformats.org/officeDocument/2006/math" xmlns:v="urn:schemas-microsoft-com:vml" xmlns:wp14="http://schemas.microsoft.com/office/word/2010/wordprocessingDrawing" xmlns:wp="http://schemas.openxmlformats.org/drawingml/2006/wordprocessingDrawing" xmlns:w10="urn:schemas-microsoft-com:office:word" xmlns:w="http://schemas.openxmlformats.org/wordprocessingml/2006/main" xmlns:w14="http://schemas.microsoft.com/office/word/2010/wordml" xmlns:w15="http://schemas.microsoft.com/office/word/2012/wordml" xmlns:w16cex="http://schemas.microsoft.com/office/word/2018/wordml/cex" xmlns:w16cid="http://schemas.microsoft.com/office/word/2016/wordml/cid" xmlns:w16="http://schemas.microsoft.com/office/word/2018/wordml" xmlns:w16sdtdh="http://schemas.microsoft.com/office/word/2020/wordml/sdtdatahash" xmlns:w16se="http://schemas.microsoft.com/office/word/2015/wordml/symex" xmlns:wpg="http://schemas.microsoft.com/office/word/2010/wordprocessingGroup" xmlns:wpi="http://schemas.microsoft.com/office/word/2010/wordprocessingInk" xmlns:wne="http://schemas.microsoft.com/office/word/2006/wordml" xmlns:wps="http://schemas.microsoft.com/office/word/2010/wordprocessingShape" mc:Ignorable="w14 w15 w16se w16cid w16 w16cex w16sdtdh wp14">
+<w:numbering xmlns:wpc="http://schemas.microsoft.com/office/word/2010/wordprocessingCanvas" xmlns:cx="http://schemas.microsoft.com/office/drawing/2014/chartex" xmlns:cx1="http://schemas.microsoft.com/office/drawing/2015/9/8/chartex" xmlns:cx2="http://schemas.microsoft.com/office/drawing/2015/10/21/chartex" xmlns:cx3="http://schemas.microsoft.com/office/drawing/2016/5/9/chartex" xmlns:cx4="http://schemas.microsoft.com/office/drawing/2016/5/10/chartex" xmlns:cx5="http://schemas.microsoft.com/office/drawing/2016/5/11/chartex" xmlns:cx6="http://schemas.microsoft.com/office/drawing/2016/5/12/chartex" xmlns:cx7="http://schemas.microsoft.com/office/drawing/2016/5/13/chartex" xmlns:cx8="http://schemas.microsoft.com/office/drawing/2016/5/14/chartex" xmlns:mc="http://schemas.openxmlformats.org/markup-compatibility/2006" xmlns:aink="http://schemas.microsoft.com/office/drawing/2016/ink" xmlns:am3d="http://schemas.microsoft.com/office/drawing/2017/model3d" xmlns:o="urn:schemas-microsoft-com:office:office" xmlns:oel="http://schemas.microsoft.com/office/2019/extlst" xmlns:r="http://schemas.openxmlformats.org/officeDocument/2006/relationships" xmlns:m="http://schemas.openxmlformats.org/officeDocument/2006/math" xmlns:v="urn:schemas-microsoft-com:vml" xmlns:wp14="http://schemas.microsoft.com/office/word/2010/wordprocessingDrawing" xmlns:wp="http://schemas.openxmlformats.org/drawingml/2006/wordprocessingDrawing" xmlns:w10="urn:schemas-microsoft-com:office:word" xmlns:w="http://schemas.openxmlformats.org/wordprocessingml/2006/main" xmlns:w14="http://schemas.microsoft.com/office/word/2010/wordml" xmlns:w15="http://schemas.microsoft.com/office/word/2012/wordml" xmlns:w16cex="http://schemas.microsoft.com/office/word/2018/wordml/cex" xmlns:w16cid="http://schemas.microsoft.com/office/word/2016/wordml/cid" xmlns:w16="http://schemas.microsoft.com/office/word/2018/wordml" xmlns:w16sdtdh="http://schemas.microsoft.com/office/word/2020/wordml/sdtdatahash" xmlns:w16se="http://schemas.microsoft.com/office/word/2015/wordml/symex" xmlns:wpg="http://schemas.microsoft.com/office/word/2010/wordprocessingGroup" xmlns:wpi="http://schemas.microsoft.com/office/word/2010/wordprocessingInk" xmlns:wne="http://schemas.microsoft.com/office/word/2006/wordml" xmlns:wps="http://schemas.microsoft.com/office/word/2010/wordprocessingShape" mc:Ignorable="w14 w15 w16se w16cid w16 w16cex w16sdtdh wp14">
   <w:abstractNum w:abstractNumId="0" w15:restartNumberingAfterBreak="0">
     <w:nsid w:val="569F5F83"/>
     <w:multiLevelType w:val="hybridMultilevel"/>
@@ -3807,6 +7530,119 @@
     </w:lvl>
   </w:abstractNum>
   <w:abstractNum w:abstractNumId="1" w15:restartNumberingAfterBreak="0">
+    <w:nsid w:val="7C3C4A22"/>
+    <w:multiLevelType w:val="hybridMultilevel"/>
+    <w:tmpl w:val="9B164140"/>
+    <w:lvl w:ilvl="0" w:tplc="04090001">
+      <w:start w:val="1"/>
+      <w:numFmt w:val="bullet"/>
+      <w:lvlText w:val=""/>
+      <w:lvlJc w:val="left"/>
+      <w:pPr>
+        <w:ind w:left="720" w:hanging="360"/>
+      </w:pPr>
+      <w:rPr>
+        <w:rFonts w:ascii="Symbol" w:hAnsi="Symbol" w:hint="default"/>
+      </w:rPr>
+    </w:lvl>
+    <w:lvl w:ilvl="1" w:tplc="04090003" w:tentative="1">
+      <w:start w:val="1"/>
+      <w:numFmt w:val="bullet"/>
+      <w:lvlText w:val="o"/>
+      <w:lvlJc w:val="left"/>
+      <w:pPr>
+        <w:ind w:left="1440" w:hanging="360"/>
+      </w:pPr>
+      <w:rPr>
+        <w:rFonts w:ascii="Courier New" w:hAnsi="Courier New" w:cs="Courier New" w:hint="default"/>
+      </w:rPr>
+    </w:lvl>
+    <w:lvl w:ilvl="2" w:tplc="04090005" w:tentative="1">
+      <w:start w:val="1"/>
+      <w:numFmt w:val="bullet"/>
+      <w:lvlText w:val=""/>
+      <w:lvlJc w:val="left"/>
+      <w:pPr>
+        <w:ind w:left="2160" w:hanging="360"/>
+      </w:pPr>
+      <w:rPr>
+        <w:rFonts w:ascii="Wingdings" w:hAnsi="Wingdings" w:hint="default"/>
+      </w:rPr>
+    </w:lvl>
+    <w:lvl w:ilvl="3" w:tplc="04090001" w:tentative="1">
+      <w:start w:val="1"/>
+      <w:numFmt w:val="bullet"/>
+      <w:lvlText w:val=""/>
+      <w:lvlJc w:val="left"/>
+      <w:pPr>
+        <w:ind w:left="2880" w:hanging="360"/>
+      </w:pPr>
+      <w:rPr>
+        <w:rFonts w:ascii="Symbol" w:hAnsi="Symbol" w:hint="default"/>
+      </w:rPr>
+    </w:lvl>
+    <w:lvl w:ilvl="4" w:tplc="04090003" w:tentative="1">
+      <w:start w:val="1"/>
+      <w:numFmt w:val="bullet"/>
+      <w:lvlText w:val="o"/>
+      <w:lvlJc w:val="left"/>
+      <w:pPr>
+        <w:ind w:left="3600" w:hanging="360"/>
+      </w:pPr>
+      <w:rPr>
+        <w:rFonts w:ascii="Courier New" w:hAnsi="Courier New" w:cs="Courier New" w:hint="default"/>
+      </w:rPr>
+    </w:lvl>
+    <w:lvl w:ilvl="5" w:tplc="04090005" w:tentative="1">
+      <w:start w:val="1"/>
+      <w:numFmt w:val="bullet"/>
+      <w:lvlText w:val=""/>
+      <w:lvlJc w:val="left"/>
+      <w:pPr>
+        <w:ind w:left="4320" w:hanging="360"/>
+      </w:pPr>
+      <w:rPr>
+        <w:rFonts w:ascii="Wingdings" w:hAnsi="Wingdings" w:hint="default"/>
+      </w:rPr>
+    </w:lvl>
+    <w:lvl w:ilvl="6" w:tplc="04090001" w:tentative="1">
+      <w:start w:val="1"/>
+      <w:numFmt w:val="bullet"/>
+      <w:lvlText w:val=""/>
+      <w:lvlJc w:val="left"/>
+      <w:pPr>
+        <w:ind w:left="5040" w:hanging="360"/>
+      </w:pPr>
+      <w:rPr>
+        <w:rFonts w:ascii="Symbol" w:hAnsi="Symbol" w:hint="default"/>
+      </w:rPr>
+    </w:lvl>
+    <w:lvl w:ilvl="7" w:tplc="04090003" w:tentative="1">
+      <w:start w:val="1"/>
+      <w:numFmt w:val="bullet"/>
+      <w:lvlText w:val="o"/>
+      <w:lvlJc w:val="left"/>
+      <w:pPr>
+        <w:ind w:left="5760" w:hanging="360"/>
+      </w:pPr>
+      <w:rPr>
+        <w:rFonts w:ascii="Courier New" w:hAnsi="Courier New" w:cs="Courier New" w:hint="default"/>
+      </w:rPr>
+    </w:lvl>
+    <w:lvl w:ilvl="8" w:tplc="04090005" w:tentative="1">
+      <w:start w:val="1"/>
+      <w:numFmt w:val="bullet"/>
+      <w:lvlText w:val=""/>
+      <w:lvlJc w:val="left"/>
+      <w:pPr>
+        <w:ind w:left="6480" w:hanging="360"/>
+      </w:pPr>
+      <w:rPr>
+        <w:rFonts w:ascii="Wingdings" w:hAnsi="Wingdings" w:hint="default"/>
+      </w:rPr>
+    </w:lvl>
+  </w:abstractNum>
+  <w:abstractNum w:abstractNumId="2" w15:restartNumberingAfterBreak="0">
     <w:nsid w:val="7E6B240F"/>
     <w:multiLevelType w:val="hybridMultilevel"/>
     <w:tmpl w:val="1CC4F642"/>
@@ -3919,7 +7755,7 @@
       </w:rPr>
     </w:lvl>
   </w:abstractNum>
-  <w:abstractNum w:abstractNumId="2" w15:restartNumberingAfterBreak="0">
+  <w:abstractNum w:abstractNumId="3" w15:restartNumberingAfterBreak="0">
     <w:nsid w:val="7F261819"/>
     <w:multiLevelType w:val="hybridMultilevel"/>
     <w:tmpl w:val="52D62D98"/>
@@ -4005,13 +7841,16 @@
       </w:pPr>
     </w:lvl>
   </w:abstractNum>
-  <w:num w:numId="1">
+  <w:num w:numId="1" w16cid:durableId="402531806">
     <w:abstractNumId w:val="0"/>
   </w:num>
-  <w:num w:numId="2">
+  <w:num w:numId="2" w16cid:durableId="1434714610">
+    <w:abstractNumId w:val="3"/>
+  </w:num>
+  <w:num w:numId="3" w16cid:durableId="1693989644">
     <w:abstractNumId w:val="2"/>
   </w:num>
-  <w:num w:numId="3">
+  <w:num w:numId="4" w16cid:durableId="1208957745">
     <w:abstractNumId w:val="1"/>
   </w:num>
 </w:numbering>
@@ -4789,6 +8628,16 @@
     <w:basedOn w:val="DefaultParagraphFont"/>
     <w:rsid w:val="0095386F"/>
   </w:style>
+  <w:style w:type="character" w:styleId="PlaceholderText">
+    <w:name w:val="Placeholder Text"/>
+    <w:basedOn w:val="DefaultParagraphFont"/>
+    <w:uiPriority w:val="99"/>
+    <w:semiHidden/>
+    <w:rsid w:val="00EE7D1D"/>
+    <w:rPr>
+      <w:color w:val="808080"/>
+    </w:rPr>
+  </w:style>
 </w:styles>
 </file>
 
@@ -5085,4 +8934,24 @@
     </a:ext>
   </a:extLst>
 </a:theme>
+</file>
+
+<file path=word/webextensions/taskpanes.xml><?xml version="1.0" encoding="utf-8"?>
+<wetp:taskpanes xmlns:wetp="http://schemas.microsoft.com/office/webextensions/taskpanes/2010/11">
+  <wetp:taskpane dockstate="right" visibility="0" width="350" row="0">
+    <wetp:webextensionref xmlns:r="http://schemas.openxmlformats.org/officeDocument/2006/relationships" r:id="rId1"/>
+  </wetp:taskpane>
+</wetp:taskpanes>
+</file>
+
+<file path=word/webextensions/webextension1.xml><?xml version="1.0" encoding="utf-8"?>
+<we:webextension xmlns:we="http://schemas.microsoft.com/office/webextensions/webextension/2010/11" id="{499C51EB-83C7-F841-B5AE-CC1B1B9E5357}">
+  <we:reference id="wa200001011" version="1.2.0.0" store="en-US" storeType="OMEX"/>
+  <we:alternateReferences>
+    <we:reference id="WA200001011" version="1.2.0.0" store="" storeType="OMEX"/>
+  </we:alternateReferences>
+  <we:properties/>
+  <we:bindings/>
+  <we:snapshot xmlns:r="http://schemas.openxmlformats.org/officeDocument/2006/relationships"/>
+</we:webextension>
 </file>